--- a/PROC&SVC/Ejercicios/UT1/PSP_UT1_Practica1_Analizador_paralelo_logs.docx
+++ b/PROC&SVC/Ejercicios/UT1/PSP_UT1_Practica1_Analizador_paralelo_logs.docx
@@ -7,14 +7,18 @@
         <w:pStyle w:val="Normal"/>
         <w:spacing w:before="0" w:after="0"/>
         <w:jc w:val="start"/>
-        <w:rPr/>
-      </w:pPr>
-      <w:r>
         <w:rPr>
           <w:b/>
           <w:color w:val="595959"/>
           <w:sz w:val="17"/>
         </w:rPr>
+      </w:pPr>
+      <w:r>
+        <w:rPr>
+          <w:b/>
+          <w:color w:val="595959"/>
+          <w:sz w:val="17"/>
+        </w:rPr>
         <w:t>CIFP SANTA CATALINA · PROGRAMACIÓN DE SERVICIOS Y PROCESOS (0490) · 2º DAM</w:t>
       </w:r>
     </w:p>
@@ -23,7 +27,10 @@
         <w:pStyle w:val="Normal"/>
         <w:spacing w:before="0" w:after="200"/>
         <w:jc w:val="start"/>
-        <w:rPr/>
+        <w:rPr>
+          <w:color w:val="595959"/>
+          <w:sz w:val="17"/>
+        </w:rPr>
       </w:pPr>
       <w:r>
         <w:rPr>
@@ -41,14 +48,18 @@
         </w:pBdr>
         <w:spacing w:before="0" w:after="40"/>
         <w:jc w:val="start"/>
-        <w:rPr/>
-      </w:pPr>
-      <w:r>
         <w:rPr>
           <w:b/>
           <w:color w:val="C1440E"/>
           <w:sz w:val="21"/>
         </w:rPr>
+      </w:pPr>
+      <w:r>
+        <w:rPr>
+          <w:b/>
+          <w:color w:val="C1440E"/>
+          <w:sz w:val="21"/>
+        </w:rPr>
         <w:t>Práctica 1</w:t>
       </w:r>
     </w:p>
@@ -57,14 +68,18 @@
         <w:pStyle w:val="Normal"/>
         <w:spacing w:before="120" w:after="80"/>
         <w:jc w:val="start"/>
-        <w:rPr/>
-      </w:pPr>
-      <w:r>
         <w:rPr>
           <w:b/>
           <w:color w:val="1F3864"/>
           <w:sz w:val="34"/>
         </w:rPr>
+      </w:pPr>
+      <w:r>
+        <w:rPr>
+          <w:b/>
+          <w:color w:val="1F3864"/>
+          <w:sz w:val="34"/>
+        </w:rPr>
         <w:t>Analizador paralelo de logs</w:t>
       </w:r>
     </w:p>
@@ -73,14 +88,18 @@
         <w:pStyle w:val="Normal"/>
         <w:spacing w:before="0" w:after="160"/>
         <w:jc w:val="start"/>
-        <w:rPr/>
-      </w:pPr>
-      <w:r>
         <w:rPr>
           <w:b/>
           <w:color w:val="595959"/>
           <w:sz w:val="22"/>
         </w:rPr>
+      </w:pPr>
+      <w:r>
+        <w:rPr>
+          <w:b/>
+          <w:color w:val="595959"/>
+          <w:sz w:val="22"/>
+        </w:rPr>
         <w:t>MercaByte: procesos hijo, ProcessBuilder, comunicación por la entrada y la salida estándar, sincronización, rendimiento y monitorización</w:t>
       </w:r>
     </w:p>
@@ -122,7 +141,9 @@
       <w:pPr>
         <w:pStyle w:val="Normal"/>
         <w:keepNext w:val="true"/>
-        <w:rPr/>
+        <w:rPr>
+          <w:b/>
+        </w:rPr>
       </w:pPr>
       <w:r>
         <w:rPr>
@@ -182,21 +203,25 @@
               <w:bottom w:val="single" w:sz="4" w:space="0" w:color="BFBFBF"/>
               <w:end w:val="single" w:sz="4" w:space="0" w:color="BFBFBF"/>
             </w:tcBorders>
-            <w:shd w:color="auto" w:fill="1F3864" w:val="clear"/>
-          </w:tcPr>
-          <w:p>
-            <w:pPr>
-              <w:pStyle w:val="Normal"/>
-              <w:spacing w:lineRule="auto" w:line="252" w:before="0" w:after="20"/>
-              <w:jc w:val="start"/>
-              <w:rPr/>
-            </w:pPr>
-            <w:r>
+            <w:shd w:fill="1F3864" w:val="clear"/>
+          </w:tcPr>
+          <w:p>
+            <w:pPr>
+              <w:pStyle w:val="Normal"/>
+              <w:spacing w:lineRule="auto" w:line="252" w:before="0" w:after="20"/>
+              <w:jc w:val="start"/>
               <w:rPr>
                 <w:b/>
                 <w:color w:val="FFFFFF"/>
                 <w:sz w:val="19"/>
               </w:rPr>
+            </w:pPr>
+            <w:r>
+              <w:rPr>
+                <w:b/>
+                <w:color w:val="FFFFFF"/>
+                <w:sz w:val="19"/>
+              </w:rPr>
               <w:t>CE</w:t>
             </w:r>
           </w:p>
@@ -210,14 +235,18 @@
               <w:bottom w:val="single" w:sz="4" w:space="0" w:color="BFBFBF"/>
               <w:end w:val="single" w:sz="4" w:space="0" w:color="BFBFBF"/>
             </w:tcBorders>
-            <w:shd w:color="auto" w:fill="1F3864" w:val="clear"/>
-          </w:tcPr>
-          <w:p>
-            <w:pPr>
-              <w:pStyle w:val="Normal"/>
-              <w:spacing w:lineRule="auto" w:line="252" w:before="0" w:after="20"/>
-              <w:jc w:val="start"/>
-              <w:rPr/>
+            <w:shd w:fill="1F3864" w:val="clear"/>
+          </w:tcPr>
+          <w:p>
+            <w:pPr>
+              <w:pStyle w:val="Normal"/>
+              <w:spacing w:lineRule="auto" w:line="252" w:before="0" w:after="20"/>
+              <w:jc w:val="start"/>
+              <w:rPr>
+                <w:b/>
+                <w:color w:val="FFFFFF"/>
+                <w:sz w:val="19"/>
+              </w:rPr>
             </w:pPr>
             <w:r>
               <w:rPr>
@@ -250,7 +279,10 @@
               <w:keepNext w:val="true"/>
               <w:spacing w:lineRule="auto" w:line="252" w:before="0" w:after="20"/>
               <w:jc w:val="start"/>
-              <w:rPr/>
+              <w:rPr>
+                <w:b/>
+                <w:sz w:val="19"/>
+              </w:rPr>
             </w:pPr>
             <w:r>
               <w:rPr>
@@ -277,7 +309,10 @@
               <w:keepNext w:val="true"/>
               <w:spacing w:lineRule="auto" w:line="252" w:before="0" w:after="20"/>
               <w:jc w:val="start"/>
-              <w:rPr/>
+              <w:rPr>
+                <w:b w:val="false"/>
+                <w:sz w:val="19"/>
+              </w:rPr>
             </w:pPr>
             <w:r>
               <w:rPr>
@@ -302,7 +337,7 @@
               <w:bottom w:val="single" w:sz="4" w:space="0" w:color="BFBFBF"/>
               <w:end w:val="single" w:sz="4" w:space="0" w:color="BFBFBF"/>
             </w:tcBorders>
-            <w:shd w:color="auto" w:fill="F7F7F7" w:val="clear"/>
+            <w:shd w:fill="F7F7F7" w:val="clear"/>
           </w:tcPr>
           <w:p>
             <w:pPr>
@@ -310,7 +345,10 @@
               <w:keepNext w:val="true"/>
               <w:spacing w:lineRule="auto" w:line="252" w:before="0" w:after="20"/>
               <w:jc w:val="start"/>
-              <w:rPr/>
+              <w:rPr>
+                <w:b/>
+                <w:sz w:val="19"/>
+              </w:rPr>
             </w:pPr>
             <w:r>
               <w:rPr>
@@ -330,7 +368,7 @@
               <w:bottom w:val="single" w:sz="4" w:space="0" w:color="BFBFBF"/>
               <w:end w:val="single" w:sz="4" w:space="0" w:color="BFBFBF"/>
             </w:tcBorders>
-            <w:shd w:color="auto" w:fill="F7F7F7" w:val="clear"/>
+            <w:shd w:fill="F7F7F7" w:val="clear"/>
           </w:tcPr>
           <w:p>
             <w:pPr>
@@ -338,7 +376,10 @@
               <w:keepNext w:val="true"/>
               <w:spacing w:lineRule="auto" w:line="252" w:before="0" w:after="20"/>
               <w:jc w:val="start"/>
-              <w:rPr/>
+              <w:rPr>
+                <w:b w:val="false"/>
+                <w:sz w:val="19"/>
+              </w:rPr>
             </w:pPr>
             <w:r>
               <w:rPr>
@@ -370,7 +411,10 @@
               <w:keepNext w:val="true"/>
               <w:spacing w:lineRule="auto" w:line="252" w:before="0" w:after="20"/>
               <w:jc w:val="start"/>
-              <w:rPr/>
+              <w:rPr>
+                <w:b/>
+                <w:sz w:val="19"/>
+              </w:rPr>
             </w:pPr>
             <w:r>
               <w:rPr>
@@ -397,7 +441,10 @@
               <w:keepNext w:val="true"/>
               <w:spacing w:lineRule="auto" w:line="252" w:before="0" w:after="20"/>
               <w:jc w:val="start"/>
-              <w:rPr/>
+              <w:rPr>
+                <w:b w:val="false"/>
+                <w:sz w:val="19"/>
+              </w:rPr>
             </w:pPr>
             <w:r>
               <w:rPr>
@@ -422,7 +469,7 @@
               <w:bottom w:val="single" w:sz="4" w:space="0" w:color="BFBFBF"/>
               <w:end w:val="single" w:sz="4" w:space="0" w:color="BFBFBF"/>
             </w:tcBorders>
-            <w:shd w:color="auto" w:fill="F7F7F7" w:val="clear"/>
+            <w:shd w:fill="F7F7F7" w:val="clear"/>
           </w:tcPr>
           <w:p>
             <w:pPr>
@@ -430,7 +477,10 @@
               <w:keepNext w:val="true"/>
               <w:spacing w:lineRule="auto" w:line="252" w:before="0" w:after="20"/>
               <w:jc w:val="start"/>
-              <w:rPr/>
+              <w:rPr>
+                <w:b/>
+                <w:sz w:val="19"/>
+              </w:rPr>
             </w:pPr>
             <w:r>
               <w:rPr>
@@ -450,7 +500,7 @@
               <w:bottom w:val="single" w:sz="4" w:space="0" w:color="BFBFBF"/>
               <w:end w:val="single" w:sz="4" w:space="0" w:color="BFBFBF"/>
             </w:tcBorders>
-            <w:shd w:color="auto" w:fill="F7F7F7" w:val="clear"/>
+            <w:shd w:fill="F7F7F7" w:val="clear"/>
           </w:tcPr>
           <w:p>
             <w:pPr>
@@ -458,7 +508,10 @@
               <w:keepNext w:val="true"/>
               <w:spacing w:lineRule="auto" w:line="252" w:before="0" w:after="20"/>
               <w:jc w:val="start"/>
-              <w:rPr/>
+              <w:rPr>
+                <w:b w:val="false"/>
+                <w:sz w:val="19"/>
+              </w:rPr>
             </w:pPr>
             <w:r>
               <w:rPr>
@@ -490,7 +543,10 @@
               <w:keepNext w:val="true"/>
               <w:spacing w:lineRule="auto" w:line="252" w:before="0" w:after="20"/>
               <w:jc w:val="start"/>
-              <w:rPr/>
+              <w:rPr>
+                <w:b/>
+                <w:sz w:val="19"/>
+              </w:rPr>
             </w:pPr>
             <w:r>
               <w:rPr>
@@ -517,7 +573,10 @@
               <w:keepNext w:val="true"/>
               <w:spacing w:lineRule="auto" w:line="252" w:before="0" w:after="20"/>
               <w:jc w:val="start"/>
-              <w:rPr/>
+              <w:rPr>
+                <w:b w:val="false"/>
+                <w:sz w:val="19"/>
+              </w:rPr>
             </w:pPr>
             <w:r>
               <w:rPr>
@@ -542,7 +601,7 @@
               <w:bottom w:val="single" w:sz="4" w:space="0" w:color="BFBFBF"/>
               <w:end w:val="single" w:sz="4" w:space="0" w:color="BFBFBF"/>
             </w:tcBorders>
-            <w:shd w:color="auto" w:fill="F7F7F7" w:val="clear"/>
+            <w:shd w:fill="F7F7F7" w:val="clear"/>
           </w:tcPr>
           <w:p>
             <w:pPr>
@@ -550,7 +609,10 @@
               <w:keepNext w:val="true"/>
               <w:spacing w:lineRule="auto" w:line="252" w:before="0" w:after="20"/>
               <w:jc w:val="start"/>
-              <w:rPr/>
+              <w:rPr>
+                <w:b/>
+                <w:sz w:val="19"/>
+              </w:rPr>
             </w:pPr>
             <w:r>
               <w:rPr>
@@ -570,7 +632,7 @@
               <w:bottom w:val="single" w:sz="4" w:space="0" w:color="BFBFBF"/>
               <w:end w:val="single" w:sz="4" w:space="0" w:color="BFBFBF"/>
             </w:tcBorders>
-            <w:shd w:color="auto" w:fill="F7F7F7" w:val="clear"/>
+            <w:shd w:fill="F7F7F7" w:val="clear"/>
           </w:tcPr>
           <w:p>
             <w:pPr>
@@ -578,7 +640,10 @@
               <w:keepNext w:val="true"/>
               <w:spacing w:lineRule="auto" w:line="252" w:before="0" w:after="20"/>
               <w:jc w:val="start"/>
-              <w:rPr/>
+              <w:rPr>
+                <w:b w:val="false"/>
+                <w:sz w:val="19"/>
+              </w:rPr>
             </w:pPr>
             <w:r>
               <w:rPr>
@@ -610,7 +675,10 @@
               <w:keepNext w:val="true"/>
               <w:spacing w:lineRule="auto" w:line="252" w:before="0" w:after="20"/>
               <w:jc w:val="start"/>
-              <w:rPr/>
+              <w:rPr>
+                <w:b/>
+                <w:sz w:val="19"/>
+              </w:rPr>
             </w:pPr>
             <w:r>
               <w:rPr>
@@ -637,7 +705,10 @@
               <w:keepNext w:val="true"/>
               <w:spacing w:lineRule="auto" w:line="252" w:before="0" w:after="20"/>
               <w:jc w:val="start"/>
-              <w:rPr/>
+              <w:rPr>
+                <w:b w:val="false"/>
+                <w:sz w:val="19"/>
+              </w:rPr>
             </w:pPr>
             <w:r>
               <w:rPr>
@@ -662,7 +733,7 @@
               <w:bottom w:val="single" w:sz="4" w:space="0" w:color="BFBFBF"/>
               <w:end w:val="single" w:sz="4" w:space="0" w:color="BFBFBF"/>
             </w:tcBorders>
-            <w:shd w:color="auto" w:fill="F7F7F7" w:val="clear"/>
+            <w:shd w:fill="F7F7F7" w:val="clear"/>
           </w:tcPr>
           <w:p>
             <w:pPr>
@@ -670,7 +741,10 @@
               <w:keepNext w:val="true"/>
               <w:spacing w:lineRule="auto" w:line="252" w:before="0" w:after="20"/>
               <w:jc w:val="start"/>
-              <w:rPr/>
+              <w:rPr>
+                <w:b/>
+                <w:sz w:val="19"/>
+              </w:rPr>
             </w:pPr>
             <w:r>
               <w:rPr>
@@ -690,7 +764,7 @@
               <w:bottom w:val="single" w:sz="4" w:space="0" w:color="BFBFBF"/>
               <w:end w:val="single" w:sz="4" w:space="0" w:color="BFBFBF"/>
             </w:tcBorders>
-            <w:shd w:color="auto" w:fill="F7F7F7" w:val="clear"/>
+            <w:shd w:fill="F7F7F7" w:val="clear"/>
           </w:tcPr>
           <w:p>
             <w:pPr>
@@ -698,7 +772,10 @@
               <w:keepNext w:val="true"/>
               <w:spacing w:lineRule="auto" w:line="252" w:before="0" w:after="20"/>
               <w:jc w:val="start"/>
-              <w:rPr/>
+              <w:rPr>
+                <w:b w:val="false"/>
+                <w:sz w:val="19"/>
+              </w:rPr>
             </w:pPr>
             <w:r>
               <w:rPr>
@@ -729,7 +806,10 @@
               <w:pStyle w:val="Normal"/>
               <w:spacing w:lineRule="auto" w:line="252" w:before="0" w:after="20"/>
               <w:jc w:val="start"/>
-              <w:rPr/>
+              <w:rPr>
+                <w:b/>
+                <w:sz w:val="19"/>
+              </w:rPr>
             </w:pPr>
             <w:r>
               <w:rPr>
@@ -755,7 +835,10 @@
               <w:pStyle w:val="Normal"/>
               <w:spacing w:lineRule="auto" w:line="252" w:before="0" w:after="20"/>
               <w:jc w:val="start"/>
-              <w:rPr/>
+              <w:rPr>
+                <w:b w:val="false"/>
+                <w:sz w:val="19"/>
+              </w:rPr>
             </w:pPr>
             <w:r>
               <w:rPr>
@@ -793,7 +876,9 @@
       <w:pPr>
         <w:pStyle w:val="Normal"/>
         <w:jc w:val="both"/>
-        <w:rPr/>
+        <w:rPr>
+          <w:b w:val="false"/>
+        </w:rPr>
       </w:pPr>
       <w:r>
         <w:rPr>
@@ -818,11 +903,13 @@
         <w:pStyle w:val="Normal"/>
         <w:numPr>
           <w:ilvl w:val="0"/>
-          <w:numId w:val="1"/>
+          <w:numId w:val="2"/>
         </w:numPr>
         <w:spacing w:before="0" w:after="60"/>
         <w:jc w:val="both"/>
-        <w:rPr/>
+        <w:rPr>
+          <w:b w:val="false"/>
+        </w:rPr>
       </w:pPr>
       <w:r>
         <w:rPr>
@@ -836,11 +923,13 @@
         <w:pStyle w:val="Normal"/>
         <w:numPr>
           <w:ilvl w:val="0"/>
-          <w:numId w:val="1"/>
+          <w:numId w:val="2"/>
         </w:numPr>
         <w:spacing w:before="0" w:after="60"/>
         <w:jc w:val="both"/>
-        <w:rPr/>
+        <w:rPr>
+          <w:b w:val="false"/>
+        </w:rPr>
       </w:pPr>
       <w:r>
         <w:rPr>
@@ -854,11 +943,13 @@
         <w:pStyle w:val="Normal"/>
         <w:numPr>
           <w:ilvl w:val="0"/>
-          <w:numId w:val="1"/>
+          <w:numId w:val="2"/>
         </w:numPr>
         <w:spacing w:before="0" w:after="60"/>
         <w:jc w:val="both"/>
-        <w:rPr/>
+        <w:rPr>
+          <w:b w:val="false"/>
+        </w:rPr>
       </w:pPr>
       <w:r>
         <w:rPr>
@@ -872,11 +963,13 @@
         <w:pStyle w:val="Normal"/>
         <w:numPr>
           <w:ilvl w:val="0"/>
-          <w:numId w:val="1"/>
+          <w:numId w:val="2"/>
         </w:numPr>
         <w:spacing w:before="0" w:after="60"/>
         <w:jc w:val="both"/>
-        <w:rPr/>
+        <w:rPr>
+          <w:b w:val="false"/>
+        </w:rPr>
       </w:pPr>
       <w:r>
         <w:rPr>
@@ -890,7 +983,7 @@
         <w:pStyle w:val="Normal"/>
         <w:numPr>
           <w:ilvl w:val="0"/>
-          <w:numId w:val="1"/>
+          <w:numId w:val="2"/>
         </w:numPr>
         <w:spacing w:before="0" w:after="60"/>
         <w:jc w:val="both"/>
@@ -914,11 +1007,13 @@
         <w:pStyle w:val="Normal"/>
         <w:numPr>
           <w:ilvl w:val="0"/>
-          <w:numId w:val="1"/>
+          <w:numId w:val="2"/>
         </w:numPr>
         <w:spacing w:before="0" w:after="60"/>
         <w:jc w:val="both"/>
-        <w:rPr/>
+        <w:rPr>
+          <w:b w:val="false"/>
+        </w:rPr>
       </w:pPr>
       <w:r>
         <w:rPr>
@@ -932,11 +1027,13 @@
         <w:pStyle w:val="Normal"/>
         <w:numPr>
           <w:ilvl w:val="0"/>
-          <w:numId w:val="1"/>
+          <w:numId w:val="2"/>
         </w:numPr>
         <w:spacing w:before="0" w:after="60"/>
         <w:jc w:val="both"/>
-        <w:rPr/>
+        <w:rPr>
+          <w:b w:val="false"/>
+        </w:rPr>
       </w:pPr>
       <w:r>
         <w:rPr>
@@ -961,7 +1058,9 @@
         <w:pStyle w:val="Normal"/>
         <w:keepNext w:val="true"/>
         <w:jc w:val="both"/>
-        <w:rPr/>
+        <w:rPr>
+          <w:b w:val="false"/>
+        </w:rPr>
       </w:pPr>
       <w:r>
         <w:rPr>
@@ -999,7 +1098,7 @@
               <w:bottom w:val="single" w:sz="2" w:space="0" w:color="DCE6F2"/>
               <w:end w:val="single" w:sz="2" w:space="0" w:color="DCE6F2"/>
             </w:tcBorders>
-            <w:shd w:color="auto" w:fill="DCE6F2" w:val="clear"/>
+            <w:shd w:fill="DCE6F2" w:val="clear"/>
           </w:tcPr>
           <w:p>
             <w:pPr>
@@ -1007,14 +1106,18 @@
               <w:keepNext w:val="true"/>
               <w:spacing w:before="0" w:after="60"/>
               <w:jc w:val="start"/>
-              <w:rPr/>
-            </w:pPr>
-            <w:r>
               <w:rPr>
                 <w:b/>
                 <w:color w:val="1F3864"/>
                 <w:sz w:val="21"/>
               </w:rPr>
+            </w:pPr>
+            <w:r>
+              <w:rPr>
+                <w:b/>
+                <w:color w:val="1F3864"/>
+                <w:sz w:val="21"/>
+              </w:rPr>
               <w:t>Formato del nombre de los archivos</w:t>
             </w:r>
           </w:p>
@@ -1023,7 +1126,7 @@
               <w:pStyle w:val="Normal"/>
               <w:numPr>
                 <w:ilvl w:val="0"/>
-                <w:numId w:val="1"/>
+                <w:numId w:val="2"/>
               </w:numPr>
               <w:spacing w:before="0" w:after="40"/>
               <w:jc w:val="both"/>
@@ -1074,7 +1177,7 @@
               <w:pStyle w:val="Normal"/>
               <w:numPr>
                 <w:ilvl w:val="0"/>
-                <w:numId w:val="1"/>
+                <w:numId w:val="2"/>
               </w:numPr>
               <w:spacing w:before="0" w:after="40"/>
               <w:jc w:val="both"/>
@@ -1178,11 +1281,13 @@
         <w:pStyle w:val="Normal"/>
         <w:numPr>
           <w:ilvl w:val="0"/>
-          <w:numId w:val="1"/>
+          <w:numId w:val="2"/>
         </w:numPr>
         <w:spacing w:before="0" w:after="60"/>
         <w:jc w:val="both"/>
-        <w:rPr/>
+        <w:rPr>
+          <w:b w:val="false"/>
+        </w:rPr>
       </w:pPr>
       <w:r>
         <w:rPr>
@@ -1196,11 +1301,13 @@
         <w:pStyle w:val="Normal"/>
         <w:numPr>
           <w:ilvl w:val="0"/>
-          <w:numId w:val="1"/>
+          <w:numId w:val="2"/>
         </w:numPr>
         <w:spacing w:before="0" w:after="60"/>
         <w:jc w:val="both"/>
-        <w:rPr/>
+        <w:rPr>
+          <w:b w:val="false"/>
+        </w:rPr>
       </w:pPr>
       <w:r>
         <w:rPr>
@@ -1214,7 +1321,7 @@
         <w:pStyle w:val="Normal"/>
         <w:numPr>
           <w:ilvl w:val="0"/>
-          <w:numId w:val="1"/>
+          <w:numId w:val="2"/>
         </w:numPr>
         <w:spacing w:before="0" w:after="60"/>
         <w:jc w:val="both"/>
@@ -1234,7 +1341,7 @@
         <w:pStyle w:val="BodyText"/>
         <w:numPr>
           <w:ilvl w:val="0"/>
-          <w:numId w:val="1"/>
+          <w:numId w:val="2"/>
         </w:numPr>
         <w:spacing w:before="0" w:after="60"/>
         <w:jc w:val="both"/>
@@ -1262,7 +1369,7 @@
         <w:pStyle w:val="Normal"/>
         <w:numPr>
           <w:ilvl w:val="0"/>
-          <w:numId w:val="1"/>
+          <w:numId w:val="2"/>
         </w:numPr>
         <w:spacing w:before="0" w:after="60"/>
         <w:jc w:val="both"/>
@@ -1303,7 +1410,7 @@
         <w:pStyle w:val="Normal"/>
         <w:numPr>
           <w:ilvl w:val="0"/>
-          <w:numId w:val="1"/>
+          <w:numId w:val="2"/>
         </w:numPr>
         <w:spacing w:before="0" w:after="60"/>
         <w:jc w:val="both"/>
@@ -1347,11 +1454,13 @@
         <w:pStyle w:val="Normal"/>
         <w:numPr>
           <w:ilvl w:val="0"/>
-          <w:numId w:val="1"/>
+          <w:numId w:val="2"/>
         </w:numPr>
         <w:spacing w:before="0" w:after="60"/>
         <w:jc w:val="both"/>
-        <w:rPr/>
+        <w:rPr>
+          <w:b w:val="false"/>
+        </w:rPr>
       </w:pPr>
       <w:r>
         <w:rPr>
@@ -1365,11 +1474,13 @@
         <w:pStyle w:val="Normal"/>
         <w:numPr>
           <w:ilvl w:val="0"/>
-          <w:numId w:val="1"/>
+          <w:numId w:val="2"/>
         </w:numPr>
         <w:spacing w:before="0" w:after="60"/>
         <w:jc w:val="both"/>
-        <w:rPr/>
+        <w:rPr>
+          <w:b w:val="false"/>
+        </w:rPr>
       </w:pPr>
       <w:r>
         <w:rPr>
@@ -1383,11 +1494,13 @@
         <w:pStyle w:val="Normal"/>
         <w:numPr>
           <w:ilvl w:val="0"/>
-          <w:numId w:val="1"/>
+          <w:numId w:val="2"/>
         </w:numPr>
         <w:spacing w:before="0" w:after="60"/>
         <w:jc w:val="both"/>
-        <w:rPr/>
+        <w:rPr>
+          <w:b w:val="false"/>
+        </w:rPr>
       </w:pPr>
       <w:r>
         <w:rPr>
@@ -1412,11 +1525,13 @@
         <w:pStyle w:val="Normal"/>
         <w:numPr>
           <w:ilvl w:val="0"/>
-          <w:numId w:val="1"/>
+          <w:numId w:val="2"/>
         </w:numPr>
         <w:spacing w:before="0" w:after="60"/>
         <w:jc w:val="both"/>
-        <w:rPr/>
+        <w:rPr>
+          <w:b w:val="false"/>
+        </w:rPr>
       </w:pPr>
       <w:r>
         <w:rPr>
@@ -1430,11 +1545,13 @@
         <w:pStyle w:val="Normal"/>
         <w:numPr>
           <w:ilvl w:val="0"/>
-          <w:numId w:val="1"/>
+          <w:numId w:val="2"/>
         </w:numPr>
         <w:spacing w:before="0" w:after="60"/>
         <w:jc w:val="both"/>
-        <w:rPr/>
+        <w:rPr>
+          <w:b w:val="false"/>
+        </w:rPr>
       </w:pPr>
       <w:r>
         <w:rPr>
@@ -1448,11 +1565,13 @@
         <w:pStyle w:val="Normal"/>
         <w:numPr>
           <w:ilvl w:val="0"/>
-          <w:numId w:val="1"/>
+          <w:numId w:val="2"/>
         </w:numPr>
         <w:spacing w:before="0" w:after="60"/>
         <w:jc w:val="both"/>
-        <w:rPr/>
+        <w:rPr>
+          <w:b w:val="false"/>
+        </w:rPr>
       </w:pPr>
       <w:r>
         <w:rPr>
@@ -1466,11 +1585,13 @@
         <w:pStyle w:val="Normal"/>
         <w:numPr>
           <w:ilvl w:val="0"/>
-          <w:numId w:val="1"/>
+          <w:numId w:val="2"/>
         </w:numPr>
         <w:spacing w:before="0" w:after="60"/>
         <w:jc w:val="both"/>
-        <w:rPr/>
+        <w:rPr>
+          <w:b w:val="false"/>
+        </w:rPr>
       </w:pPr>
       <w:r>
         <w:rPr>
@@ -1484,11 +1605,13 @@
         <w:pStyle w:val="Normal"/>
         <w:numPr>
           <w:ilvl w:val="0"/>
-          <w:numId w:val="1"/>
+          <w:numId w:val="2"/>
         </w:numPr>
         <w:spacing w:before="0" w:after="60"/>
         <w:jc w:val="both"/>
-        <w:rPr/>
+        <w:rPr>
+          <w:b w:val="false"/>
+        </w:rPr>
       </w:pPr>
       <w:r>
         <w:rPr>
@@ -1502,11 +1625,13 @@
         <w:pStyle w:val="Normal"/>
         <w:numPr>
           <w:ilvl w:val="0"/>
-          <w:numId w:val="1"/>
+          <w:numId w:val="2"/>
         </w:numPr>
         <w:spacing w:before="0" w:after="60"/>
         <w:jc w:val="both"/>
-        <w:rPr/>
+        <w:rPr>
+          <w:b w:val="false"/>
+        </w:rPr>
       </w:pPr>
       <w:r>
         <w:rPr>
@@ -1531,11 +1656,13 @@
         <w:pStyle w:val="Normal"/>
         <w:numPr>
           <w:ilvl w:val="0"/>
-          <w:numId w:val="1"/>
+          <w:numId w:val="2"/>
         </w:numPr>
         <w:spacing w:before="0" w:after="60"/>
         <w:jc w:val="both"/>
-        <w:rPr/>
+        <w:rPr>
+          <w:b w:val="false"/>
+        </w:rPr>
       </w:pPr>
       <w:r>
         <w:rPr>
@@ -1549,11 +1676,13 @@
         <w:pStyle w:val="Normal"/>
         <w:numPr>
           <w:ilvl w:val="0"/>
-          <w:numId w:val="1"/>
+          <w:numId w:val="2"/>
         </w:numPr>
         <w:spacing w:before="0" w:after="60"/>
         <w:jc w:val="both"/>
-        <w:rPr/>
+        <w:rPr>
+          <w:b w:val="false"/>
+        </w:rPr>
       </w:pPr>
       <w:r>
         <w:rPr>
@@ -1567,7 +1696,7 @@
         <w:pStyle w:val="Normal"/>
         <w:numPr>
           <w:ilvl w:val="0"/>
-          <w:numId w:val="1"/>
+          <w:numId w:val="2"/>
         </w:numPr>
         <w:spacing w:before="0" w:after="60"/>
         <w:jc w:val="both"/>
@@ -1597,7 +1726,7 @@
         <w:pStyle w:val="Normal"/>
         <w:numPr>
           <w:ilvl w:val="0"/>
-          <w:numId w:val="1"/>
+          <w:numId w:val="2"/>
         </w:numPr>
         <w:spacing w:before="0" w:after="60"/>
         <w:jc w:val="both"/>
@@ -1665,7 +1794,7 @@
         <w:pStyle w:val="Normal"/>
         <w:numPr>
           <w:ilvl w:val="0"/>
-          <w:numId w:val="1"/>
+          <w:numId w:val="2"/>
         </w:numPr>
         <w:spacing w:before="0" w:after="60"/>
         <w:jc w:val="both"/>
@@ -1689,7 +1818,7 @@
         <w:pStyle w:val="Normal"/>
         <w:numPr>
           <w:ilvl w:val="0"/>
-          <w:numId w:val="1"/>
+          <w:numId w:val="2"/>
         </w:numPr>
         <w:spacing w:before="0" w:after="60"/>
         <w:jc w:val="both"/>
@@ -1712,7 +1841,9 @@
       <w:pPr>
         <w:pStyle w:val="Normal"/>
         <w:jc w:val="both"/>
-        <w:rPr/>
+        <w:rPr>
+          <w:b w:val="false"/>
+        </w:rPr>
       </w:pPr>
       <w:r>
         <w:rPr>
@@ -1763,21 +1894,25 @@
               <w:bottom w:val="single" w:sz="4" w:space="0" w:color="BFBFBF"/>
               <w:end w:val="single" w:sz="4" w:space="0" w:color="BFBFBF"/>
             </w:tcBorders>
-            <w:shd w:color="auto" w:fill="1F3864" w:val="clear"/>
-          </w:tcPr>
-          <w:p>
-            <w:pPr>
-              <w:pStyle w:val="Normal"/>
-              <w:spacing w:lineRule="auto" w:line="252" w:before="0" w:after="20"/>
-              <w:jc w:val="start"/>
-              <w:rPr/>
-            </w:pPr>
-            <w:r>
+            <w:shd w:fill="1F3864" w:val="clear"/>
+          </w:tcPr>
+          <w:p>
+            <w:pPr>
+              <w:pStyle w:val="Normal"/>
+              <w:spacing w:lineRule="auto" w:line="252" w:before="0" w:after="20"/>
+              <w:jc w:val="start"/>
               <w:rPr>
                 <w:b/>
                 <w:color w:val="FFFFFF"/>
                 <w:sz w:val="19"/>
               </w:rPr>
+            </w:pPr>
+            <w:r>
+              <w:rPr>
+                <w:b/>
+                <w:color w:val="FFFFFF"/>
+                <w:sz w:val="19"/>
+              </w:rPr>
               <w:t>Parte</w:t>
             </w:r>
           </w:p>
@@ -1791,14 +1926,18 @@
               <w:bottom w:val="single" w:sz="4" w:space="0" w:color="BFBFBF"/>
               <w:end w:val="single" w:sz="4" w:space="0" w:color="BFBFBF"/>
             </w:tcBorders>
-            <w:shd w:color="auto" w:fill="1F3864" w:val="clear"/>
-          </w:tcPr>
-          <w:p>
-            <w:pPr>
-              <w:pStyle w:val="Normal"/>
-              <w:spacing w:lineRule="auto" w:line="252" w:before="0" w:after="20"/>
-              <w:jc w:val="start"/>
-              <w:rPr/>
+            <w:shd w:fill="1F3864" w:val="clear"/>
+          </w:tcPr>
+          <w:p>
+            <w:pPr>
+              <w:pStyle w:val="Normal"/>
+              <w:spacing w:lineRule="auto" w:line="252" w:before="0" w:after="20"/>
+              <w:jc w:val="start"/>
+              <w:rPr>
+                <w:b/>
+                <w:color w:val="FFFFFF"/>
+                <w:sz w:val="19"/>
+              </w:rPr>
             </w:pPr>
             <w:r>
               <w:rPr>
@@ -1830,7 +1969,10 @@
               <w:pStyle w:val="Normal"/>
               <w:spacing w:lineRule="auto" w:line="252" w:before="0" w:after="20"/>
               <w:jc w:val="start"/>
-              <w:rPr/>
+              <w:rPr>
+                <w:b/>
+                <w:sz w:val="19"/>
+              </w:rPr>
             </w:pPr>
             <w:r>
               <w:rPr>
@@ -1856,7 +1998,10 @@
               <w:pStyle w:val="Normal"/>
               <w:spacing w:lineRule="auto" w:line="252" w:before="0" w:after="20"/>
               <w:jc w:val="start"/>
-              <w:rPr/>
+              <w:rPr>
+                <w:b w:val="false"/>
+                <w:sz w:val="19"/>
+              </w:rPr>
             </w:pPr>
             <w:r>
               <w:rPr>
@@ -1881,14 +2026,17 @@
               <w:bottom w:val="single" w:sz="4" w:space="0" w:color="BFBFBF"/>
               <w:end w:val="single" w:sz="4" w:space="0" w:color="BFBFBF"/>
             </w:tcBorders>
-            <w:shd w:color="auto" w:fill="F7F7F7" w:val="clear"/>
-          </w:tcPr>
-          <w:p>
-            <w:pPr>
-              <w:pStyle w:val="Normal"/>
-              <w:spacing w:lineRule="auto" w:line="252" w:before="0" w:after="20"/>
-              <w:jc w:val="start"/>
-              <w:rPr/>
+            <w:shd w:fill="F7F7F7" w:val="clear"/>
+          </w:tcPr>
+          <w:p>
+            <w:pPr>
+              <w:pStyle w:val="Normal"/>
+              <w:spacing w:lineRule="auto" w:line="252" w:before="0" w:after="20"/>
+              <w:jc w:val="start"/>
+              <w:rPr>
+                <w:b/>
+                <w:sz w:val="19"/>
+              </w:rPr>
             </w:pPr>
             <w:r>
               <w:rPr>
@@ -1908,14 +2056,17 @@
               <w:bottom w:val="single" w:sz="4" w:space="0" w:color="BFBFBF"/>
               <w:end w:val="single" w:sz="4" w:space="0" w:color="BFBFBF"/>
             </w:tcBorders>
-            <w:shd w:color="auto" w:fill="F7F7F7" w:val="clear"/>
-          </w:tcPr>
-          <w:p>
-            <w:pPr>
-              <w:pStyle w:val="Normal"/>
-              <w:spacing w:lineRule="auto" w:line="252" w:before="0" w:after="20"/>
-              <w:jc w:val="start"/>
-              <w:rPr/>
+            <w:shd w:fill="F7F7F7" w:val="clear"/>
+          </w:tcPr>
+          <w:p>
+            <w:pPr>
+              <w:pStyle w:val="Normal"/>
+              <w:spacing w:lineRule="auto" w:line="252" w:before="0" w:after="20"/>
+              <w:jc w:val="start"/>
+              <w:rPr>
+                <w:b w:val="false"/>
+                <w:sz w:val="19"/>
+              </w:rPr>
             </w:pPr>
             <w:r>
               <w:rPr>
@@ -1946,7 +2097,10 @@
               <w:pStyle w:val="Normal"/>
               <w:spacing w:lineRule="auto" w:line="252" w:before="0" w:after="20"/>
               <w:jc w:val="start"/>
-              <w:rPr/>
+              <w:rPr>
+                <w:b/>
+                <w:sz w:val="19"/>
+              </w:rPr>
             </w:pPr>
             <w:r>
               <w:rPr>
@@ -1972,7 +2126,10 @@
               <w:pStyle w:val="Normal"/>
               <w:spacing w:lineRule="auto" w:line="252" w:before="0" w:after="20"/>
               <w:jc w:val="start"/>
-              <w:rPr/>
+              <w:rPr>
+                <w:b w:val="false"/>
+                <w:sz w:val="19"/>
+              </w:rPr>
             </w:pPr>
             <w:r>
               <w:rPr>
@@ -1997,14 +2154,17 @@
               <w:bottom w:val="single" w:sz="4" w:space="0" w:color="BFBFBF"/>
               <w:end w:val="single" w:sz="4" w:space="0" w:color="BFBFBF"/>
             </w:tcBorders>
-            <w:shd w:color="auto" w:fill="F7F7F7" w:val="clear"/>
-          </w:tcPr>
-          <w:p>
-            <w:pPr>
-              <w:pStyle w:val="Normal"/>
-              <w:spacing w:lineRule="auto" w:line="252" w:before="0" w:after="20"/>
-              <w:jc w:val="start"/>
-              <w:rPr/>
+            <w:shd w:fill="F7F7F7" w:val="clear"/>
+          </w:tcPr>
+          <w:p>
+            <w:pPr>
+              <w:pStyle w:val="Normal"/>
+              <w:spacing w:lineRule="auto" w:line="252" w:before="0" w:after="20"/>
+              <w:jc w:val="start"/>
+              <w:rPr>
+                <w:b/>
+                <w:sz w:val="19"/>
+              </w:rPr>
             </w:pPr>
             <w:r>
               <w:rPr>
@@ -2024,14 +2184,17 @@
               <w:bottom w:val="single" w:sz="4" w:space="0" w:color="BFBFBF"/>
               <w:end w:val="single" w:sz="4" w:space="0" w:color="BFBFBF"/>
             </w:tcBorders>
-            <w:shd w:color="auto" w:fill="F7F7F7" w:val="clear"/>
-          </w:tcPr>
-          <w:p>
-            <w:pPr>
-              <w:pStyle w:val="Normal"/>
-              <w:spacing w:lineRule="auto" w:line="252" w:before="0" w:after="20"/>
-              <w:jc w:val="start"/>
-              <w:rPr/>
+            <w:shd w:fill="F7F7F7" w:val="clear"/>
+          </w:tcPr>
+          <w:p>
+            <w:pPr>
+              <w:pStyle w:val="Normal"/>
+              <w:spacing w:lineRule="auto" w:line="252" w:before="0" w:after="20"/>
+              <w:jc w:val="start"/>
+              <w:rPr>
+                <w:b w:val="false"/>
+                <w:sz w:val="19"/>
+              </w:rPr>
             </w:pPr>
             <w:r>
               <w:rPr>
@@ -2062,7 +2225,10 @@
               <w:pStyle w:val="Normal"/>
               <w:spacing w:lineRule="auto" w:line="252" w:before="0" w:after="20"/>
               <w:jc w:val="start"/>
-              <w:rPr/>
+              <w:rPr>
+                <w:b/>
+                <w:sz w:val="19"/>
+              </w:rPr>
             </w:pPr>
             <w:r>
               <w:rPr>
@@ -2088,7 +2254,10 @@
               <w:pStyle w:val="Normal"/>
               <w:spacing w:lineRule="auto" w:line="252" w:before="0" w:after="20"/>
               <w:jc w:val="start"/>
-              <w:rPr/>
+              <w:rPr>
+                <w:b w:val="false"/>
+                <w:sz w:val="19"/>
+              </w:rPr>
             </w:pPr>
             <w:r>
               <w:rPr>
@@ -2113,14 +2282,17 @@
               <w:bottom w:val="single" w:sz="4" w:space="0" w:color="BFBFBF"/>
               <w:end w:val="single" w:sz="4" w:space="0" w:color="BFBFBF"/>
             </w:tcBorders>
-            <w:shd w:color="auto" w:fill="F7F7F7" w:val="clear"/>
-          </w:tcPr>
-          <w:p>
-            <w:pPr>
-              <w:pStyle w:val="Normal"/>
-              <w:spacing w:lineRule="auto" w:line="252" w:before="0" w:after="20"/>
-              <w:jc w:val="start"/>
-              <w:rPr/>
+            <w:shd w:fill="F7F7F7" w:val="clear"/>
+          </w:tcPr>
+          <w:p>
+            <w:pPr>
+              <w:pStyle w:val="Normal"/>
+              <w:spacing w:lineRule="auto" w:line="252" w:before="0" w:after="20"/>
+              <w:jc w:val="start"/>
+              <w:rPr>
+                <w:b/>
+                <w:sz w:val="19"/>
+              </w:rPr>
             </w:pPr>
             <w:r>
               <w:rPr>
@@ -2140,14 +2312,17 @@
               <w:bottom w:val="single" w:sz="4" w:space="0" w:color="BFBFBF"/>
               <w:end w:val="single" w:sz="4" w:space="0" w:color="BFBFBF"/>
             </w:tcBorders>
-            <w:shd w:color="auto" w:fill="F7F7F7" w:val="clear"/>
-          </w:tcPr>
-          <w:p>
-            <w:pPr>
-              <w:pStyle w:val="Normal"/>
-              <w:spacing w:lineRule="auto" w:line="252" w:before="0" w:after="20"/>
-              <w:jc w:val="start"/>
-              <w:rPr/>
+            <w:shd w:fill="F7F7F7" w:val="clear"/>
+          </w:tcPr>
+          <w:p>
+            <w:pPr>
+              <w:pStyle w:val="Normal"/>
+              <w:spacing w:lineRule="auto" w:line="252" w:before="0" w:after="20"/>
+              <w:jc w:val="start"/>
+              <w:rPr>
+                <w:b w:val="false"/>
+                <w:sz w:val="19"/>
+              </w:rPr>
             </w:pPr>
             <w:r>
               <w:rPr>
@@ -2178,7 +2353,10 @@
               <w:pStyle w:val="Normal"/>
               <w:spacing w:lineRule="auto" w:line="252" w:before="0" w:after="20"/>
               <w:jc w:val="start"/>
-              <w:rPr/>
+              <w:rPr>
+                <w:b/>
+                <w:sz w:val="19"/>
+              </w:rPr>
             </w:pPr>
             <w:r>
               <w:rPr>
@@ -2204,7 +2382,10 @@
               <w:pStyle w:val="Normal"/>
               <w:spacing w:lineRule="auto" w:line="252" w:before="0" w:after="20"/>
               <w:jc w:val="start"/>
-              <w:rPr/>
+              <w:rPr>
+                <w:b w:val="false"/>
+                <w:sz w:val="19"/>
+              </w:rPr>
             </w:pPr>
             <w:r>
               <w:rPr>
@@ -2229,14 +2410,17 @@
               <w:bottom w:val="single" w:sz="4" w:space="0" w:color="BFBFBF"/>
               <w:end w:val="single" w:sz="4" w:space="0" w:color="BFBFBF"/>
             </w:tcBorders>
-            <w:shd w:color="auto" w:fill="F7F7F7" w:val="clear"/>
-          </w:tcPr>
-          <w:p>
-            <w:pPr>
-              <w:pStyle w:val="Normal"/>
-              <w:spacing w:lineRule="auto" w:line="252" w:before="0" w:after="20"/>
-              <w:jc w:val="start"/>
-              <w:rPr/>
+            <w:shd w:fill="F7F7F7" w:val="clear"/>
+          </w:tcPr>
+          <w:p>
+            <w:pPr>
+              <w:pStyle w:val="Normal"/>
+              <w:spacing w:lineRule="auto" w:line="252" w:before="0" w:after="20"/>
+              <w:jc w:val="start"/>
+              <w:rPr>
+                <w:b/>
+                <w:sz w:val="19"/>
+              </w:rPr>
             </w:pPr>
             <w:r>
               <w:rPr>
@@ -2256,14 +2440,17 @@
               <w:bottom w:val="single" w:sz="4" w:space="0" w:color="BFBFBF"/>
               <w:end w:val="single" w:sz="4" w:space="0" w:color="BFBFBF"/>
             </w:tcBorders>
-            <w:shd w:color="auto" w:fill="F7F7F7" w:val="clear"/>
-          </w:tcPr>
-          <w:p>
-            <w:pPr>
-              <w:pStyle w:val="Normal"/>
-              <w:spacing w:lineRule="auto" w:line="252" w:before="0" w:after="20"/>
-              <w:jc w:val="start"/>
-              <w:rPr/>
+            <w:shd w:fill="F7F7F7" w:val="clear"/>
+          </w:tcPr>
+          <w:p>
+            <w:pPr>
+              <w:pStyle w:val="Normal"/>
+              <w:spacing w:lineRule="auto" w:line="252" w:before="0" w:after="20"/>
+              <w:jc w:val="start"/>
+              <w:rPr>
+                <w:b w:val="false"/>
+                <w:sz w:val="19"/>
+              </w:rPr>
             </w:pPr>
             <w:r>
               <w:rPr>
@@ -2392,21 +2579,25 @@
               <w:bottom w:val="single" w:sz="4" w:space="0" w:color="D0D0D0"/>
               <w:end w:val="single" w:sz="4" w:space="0" w:color="D0D0D0"/>
             </w:tcBorders>
-            <w:shd w:color="auto" w:fill="F2F2F2" w:val="clear"/>
+            <w:shd w:fill="F2F2F2" w:val="clear"/>
           </w:tcPr>
           <w:p>
             <w:pPr>
               <w:pStyle w:val="Normal"/>
               <w:keepNext w:val="true"/>
               <w:spacing w:before="0" w:after="40"/>
-              <w:rPr/>
-            </w:pPr>
-            <w:r>
               <w:rPr>
                 <w:b/>
                 <w:color w:val="595959"/>
                 <w:sz w:val="17"/>
               </w:rPr>
+            </w:pPr>
+            <w:r>
+              <w:rPr>
+                <w:b/>
+                <w:color w:val="595959"/>
+                <w:sz w:val="17"/>
+              </w:rPr>
               <w:t>Consola (cmd)</w:t>
             </w:r>
           </w:p>
@@ -2416,7 +2607,11 @@
               <w:keepNext w:val="true"/>
               <w:spacing w:lineRule="auto" w:line="240" w:before="0" w:after="0"/>
               <w:jc w:val="start"/>
-              <w:rPr/>
+              <w:rPr>
+                <w:rFonts w:ascii="Consolas" w:hAnsi="Consolas" w:cs="Consolas"/>
+                <w:color w:val="1B1B1B"/>
+                <w:sz w:val="16"/>
+              </w:rPr>
             </w:pPr>
             <w:r>
               <w:rPr>
@@ -2564,21 +2759,25 @@
               <w:bottom w:val="single" w:sz="4" w:space="0" w:color="D0D0D0"/>
               <w:end w:val="single" w:sz="4" w:space="0" w:color="D0D0D0"/>
             </w:tcBorders>
-            <w:shd w:color="auto" w:fill="F2F2F2" w:val="clear"/>
+            <w:shd w:fill="F2F2F2" w:val="clear"/>
           </w:tcPr>
           <w:p>
             <w:pPr>
               <w:pStyle w:val="Normal"/>
               <w:keepNext w:val="true"/>
               <w:spacing w:before="0" w:after="40"/>
-              <w:rPr/>
-            </w:pPr>
-            <w:r>
               <w:rPr>
                 <w:b/>
                 <w:color w:val="595959"/>
                 <w:sz w:val="17"/>
               </w:rPr>
+            </w:pPr>
+            <w:r>
+              <w:rPr>
+                <w:b/>
+                <w:color w:val="595959"/>
+                <w:sz w:val="17"/>
+              </w:rPr>
               <w:t>Ejemplo de línea</w:t>
             </w:r>
           </w:p>
@@ -2588,7 +2787,11 @@
               <w:keepNext w:val="true"/>
               <w:spacing w:lineRule="auto" w:line="240" w:before="0" w:after="0"/>
               <w:jc w:val="start"/>
-              <w:rPr/>
+              <w:rPr>
+                <w:rFonts w:ascii="Consolas" w:hAnsi="Consolas" w:cs="Consolas"/>
+                <w:color w:val="1B1B1B"/>
+                <w:sz w:val="16"/>
+              </w:rPr>
             </w:pPr>
             <w:r>
               <w:rPr>
@@ -2644,21 +2847,25 @@
               <w:bottom w:val="single" w:sz="4" w:space="0" w:color="BFBFBF"/>
               <w:end w:val="single" w:sz="4" w:space="0" w:color="BFBFBF"/>
             </w:tcBorders>
-            <w:shd w:color="auto" w:fill="1F3864" w:val="clear"/>
-          </w:tcPr>
-          <w:p>
-            <w:pPr>
-              <w:pStyle w:val="Normal"/>
-              <w:spacing w:lineRule="auto" w:line="252" w:before="0" w:after="20"/>
-              <w:jc w:val="start"/>
-              <w:rPr/>
-            </w:pPr>
-            <w:r>
+            <w:shd w:fill="1F3864" w:val="clear"/>
+          </w:tcPr>
+          <w:p>
+            <w:pPr>
+              <w:pStyle w:val="Normal"/>
+              <w:spacing w:lineRule="auto" w:line="252" w:before="0" w:after="20"/>
+              <w:jc w:val="start"/>
               <w:rPr>
                 <w:b/>
                 <w:color w:val="FFFFFF"/>
                 <w:sz w:val="19"/>
               </w:rPr>
+            </w:pPr>
+            <w:r>
+              <w:rPr>
+                <w:b/>
+                <w:color w:val="FFFFFF"/>
+                <w:sz w:val="19"/>
+              </w:rPr>
               <w:t>Campo</w:t>
             </w:r>
           </w:p>
@@ -2672,21 +2879,25 @@
               <w:bottom w:val="single" w:sz="4" w:space="0" w:color="BFBFBF"/>
               <w:end w:val="single" w:sz="4" w:space="0" w:color="BFBFBF"/>
             </w:tcBorders>
-            <w:shd w:color="auto" w:fill="1F3864" w:val="clear"/>
-          </w:tcPr>
-          <w:p>
-            <w:pPr>
-              <w:pStyle w:val="Normal"/>
-              <w:spacing w:lineRule="auto" w:line="252" w:before="0" w:after="20"/>
-              <w:jc w:val="start"/>
-              <w:rPr/>
-            </w:pPr>
-            <w:r>
+            <w:shd w:fill="1F3864" w:val="clear"/>
+          </w:tcPr>
+          <w:p>
+            <w:pPr>
+              <w:pStyle w:val="Normal"/>
+              <w:spacing w:lineRule="auto" w:line="252" w:before="0" w:after="20"/>
+              <w:jc w:val="start"/>
               <w:rPr>
                 <w:b/>
                 <w:color w:val="FFFFFF"/>
                 <w:sz w:val="19"/>
               </w:rPr>
+            </w:pPr>
+            <w:r>
+              <w:rPr>
+                <w:b/>
+                <w:color w:val="FFFFFF"/>
+                <w:sz w:val="19"/>
+              </w:rPr>
               <w:t>Ejemplo</w:t>
             </w:r>
           </w:p>
@@ -2700,14 +2911,18 @@
               <w:bottom w:val="single" w:sz="4" w:space="0" w:color="BFBFBF"/>
               <w:end w:val="single" w:sz="4" w:space="0" w:color="BFBFBF"/>
             </w:tcBorders>
-            <w:shd w:color="auto" w:fill="1F3864" w:val="clear"/>
-          </w:tcPr>
-          <w:p>
-            <w:pPr>
-              <w:pStyle w:val="Normal"/>
-              <w:spacing w:lineRule="auto" w:line="252" w:before="0" w:after="20"/>
-              <w:jc w:val="start"/>
-              <w:rPr/>
+            <w:shd w:fill="1F3864" w:val="clear"/>
+          </w:tcPr>
+          <w:p>
+            <w:pPr>
+              <w:pStyle w:val="Normal"/>
+              <w:spacing w:lineRule="auto" w:line="252" w:before="0" w:after="20"/>
+              <w:jc w:val="start"/>
+              <w:rPr>
+                <w:b/>
+                <w:color w:val="FFFFFF"/>
+                <w:sz w:val="19"/>
+              </w:rPr>
             </w:pPr>
             <w:r>
               <w:rPr>
@@ -2739,7 +2954,10 @@
               <w:pStyle w:val="Normal"/>
               <w:spacing w:lineRule="auto" w:line="252" w:before="0" w:after="20"/>
               <w:jc w:val="start"/>
-              <w:rPr/>
+              <w:rPr>
+                <w:b/>
+                <w:sz w:val="19"/>
+              </w:rPr>
             </w:pPr>
             <w:r>
               <w:rPr>
@@ -2765,7 +2983,10 @@
               <w:pStyle w:val="Normal"/>
               <w:spacing w:lineRule="auto" w:line="252" w:before="0" w:after="20"/>
               <w:jc w:val="start"/>
-              <w:rPr/>
+              <w:rPr>
+                <w:b w:val="false"/>
+                <w:sz w:val="19"/>
+              </w:rPr>
             </w:pPr>
             <w:r>
               <w:rPr>
@@ -2791,7 +3012,10 @@
               <w:pStyle w:val="Normal"/>
               <w:spacing w:lineRule="auto" w:line="252" w:before="0" w:after="20"/>
               <w:jc w:val="start"/>
-              <w:rPr/>
+              <w:rPr>
+                <w:b w:val="false"/>
+                <w:sz w:val="19"/>
+              </w:rPr>
             </w:pPr>
             <w:r>
               <w:rPr>
@@ -2816,14 +3040,17 @@
               <w:bottom w:val="single" w:sz="4" w:space="0" w:color="BFBFBF"/>
               <w:end w:val="single" w:sz="4" w:space="0" w:color="BFBFBF"/>
             </w:tcBorders>
-            <w:shd w:color="auto" w:fill="F7F7F7" w:val="clear"/>
-          </w:tcPr>
-          <w:p>
-            <w:pPr>
-              <w:pStyle w:val="Normal"/>
-              <w:spacing w:lineRule="auto" w:line="252" w:before="0" w:after="20"/>
-              <w:jc w:val="start"/>
-              <w:rPr/>
+            <w:shd w:fill="F7F7F7" w:val="clear"/>
+          </w:tcPr>
+          <w:p>
+            <w:pPr>
+              <w:pStyle w:val="Normal"/>
+              <w:spacing w:lineRule="auto" w:line="252" w:before="0" w:after="20"/>
+              <w:jc w:val="start"/>
+              <w:rPr>
+                <w:b/>
+                <w:sz w:val="19"/>
+              </w:rPr>
             </w:pPr>
             <w:r>
               <w:rPr>
@@ -2843,14 +3070,17 @@
               <w:bottom w:val="single" w:sz="4" w:space="0" w:color="BFBFBF"/>
               <w:end w:val="single" w:sz="4" w:space="0" w:color="BFBFBF"/>
             </w:tcBorders>
-            <w:shd w:color="auto" w:fill="F7F7F7" w:val="clear"/>
-          </w:tcPr>
-          <w:p>
-            <w:pPr>
-              <w:pStyle w:val="Normal"/>
-              <w:spacing w:lineRule="auto" w:line="252" w:before="0" w:after="20"/>
-              <w:jc w:val="start"/>
-              <w:rPr/>
+            <w:shd w:fill="F7F7F7" w:val="clear"/>
+          </w:tcPr>
+          <w:p>
+            <w:pPr>
+              <w:pStyle w:val="Normal"/>
+              <w:spacing w:lineRule="auto" w:line="252" w:before="0" w:after="20"/>
+              <w:jc w:val="start"/>
+              <w:rPr>
+                <w:b w:val="false"/>
+                <w:sz w:val="19"/>
+              </w:rPr>
             </w:pPr>
             <w:r>
               <w:rPr>
@@ -2870,14 +3100,17 @@
               <w:bottom w:val="single" w:sz="4" w:space="0" w:color="BFBFBF"/>
               <w:end w:val="single" w:sz="4" w:space="0" w:color="BFBFBF"/>
             </w:tcBorders>
-            <w:shd w:color="auto" w:fill="F7F7F7" w:val="clear"/>
-          </w:tcPr>
-          <w:p>
-            <w:pPr>
-              <w:pStyle w:val="Normal"/>
-              <w:spacing w:lineRule="auto" w:line="252" w:before="0" w:after="20"/>
-              <w:jc w:val="start"/>
-              <w:rPr/>
+            <w:shd w:fill="F7F7F7" w:val="clear"/>
+          </w:tcPr>
+          <w:p>
+            <w:pPr>
+              <w:pStyle w:val="Normal"/>
+              <w:spacing w:lineRule="auto" w:line="252" w:before="0" w:after="20"/>
+              <w:jc w:val="start"/>
+              <w:rPr>
+                <w:b w:val="false"/>
+                <w:sz w:val="19"/>
+              </w:rPr>
             </w:pPr>
             <w:r>
               <w:rPr>
@@ -2908,7 +3141,10 @@
               <w:pStyle w:val="Normal"/>
               <w:spacing w:lineRule="auto" w:line="252" w:before="0" w:after="20"/>
               <w:jc w:val="start"/>
-              <w:rPr/>
+              <w:rPr>
+                <w:b/>
+                <w:sz w:val="19"/>
+              </w:rPr>
             </w:pPr>
             <w:r>
               <w:rPr>
@@ -2934,7 +3170,10 @@
               <w:pStyle w:val="Normal"/>
               <w:spacing w:lineRule="auto" w:line="252" w:before="0" w:after="20"/>
               <w:jc w:val="start"/>
-              <w:rPr/>
+              <w:rPr>
+                <w:b w:val="false"/>
+                <w:sz w:val="19"/>
+              </w:rPr>
             </w:pPr>
             <w:r>
               <w:rPr>
@@ -2960,7 +3199,10 @@
               <w:pStyle w:val="Normal"/>
               <w:spacing w:lineRule="auto" w:line="252" w:before="0" w:after="20"/>
               <w:jc w:val="start"/>
-              <w:rPr/>
+              <w:rPr>
+                <w:b w:val="false"/>
+                <w:sz w:val="19"/>
+              </w:rPr>
             </w:pPr>
             <w:r>
               <w:rPr>
@@ -2985,14 +3227,17 @@
               <w:bottom w:val="single" w:sz="4" w:space="0" w:color="BFBFBF"/>
               <w:end w:val="single" w:sz="4" w:space="0" w:color="BFBFBF"/>
             </w:tcBorders>
-            <w:shd w:color="auto" w:fill="F7F7F7" w:val="clear"/>
-          </w:tcPr>
-          <w:p>
-            <w:pPr>
-              <w:pStyle w:val="Normal"/>
-              <w:spacing w:lineRule="auto" w:line="252" w:before="0" w:after="20"/>
-              <w:jc w:val="start"/>
-              <w:rPr/>
+            <w:shd w:fill="F7F7F7" w:val="clear"/>
+          </w:tcPr>
+          <w:p>
+            <w:pPr>
+              <w:pStyle w:val="Normal"/>
+              <w:spacing w:lineRule="auto" w:line="252" w:before="0" w:after="20"/>
+              <w:jc w:val="start"/>
+              <w:rPr>
+                <w:b/>
+                <w:sz w:val="19"/>
+              </w:rPr>
             </w:pPr>
             <w:r>
               <w:rPr>
@@ -3012,14 +3257,17 @@
               <w:bottom w:val="single" w:sz="4" w:space="0" w:color="BFBFBF"/>
               <w:end w:val="single" w:sz="4" w:space="0" w:color="BFBFBF"/>
             </w:tcBorders>
-            <w:shd w:color="auto" w:fill="F7F7F7" w:val="clear"/>
-          </w:tcPr>
-          <w:p>
-            <w:pPr>
-              <w:pStyle w:val="Normal"/>
-              <w:spacing w:lineRule="auto" w:line="252" w:before="0" w:after="20"/>
-              <w:jc w:val="start"/>
-              <w:rPr/>
+            <w:shd w:fill="F7F7F7" w:val="clear"/>
+          </w:tcPr>
+          <w:p>
+            <w:pPr>
+              <w:pStyle w:val="Normal"/>
+              <w:spacing w:lineRule="auto" w:line="252" w:before="0" w:after="20"/>
+              <w:jc w:val="start"/>
+              <w:rPr>
+                <w:b w:val="false"/>
+                <w:sz w:val="19"/>
+              </w:rPr>
             </w:pPr>
             <w:r>
               <w:rPr>
@@ -3039,14 +3287,17 @@
               <w:bottom w:val="single" w:sz="4" w:space="0" w:color="BFBFBF"/>
               <w:end w:val="single" w:sz="4" w:space="0" w:color="BFBFBF"/>
             </w:tcBorders>
-            <w:shd w:color="auto" w:fill="F7F7F7" w:val="clear"/>
-          </w:tcPr>
-          <w:p>
-            <w:pPr>
-              <w:pStyle w:val="Normal"/>
-              <w:spacing w:lineRule="auto" w:line="252" w:before="0" w:after="20"/>
-              <w:jc w:val="start"/>
-              <w:rPr/>
+            <w:shd w:fill="F7F7F7" w:val="clear"/>
+          </w:tcPr>
+          <w:p>
+            <w:pPr>
+              <w:pStyle w:val="Normal"/>
+              <w:spacing w:lineRule="auto" w:line="252" w:before="0" w:after="20"/>
+              <w:jc w:val="start"/>
+              <w:rPr>
+                <w:b w:val="false"/>
+                <w:sz w:val="19"/>
+              </w:rPr>
             </w:pPr>
             <w:r>
               <w:rPr>
@@ -3077,7 +3328,10 @@
               <w:pStyle w:val="Normal"/>
               <w:spacing w:lineRule="auto" w:line="252" w:before="0" w:after="20"/>
               <w:jc w:val="start"/>
-              <w:rPr/>
+              <w:rPr>
+                <w:b/>
+                <w:sz w:val="19"/>
+              </w:rPr>
             </w:pPr>
             <w:r>
               <w:rPr>
@@ -3103,7 +3357,10 @@
               <w:pStyle w:val="Normal"/>
               <w:spacing w:lineRule="auto" w:line="252" w:before="0" w:after="20"/>
               <w:jc w:val="start"/>
-              <w:rPr/>
+              <w:rPr>
+                <w:b w:val="false"/>
+                <w:sz w:val="19"/>
+              </w:rPr>
             </w:pPr>
             <w:r>
               <w:rPr>
@@ -3129,7 +3386,10 @@
               <w:pStyle w:val="Normal"/>
               <w:spacing w:lineRule="auto" w:line="252" w:before="0" w:after="20"/>
               <w:jc w:val="start"/>
-              <w:rPr/>
+              <w:rPr>
+                <w:b w:val="false"/>
+                <w:sz w:val="19"/>
+              </w:rPr>
             </w:pPr>
             <w:r>
               <w:rPr>
@@ -3154,14 +3414,17 @@
               <w:bottom w:val="single" w:sz="4" w:space="0" w:color="BFBFBF"/>
               <w:end w:val="single" w:sz="4" w:space="0" w:color="BFBFBF"/>
             </w:tcBorders>
-            <w:shd w:color="auto" w:fill="F7F7F7" w:val="clear"/>
-          </w:tcPr>
-          <w:p>
-            <w:pPr>
-              <w:pStyle w:val="Normal"/>
-              <w:spacing w:lineRule="auto" w:line="252" w:before="0" w:after="20"/>
-              <w:jc w:val="start"/>
-              <w:rPr/>
+            <w:shd w:fill="F7F7F7" w:val="clear"/>
+          </w:tcPr>
+          <w:p>
+            <w:pPr>
+              <w:pStyle w:val="Normal"/>
+              <w:spacing w:lineRule="auto" w:line="252" w:before="0" w:after="20"/>
+              <w:jc w:val="start"/>
+              <w:rPr>
+                <w:b/>
+                <w:sz w:val="19"/>
+              </w:rPr>
             </w:pPr>
             <w:r>
               <w:rPr>
@@ -3181,14 +3444,17 @@
               <w:bottom w:val="single" w:sz="4" w:space="0" w:color="BFBFBF"/>
               <w:end w:val="single" w:sz="4" w:space="0" w:color="BFBFBF"/>
             </w:tcBorders>
-            <w:shd w:color="auto" w:fill="F7F7F7" w:val="clear"/>
-          </w:tcPr>
-          <w:p>
-            <w:pPr>
-              <w:pStyle w:val="Normal"/>
-              <w:spacing w:lineRule="auto" w:line="252" w:before="0" w:after="20"/>
-              <w:jc w:val="start"/>
-              <w:rPr/>
+            <w:shd w:fill="F7F7F7" w:val="clear"/>
+          </w:tcPr>
+          <w:p>
+            <w:pPr>
+              <w:pStyle w:val="Normal"/>
+              <w:spacing w:lineRule="auto" w:line="252" w:before="0" w:after="20"/>
+              <w:jc w:val="start"/>
+              <w:rPr>
+                <w:b w:val="false"/>
+                <w:sz w:val="19"/>
+              </w:rPr>
             </w:pPr>
             <w:r>
               <w:rPr>
@@ -3208,14 +3474,17 @@
               <w:bottom w:val="single" w:sz="4" w:space="0" w:color="BFBFBF"/>
               <w:end w:val="single" w:sz="4" w:space="0" w:color="BFBFBF"/>
             </w:tcBorders>
-            <w:shd w:color="auto" w:fill="F7F7F7" w:val="clear"/>
-          </w:tcPr>
-          <w:p>
-            <w:pPr>
-              <w:pStyle w:val="Normal"/>
-              <w:spacing w:lineRule="auto" w:line="252" w:before="0" w:after="20"/>
-              <w:jc w:val="start"/>
-              <w:rPr/>
+            <w:shd w:fill="F7F7F7" w:val="clear"/>
+          </w:tcPr>
+          <w:p>
+            <w:pPr>
+              <w:pStyle w:val="Normal"/>
+              <w:spacing w:lineRule="auto" w:line="252" w:before="0" w:after="20"/>
+              <w:jc w:val="start"/>
+              <w:rPr>
+                <w:b w:val="false"/>
+                <w:sz w:val="19"/>
+              </w:rPr>
             </w:pPr>
             <w:r>
               <w:rPr>
@@ -3267,7 +3536,7 @@
               <w:bottom w:val="single" w:sz="2" w:space="0" w:color="DCE6F2"/>
               <w:end w:val="single" w:sz="2" w:space="0" w:color="DCE6F2"/>
             </w:tcBorders>
-            <w:shd w:color="auto" w:fill="DCE6F2" w:val="clear"/>
+            <w:shd w:fill="DCE6F2" w:val="clear"/>
           </w:tcPr>
           <w:p>
             <w:pPr>
@@ -3275,7 +3544,11 @@
               <w:keepNext w:val="true"/>
               <w:spacing w:before="0" w:after="60"/>
               <w:jc w:val="start"/>
-              <w:rPr/>
+              <w:rPr>
+                <w:b/>
+                <w:color w:val="1F3864"/>
+                <w:sz w:val="21"/>
+              </w:rPr>
             </w:pPr>
             <w:r>
               <w:rPr>
@@ -3364,7 +3637,7 @@
         <w:pStyle w:val="Normal"/>
         <w:numPr>
           <w:ilvl w:val="0"/>
-          <w:numId w:val="1"/>
+          <w:numId w:val="2"/>
         </w:numPr>
         <w:spacing w:before="0" w:after="60"/>
         <w:jc w:val="both"/>
@@ -3410,7 +3683,7 @@
         <w:pStyle w:val="Normal"/>
         <w:numPr>
           <w:ilvl w:val="0"/>
-          <w:numId w:val="1"/>
+          <w:numId w:val="2"/>
         </w:numPr>
         <w:spacing w:before="0" w:after="60"/>
         <w:jc w:val="both"/>
@@ -3440,11 +3713,13 @@
         <w:pStyle w:val="Normal"/>
         <w:numPr>
           <w:ilvl w:val="0"/>
-          <w:numId w:val="1"/>
+          <w:numId w:val="2"/>
         </w:numPr>
         <w:spacing w:before="0" w:after="60"/>
         <w:jc w:val="both"/>
-        <w:rPr/>
+        <w:rPr>
+          <w:b w:val="false"/>
+        </w:rPr>
       </w:pPr>
       <w:r>
         <w:rPr>
@@ -3458,7 +3733,7 @@
         <w:pStyle w:val="Normal"/>
         <w:numPr>
           <w:ilvl w:val="0"/>
-          <w:numId w:val="1"/>
+          <w:numId w:val="2"/>
         </w:numPr>
         <w:spacing w:before="0" w:after="60"/>
         <w:jc w:val="both"/>
@@ -3488,7 +3763,7 @@
         <w:pStyle w:val="Normal"/>
         <w:numPr>
           <w:ilvl w:val="0"/>
-          <w:numId w:val="1"/>
+          <w:numId w:val="2"/>
         </w:numPr>
         <w:spacing w:before="0" w:after="60"/>
         <w:jc w:val="both"/>
@@ -3518,7 +3793,7 @@
         <w:pStyle w:val="Normal"/>
         <w:numPr>
           <w:ilvl w:val="0"/>
-          <w:numId w:val="1"/>
+          <w:numId w:val="2"/>
         </w:numPr>
         <w:spacing w:before="0" w:after="60"/>
         <w:jc w:val="both"/>
@@ -3565,7 +3840,7 @@
     </w:p>
     <w:tbl>
       <w:tblPr>
-        <w:tblW w:w="8786" w:type="dxa"/>
+        <w:tblW w:w="8787" w:type="dxa"/>
         <w:jc w:val="center"/>
         <w:tblInd w:w="0" w:type="dxa"/>
         <w:tblLayout w:type="fixed"/>
@@ -3577,9 +3852,9 @@
         </w:tblCellMar>
       </w:tblPr>
       <w:tblGrid>
-        <w:gridCol w:w="3098"/>
-        <w:gridCol w:w="2387"/>
-        <w:gridCol w:w="3301"/>
+        <w:gridCol w:w="3097"/>
+        <w:gridCol w:w="2388"/>
+        <w:gridCol w:w="3302"/>
       </w:tblGrid>
       <w:tr>
         <w:trPr>
@@ -3588,77 +3863,89 @@
         </w:trPr>
         <w:tc>
           <w:tcPr>
-            <w:tcW w:w="3098" w:type="dxa"/>
-            <w:tcBorders>
-              <w:top w:val="single" w:sz="4" w:space="0" w:color="BFBFBF"/>
-              <w:start w:val="single" w:sz="4" w:space="0" w:color="BFBFBF"/>
-              <w:bottom w:val="single" w:sz="4" w:space="0" w:color="BFBFBF"/>
-              <w:end w:val="single" w:sz="4" w:space="0" w:color="BFBFBF"/>
-            </w:tcBorders>
-            <w:shd w:color="auto" w:fill="1F3864" w:val="clear"/>
-          </w:tcPr>
-          <w:p>
-            <w:pPr>
-              <w:pStyle w:val="Normal"/>
-              <w:spacing w:lineRule="auto" w:line="252" w:before="0" w:after="20"/>
-              <w:jc w:val="start"/>
-              <w:rPr/>
-            </w:pPr>
-            <w:r>
+            <w:tcW w:w="3097" w:type="dxa"/>
+            <w:tcBorders>
+              <w:top w:val="single" w:sz="4" w:space="0" w:color="BFBFBF"/>
+              <w:start w:val="single" w:sz="4" w:space="0" w:color="BFBFBF"/>
+              <w:bottom w:val="single" w:sz="4" w:space="0" w:color="BFBFBF"/>
+              <w:end w:val="single" w:sz="4" w:space="0" w:color="BFBFBF"/>
+            </w:tcBorders>
+            <w:shd w:fill="1F3864" w:val="clear"/>
+          </w:tcPr>
+          <w:p>
+            <w:pPr>
+              <w:pStyle w:val="Normal"/>
+              <w:spacing w:lineRule="auto" w:line="252" w:before="0" w:after="20"/>
+              <w:jc w:val="start"/>
               <w:rPr>
                 <w:b/>
                 <w:color w:val="FFFFFF"/>
                 <w:sz w:val="19"/>
               </w:rPr>
+            </w:pPr>
+            <w:r>
+              <w:rPr>
+                <w:b/>
+                <w:color w:val="FFFFFF"/>
+                <w:sz w:val="19"/>
+              </w:rPr>
               <w:t>Registro</w:t>
             </w:r>
           </w:p>
         </w:tc>
         <w:tc>
           <w:tcPr>
-            <w:tcW w:w="2387" w:type="dxa"/>
-            <w:tcBorders>
-              <w:top w:val="single" w:sz="4" w:space="0" w:color="BFBFBF"/>
-              <w:start w:val="single" w:sz="4" w:space="0" w:color="BFBFBF"/>
-              <w:bottom w:val="single" w:sz="4" w:space="0" w:color="BFBFBF"/>
-              <w:end w:val="single" w:sz="4" w:space="0" w:color="BFBFBF"/>
-            </w:tcBorders>
-            <w:shd w:color="auto" w:fill="1F3864" w:val="clear"/>
-          </w:tcPr>
-          <w:p>
-            <w:pPr>
-              <w:pStyle w:val="Normal"/>
-              <w:spacing w:lineRule="auto" w:line="252" w:before="0" w:after="20"/>
-              <w:jc w:val="start"/>
-              <w:rPr/>
-            </w:pPr>
-            <w:r>
+            <w:tcW w:w="2388" w:type="dxa"/>
+            <w:tcBorders>
+              <w:top w:val="single" w:sz="4" w:space="0" w:color="BFBFBF"/>
+              <w:start w:val="single" w:sz="4" w:space="0" w:color="BFBFBF"/>
+              <w:bottom w:val="single" w:sz="4" w:space="0" w:color="BFBFBF"/>
+              <w:end w:val="single" w:sz="4" w:space="0" w:color="BFBFBF"/>
+            </w:tcBorders>
+            <w:shd w:fill="1F3864" w:val="clear"/>
+          </w:tcPr>
+          <w:p>
+            <w:pPr>
+              <w:pStyle w:val="Normal"/>
+              <w:spacing w:lineRule="auto" w:line="252" w:before="0" w:after="20"/>
+              <w:jc w:val="start"/>
               <w:rPr>
                 <w:b/>
                 <w:color w:val="FFFFFF"/>
                 <w:sz w:val="19"/>
               </w:rPr>
+            </w:pPr>
+            <w:r>
+              <w:rPr>
+                <w:b/>
+                <w:color w:val="FFFFFF"/>
+                <w:sz w:val="19"/>
+              </w:rPr>
               <w:t>Cuándo se escribe</w:t>
             </w:r>
           </w:p>
         </w:tc>
         <w:tc>
           <w:tcPr>
-            <w:tcW w:w="3301" w:type="dxa"/>
-            <w:tcBorders>
-              <w:top w:val="single" w:sz="4" w:space="0" w:color="BFBFBF"/>
-              <w:start w:val="single" w:sz="4" w:space="0" w:color="BFBFBF"/>
-              <w:bottom w:val="single" w:sz="4" w:space="0" w:color="BFBFBF"/>
-              <w:end w:val="single" w:sz="4" w:space="0" w:color="BFBFBF"/>
-            </w:tcBorders>
-            <w:shd w:color="auto" w:fill="1F3864" w:val="clear"/>
-          </w:tcPr>
-          <w:p>
-            <w:pPr>
-              <w:pStyle w:val="Normal"/>
-              <w:spacing w:lineRule="auto" w:line="252" w:before="0" w:after="20"/>
-              <w:jc w:val="start"/>
-              <w:rPr/>
+            <w:tcW w:w="3302" w:type="dxa"/>
+            <w:tcBorders>
+              <w:top w:val="single" w:sz="4" w:space="0" w:color="BFBFBF"/>
+              <w:start w:val="single" w:sz="4" w:space="0" w:color="BFBFBF"/>
+              <w:bottom w:val="single" w:sz="4" w:space="0" w:color="BFBFBF"/>
+              <w:end w:val="single" w:sz="4" w:space="0" w:color="BFBFBF"/>
+            </w:tcBorders>
+            <w:shd w:fill="1F3864" w:val="clear"/>
+          </w:tcPr>
+          <w:p>
+            <w:pPr>
+              <w:pStyle w:val="Normal"/>
+              <w:spacing w:lineRule="auto" w:line="252" w:before="0" w:after="20"/>
+              <w:jc w:val="start"/>
+              <w:rPr>
+                <w:b/>
+                <w:color w:val="FFFFFF"/>
+                <w:sz w:val="19"/>
+              </w:rPr>
             </w:pPr>
             <w:r>
               <w:rPr>
@@ -3677,20 +3964,25 @@
         </w:trPr>
         <w:tc>
           <w:tcPr>
-            <w:tcW w:w="3098" w:type="dxa"/>
-            <w:tcBorders>
-              <w:top w:val="single" w:sz="4" w:space="0" w:color="BFBFBF"/>
-              <w:start w:val="single" w:sz="4" w:space="0" w:color="BFBFBF"/>
-              <w:bottom w:val="single" w:sz="4" w:space="0" w:color="BFBFBF"/>
-              <w:end w:val="single" w:sz="4" w:space="0" w:color="BFBFBF"/>
-            </w:tcBorders>
-          </w:tcPr>
-          <w:p>
-            <w:pPr>
-              <w:pStyle w:val="Normal"/>
-              <w:spacing w:lineRule="auto" w:line="252" w:before="0" w:after="20"/>
-              <w:jc w:val="start"/>
-              <w:rPr/>
+            <w:tcW w:w="3097" w:type="dxa"/>
+            <w:tcBorders>
+              <w:top w:val="single" w:sz="4" w:space="0" w:color="BFBFBF"/>
+              <w:start w:val="single" w:sz="4" w:space="0" w:color="BFBFBF"/>
+              <w:bottom w:val="single" w:sz="4" w:space="0" w:color="BFBFBF"/>
+              <w:end w:val="single" w:sz="4" w:space="0" w:color="BFBFBF"/>
+            </w:tcBorders>
+          </w:tcPr>
+          <w:p>
+            <w:pPr>
+              <w:pStyle w:val="Normal"/>
+              <w:spacing w:lineRule="auto" w:line="252" w:before="0" w:after="20"/>
+              <w:jc w:val="start"/>
+              <w:rPr>
+                <w:rFonts w:ascii="Consolas" w:hAnsi="Consolas" w:cs="Consolas"/>
+                <w:b w:val="false"/>
+                <w:color w:val="7A2E0A"/>
+                <w:sz w:val="19"/>
+              </w:rPr>
             </w:pPr>
             <w:r>
               <w:rPr>
@@ -3705,20 +3997,23 @@
         </w:tc>
         <w:tc>
           <w:tcPr>
-            <w:tcW w:w="2387" w:type="dxa"/>
-            <w:tcBorders>
-              <w:top w:val="single" w:sz="4" w:space="0" w:color="BFBFBF"/>
-              <w:start w:val="single" w:sz="4" w:space="0" w:color="BFBFBF"/>
-              <w:bottom w:val="single" w:sz="4" w:space="0" w:color="BFBFBF"/>
-              <w:end w:val="single" w:sz="4" w:space="0" w:color="BFBFBF"/>
-            </w:tcBorders>
-          </w:tcPr>
-          <w:p>
-            <w:pPr>
-              <w:pStyle w:val="Normal"/>
-              <w:spacing w:lineRule="auto" w:line="252" w:before="0" w:after="20"/>
-              <w:jc w:val="start"/>
-              <w:rPr/>
+            <w:tcW w:w="2388" w:type="dxa"/>
+            <w:tcBorders>
+              <w:top w:val="single" w:sz="4" w:space="0" w:color="BFBFBF"/>
+              <w:start w:val="single" w:sz="4" w:space="0" w:color="BFBFBF"/>
+              <w:bottom w:val="single" w:sz="4" w:space="0" w:color="BFBFBF"/>
+              <w:end w:val="single" w:sz="4" w:space="0" w:color="BFBFBF"/>
+            </w:tcBorders>
+          </w:tcPr>
+          <w:p>
+            <w:pPr>
+              <w:pStyle w:val="Normal"/>
+              <w:spacing w:lineRule="auto" w:line="252" w:before="0" w:after="20"/>
+              <w:jc w:val="start"/>
+              <w:rPr>
+                <w:b w:val="false"/>
+                <w:sz w:val="19"/>
+              </w:rPr>
             </w:pPr>
             <w:r>
               <w:rPr>
@@ -3731,20 +4026,25 @@
         </w:tc>
         <w:tc>
           <w:tcPr>
-            <w:tcW w:w="3301" w:type="dxa"/>
-            <w:tcBorders>
-              <w:top w:val="single" w:sz="4" w:space="0" w:color="BFBFBF"/>
-              <w:start w:val="single" w:sz="4" w:space="0" w:color="BFBFBF"/>
-              <w:bottom w:val="single" w:sz="4" w:space="0" w:color="BFBFBF"/>
-              <w:end w:val="single" w:sz="4" w:space="0" w:color="BFBFBF"/>
-            </w:tcBorders>
-          </w:tcPr>
-          <w:p>
-            <w:pPr>
-              <w:pStyle w:val="Normal"/>
-              <w:spacing w:lineRule="auto" w:line="252" w:before="0" w:after="20"/>
-              <w:jc w:val="start"/>
-              <w:rPr/>
+            <w:tcW w:w="3302" w:type="dxa"/>
+            <w:tcBorders>
+              <w:top w:val="single" w:sz="4" w:space="0" w:color="BFBFBF"/>
+              <w:start w:val="single" w:sz="4" w:space="0" w:color="BFBFBF"/>
+              <w:bottom w:val="single" w:sz="4" w:space="0" w:color="BFBFBF"/>
+              <w:end w:val="single" w:sz="4" w:space="0" w:color="BFBFBF"/>
+            </w:tcBorders>
+          </w:tcPr>
+          <w:p>
+            <w:pPr>
+              <w:pStyle w:val="Normal"/>
+              <w:spacing w:lineRule="auto" w:line="252" w:before="0" w:after="20"/>
+              <w:jc w:val="start"/>
+              <w:rPr>
+                <w:rFonts w:ascii="Consolas" w:hAnsi="Consolas" w:cs="Consolas"/>
+                <w:b w:val="false"/>
+                <w:color w:val="7A2E0A"/>
+                <w:sz w:val="19"/>
+              </w:rPr>
             </w:pPr>
             <w:r>
               <w:rPr>
@@ -3764,21 +4064,26 @@
         </w:trPr>
         <w:tc>
           <w:tcPr>
-            <w:tcW w:w="3098" w:type="dxa"/>
-            <w:tcBorders>
-              <w:top w:val="single" w:sz="4" w:space="0" w:color="BFBFBF"/>
-              <w:start w:val="single" w:sz="4" w:space="0" w:color="BFBFBF"/>
-              <w:bottom w:val="single" w:sz="4" w:space="0" w:color="BFBFBF"/>
-              <w:end w:val="single" w:sz="4" w:space="0" w:color="BFBFBF"/>
-            </w:tcBorders>
-            <w:shd w:color="auto" w:fill="F7F7F7" w:val="clear"/>
-          </w:tcPr>
-          <w:p>
-            <w:pPr>
-              <w:pStyle w:val="Normal"/>
-              <w:spacing w:lineRule="auto" w:line="252" w:before="0" w:after="20"/>
-              <w:jc w:val="start"/>
-              <w:rPr/>
+            <w:tcW w:w="3097" w:type="dxa"/>
+            <w:tcBorders>
+              <w:top w:val="single" w:sz="4" w:space="0" w:color="BFBFBF"/>
+              <w:start w:val="single" w:sz="4" w:space="0" w:color="BFBFBF"/>
+              <w:bottom w:val="single" w:sz="4" w:space="0" w:color="BFBFBF"/>
+              <w:end w:val="single" w:sz="4" w:space="0" w:color="BFBFBF"/>
+            </w:tcBorders>
+            <w:shd w:fill="F7F7F7" w:val="clear"/>
+          </w:tcPr>
+          <w:p>
+            <w:pPr>
+              <w:pStyle w:val="Normal"/>
+              <w:spacing w:lineRule="auto" w:line="252" w:before="0" w:after="20"/>
+              <w:jc w:val="start"/>
+              <w:rPr>
+                <w:rFonts w:ascii="Consolas" w:hAnsi="Consolas" w:cs="Consolas"/>
+                <w:b w:val="false"/>
+                <w:color w:val="7A2E0A"/>
+                <w:sz w:val="19"/>
+              </w:rPr>
             </w:pPr>
             <w:r>
               <w:rPr>
@@ -3793,21 +4098,24 @@
         </w:tc>
         <w:tc>
           <w:tcPr>
-            <w:tcW w:w="2387" w:type="dxa"/>
-            <w:tcBorders>
-              <w:top w:val="single" w:sz="4" w:space="0" w:color="BFBFBF"/>
-              <w:start w:val="single" w:sz="4" w:space="0" w:color="BFBFBF"/>
-              <w:bottom w:val="single" w:sz="4" w:space="0" w:color="BFBFBF"/>
-              <w:end w:val="single" w:sz="4" w:space="0" w:color="BFBFBF"/>
-            </w:tcBorders>
-            <w:shd w:color="auto" w:fill="F7F7F7" w:val="clear"/>
-          </w:tcPr>
-          <w:p>
-            <w:pPr>
-              <w:pStyle w:val="Normal"/>
-              <w:spacing w:lineRule="auto" w:line="252" w:before="0" w:after="20"/>
-              <w:jc w:val="start"/>
-              <w:rPr/>
+            <w:tcW w:w="2388" w:type="dxa"/>
+            <w:tcBorders>
+              <w:top w:val="single" w:sz="4" w:space="0" w:color="BFBFBF"/>
+              <w:start w:val="single" w:sz="4" w:space="0" w:color="BFBFBF"/>
+              <w:bottom w:val="single" w:sz="4" w:space="0" w:color="BFBFBF"/>
+              <w:end w:val="single" w:sz="4" w:space="0" w:color="BFBFBF"/>
+            </w:tcBorders>
+            <w:shd w:fill="F7F7F7" w:val="clear"/>
+          </w:tcPr>
+          <w:p>
+            <w:pPr>
+              <w:pStyle w:val="Normal"/>
+              <w:spacing w:lineRule="auto" w:line="252" w:before="0" w:after="20"/>
+              <w:jc w:val="start"/>
+              <w:rPr>
+                <w:b w:val="false"/>
+                <w:sz w:val="19"/>
+              </w:rPr>
             </w:pPr>
             <w:r>
               <w:rPr>
@@ -3820,21 +4128,26 @@
         </w:tc>
         <w:tc>
           <w:tcPr>
-            <w:tcW w:w="3301" w:type="dxa"/>
-            <w:tcBorders>
-              <w:top w:val="single" w:sz="4" w:space="0" w:color="BFBFBF"/>
-              <w:start w:val="single" w:sz="4" w:space="0" w:color="BFBFBF"/>
-              <w:bottom w:val="single" w:sz="4" w:space="0" w:color="BFBFBF"/>
-              <w:end w:val="single" w:sz="4" w:space="0" w:color="BFBFBF"/>
-            </w:tcBorders>
-            <w:shd w:color="auto" w:fill="F7F7F7" w:val="clear"/>
-          </w:tcPr>
-          <w:p>
-            <w:pPr>
-              <w:pStyle w:val="Normal"/>
-              <w:spacing w:lineRule="auto" w:line="252" w:before="0" w:after="20"/>
-              <w:jc w:val="start"/>
-              <w:rPr/>
+            <w:tcW w:w="3302" w:type="dxa"/>
+            <w:tcBorders>
+              <w:top w:val="single" w:sz="4" w:space="0" w:color="BFBFBF"/>
+              <w:start w:val="single" w:sz="4" w:space="0" w:color="BFBFBF"/>
+              <w:bottom w:val="single" w:sz="4" w:space="0" w:color="BFBFBF"/>
+              <w:end w:val="single" w:sz="4" w:space="0" w:color="BFBFBF"/>
+            </w:tcBorders>
+            <w:shd w:fill="F7F7F7" w:val="clear"/>
+          </w:tcPr>
+          <w:p>
+            <w:pPr>
+              <w:pStyle w:val="Normal"/>
+              <w:spacing w:lineRule="auto" w:line="252" w:before="0" w:after="20"/>
+              <w:jc w:val="start"/>
+              <w:rPr>
+                <w:rFonts w:ascii="Consolas" w:hAnsi="Consolas" w:cs="Consolas"/>
+                <w:b w:val="false"/>
+                <w:color w:val="7A2E0A"/>
+                <w:sz w:val="19"/>
+              </w:rPr>
             </w:pPr>
             <w:r>
               <w:rPr>
@@ -3854,20 +4167,25 @@
         </w:trPr>
         <w:tc>
           <w:tcPr>
-            <w:tcW w:w="3098" w:type="dxa"/>
-            <w:tcBorders>
-              <w:top w:val="single" w:sz="4" w:space="0" w:color="BFBFBF"/>
-              <w:start w:val="single" w:sz="4" w:space="0" w:color="BFBFBF"/>
-              <w:bottom w:val="single" w:sz="4" w:space="0" w:color="BFBFBF"/>
-              <w:end w:val="single" w:sz="4" w:space="0" w:color="BFBFBF"/>
-            </w:tcBorders>
-          </w:tcPr>
-          <w:p>
-            <w:pPr>
-              <w:pStyle w:val="Normal"/>
-              <w:spacing w:lineRule="auto" w:line="252" w:before="0" w:after="20"/>
-              <w:jc w:val="start"/>
-              <w:rPr/>
+            <w:tcW w:w="3097" w:type="dxa"/>
+            <w:tcBorders>
+              <w:top w:val="single" w:sz="4" w:space="0" w:color="BFBFBF"/>
+              <w:start w:val="single" w:sz="4" w:space="0" w:color="BFBFBF"/>
+              <w:bottom w:val="single" w:sz="4" w:space="0" w:color="BFBFBF"/>
+              <w:end w:val="single" w:sz="4" w:space="0" w:color="BFBFBF"/>
+            </w:tcBorders>
+          </w:tcPr>
+          <w:p>
+            <w:pPr>
+              <w:pStyle w:val="Normal"/>
+              <w:spacing w:lineRule="auto" w:line="252" w:before="0" w:after="20"/>
+              <w:jc w:val="start"/>
+              <w:rPr>
+                <w:rFonts w:ascii="Consolas" w:hAnsi="Consolas" w:cs="Consolas"/>
+                <w:b w:val="false"/>
+                <w:color w:val="7A2E0A"/>
+                <w:sz w:val="19"/>
+              </w:rPr>
             </w:pPr>
             <w:r>
               <w:rPr>
@@ -3882,20 +4200,23 @@
         </w:tc>
         <w:tc>
           <w:tcPr>
-            <w:tcW w:w="2387" w:type="dxa"/>
-            <w:tcBorders>
-              <w:top w:val="single" w:sz="4" w:space="0" w:color="BFBFBF"/>
-              <w:start w:val="single" w:sz="4" w:space="0" w:color="BFBFBF"/>
-              <w:bottom w:val="single" w:sz="4" w:space="0" w:color="BFBFBF"/>
-              <w:end w:val="single" w:sz="4" w:space="0" w:color="BFBFBF"/>
-            </w:tcBorders>
-          </w:tcPr>
-          <w:p>
-            <w:pPr>
-              <w:pStyle w:val="Normal"/>
-              <w:spacing w:lineRule="auto" w:line="252" w:before="0" w:after="20"/>
-              <w:jc w:val="start"/>
-              <w:rPr/>
+            <w:tcW w:w="2388" w:type="dxa"/>
+            <w:tcBorders>
+              <w:top w:val="single" w:sz="4" w:space="0" w:color="BFBFBF"/>
+              <w:start w:val="single" w:sz="4" w:space="0" w:color="BFBFBF"/>
+              <w:bottom w:val="single" w:sz="4" w:space="0" w:color="BFBFBF"/>
+              <w:end w:val="single" w:sz="4" w:space="0" w:color="BFBFBF"/>
+            </w:tcBorders>
+          </w:tcPr>
+          <w:p>
+            <w:pPr>
+              <w:pStyle w:val="Normal"/>
+              <w:spacing w:lineRule="auto" w:line="252" w:before="0" w:after="20"/>
+              <w:jc w:val="start"/>
+              <w:rPr>
+                <w:b w:val="false"/>
+                <w:sz w:val="19"/>
+              </w:rPr>
             </w:pPr>
             <w:r>
               <w:rPr>
@@ -3908,20 +4229,25 @@
         </w:tc>
         <w:tc>
           <w:tcPr>
-            <w:tcW w:w="3301" w:type="dxa"/>
-            <w:tcBorders>
-              <w:top w:val="single" w:sz="4" w:space="0" w:color="BFBFBF"/>
-              <w:start w:val="single" w:sz="4" w:space="0" w:color="BFBFBF"/>
-              <w:bottom w:val="single" w:sz="4" w:space="0" w:color="BFBFBF"/>
-              <w:end w:val="single" w:sz="4" w:space="0" w:color="BFBFBF"/>
-            </w:tcBorders>
-          </w:tcPr>
-          <w:p>
-            <w:pPr>
-              <w:pStyle w:val="Normal"/>
-              <w:spacing w:lineRule="auto" w:line="252" w:before="0" w:after="20"/>
-              <w:jc w:val="start"/>
-              <w:rPr/>
+            <w:tcW w:w="3302" w:type="dxa"/>
+            <w:tcBorders>
+              <w:top w:val="single" w:sz="4" w:space="0" w:color="BFBFBF"/>
+              <w:start w:val="single" w:sz="4" w:space="0" w:color="BFBFBF"/>
+              <w:bottom w:val="single" w:sz="4" w:space="0" w:color="BFBFBF"/>
+              <w:end w:val="single" w:sz="4" w:space="0" w:color="BFBFBF"/>
+            </w:tcBorders>
+          </w:tcPr>
+          <w:p>
+            <w:pPr>
+              <w:pStyle w:val="Normal"/>
+              <w:spacing w:lineRule="auto" w:line="252" w:before="0" w:after="20"/>
+              <w:jc w:val="start"/>
+              <w:rPr>
+                <w:rFonts w:ascii="Consolas" w:hAnsi="Consolas" w:cs="Consolas"/>
+                <w:b w:val="false"/>
+                <w:color w:val="7A2E0A"/>
+                <w:sz w:val="19"/>
+              </w:rPr>
             </w:pPr>
             <w:r>
               <w:rPr>
@@ -3941,21 +4267,26 @@
         </w:trPr>
         <w:tc>
           <w:tcPr>
-            <w:tcW w:w="3098" w:type="dxa"/>
-            <w:tcBorders>
-              <w:top w:val="single" w:sz="4" w:space="0" w:color="BFBFBF"/>
-              <w:start w:val="single" w:sz="4" w:space="0" w:color="BFBFBF"/>
-              <w:bottom w:val="single" w:sz="4" w:space="0" w:color="BFBFBF"/>
-              <w:end w:val="single" w:sz="4" w:space="0" w:color="BFBFBF"/>
-            </w:tcBorders>
-            <w:shd w:color="auto" w:fill="F7F7F7" w:val="clear"/>
-          </w:tcPr>
-          <w:p>
-            <w:pPr>
-              <w:pStyle w:val="Normal"/>
-              <w:spacing w:lineRule="auto" w:line="252" w:before="0" w:after="20"/>
-              <w:jc w:val="start"/>
-              <w:rPr/>
+            <w:tcW w:w="3097" w:type="dxa"/>
+            <w:tcBorders>
+              <w:top w:val="single" w:sz="4" w:space="0" w:color="BFBFBF"/>
+              <w:start w:val="single" w:sz="4" w:space="0" w:color="BFBFBF"/>
+              <w:bottom w:val="single" w:sz="4" w:space="0" w:color="BFBFBF"/>
+              <w:end w:val="single" w:sz="4" w:space="0" w:color="BFBFBF"/>
+            </w:tcBorders>
+            <w:shd w:fill="F7F7F7" w:val="clear"/>
+          </w:tcPr>
+          <w:p>
+            <w:pPr>
+              <w:pStyle w:val="Normal"/>
+              <w:spacing w:lineRule="auto" w:line="252" w:before="0" w:after="20"/>
+              <w:jc w:val="start"/>
+              <w:rPr>
+                <w:rFonts w:ascii="Consolas" w:hAnsi="Consolas" w:cs="Consolas"/>
+                <w:b w:val="false"/>
+                <w:color w:val="7A2E0A"/>
+                <w:sz w:val="19"/>
+              </w:rPr>
             </w:pPr>
             <w:r>
               <w:rPr>
@@ -3970,21 +4301,24 @@
         </w:tc>
         <w:tc>
           <w:tcPr>
-            <w:tcW w:w="2387" w:type="dxa"/>
-            <w:tcBorders>
-              <w:top w:val="single" w:sz="4" w:space="0" w:color="BFBFBF"/>
-              <w:start w:val="single" w:sz="4" w:space="0" w:color="BFBFBF"/>
-              <w:bottom w:val="single" w:sz="4" w:space="0" w:color="BFBFBF"/>
-              <w:end w:val="single" w:sz="4" w:space="0" w:color="BFBFBF"/>
-            </w:tcBorders>
-            <w:shd w:color="auto" w:fill="F7F7F7" w:val="clear"/>
-          </w:tcPr>
-          <w:p>
-            <w:pPr>
-              <w:pStyle w:val="Normal"/>
-              <w:spacing w:lineRule="auto" w:line="252" w:before="0" w:after="20"/>
-              <w:jc w:val="start"/>
-              <w:rPr/>
+            <w:tcW w:w="2388" w:type="dxa"/>
+            <w:tcBorders>
+              <w:top w:val="single" w:sz="4" w:space="0" w:color="BFBFBF"/>
+              <w:start w:val="single" w:sz="4" w:space="0" w:color="BFBFBF"/>
+              <w:bottom w:val="single" w:sz="4" w:space="0" w:color="BFBFBF"/>
+              <w:end w:val="single" w:sz="4" w:space="0" w:color="BFBFBF"/>
+            </w:tcBorders>
+            <w:shd w:fill="F7F7F7" w:val="clear"/>
+          </w:tcPr>
+          <w:p>
+            <w:pPr>
+              <w:pStyle w:val="Normal"/>
+              <w:spacing w:lineRule="auto" w:line="252" w:before="0" w:after="20"/>
+              <w:jc w:val="start"/>
+              <w:rPr>
+                <w:b w:val="false"/>
+                <w:sz w:val="19"/>
+              </w:rPr>
             </w:pPr>
             <w:r>
               <w:rPr>
@@ -3997,21 +4331,26 @@
         </w:tc>
         <w:tc>
           <w:tcPr>
-            <w:tcW w:w="3301" w:type="dxa"/>
-            <w:tcBorders>
-              <w:top w:val="single" w:sz="4" w:space="0" w:color="BFBFBF"/>
-              <w:start w:val="single" w:sz="4" w:space="0" w:color="BFBFBF"/>
-              <w:bottom w:val="single" w:sz="4" w:space="0" w:color="BFBFBF"/>
-              <w:end w:val="single" w:sz="4" w:space="0" w:color="BFBFBF"/>
-            </w:tcBorders>
-            <w:shd w:color="auto" w:fill="F7F7F7" w:val="clear"/>
-          </w:tcPr>
-          <w:p>
-            <w:pPr>
-              <w:pStyle w:val="Normal"/>
-              <w:spacing w:lineRule="auto" w:line="252" w:before="0" w:after="20"/>
-              <w:jc w:val="start"/>
-              <w:rPr/>
+            <w:tcW w:w="3302" w:type="dxa"/>
+            <w:tcBorders>
+              <w:top w:val="single" w:sz="4" w:space="0" w:color="BFBFBF"/>
+              <w:start w:val="single" w:sz="4" w:space="0" w:color="BFBFBF"/>
+              <w:bottom w:val="single" w:sz="4" w:space="0" w:color="BFBFBF"/>
+              <w:end w:val="single" w:sz="4" w:space="0" w:color="BFBFBF"/>
+            </w:tcBorders>
+            <w:shd w:fill="F7F7F7" w:val="clear"/>
+          </w:tcPr>
+          <w:p>
+            <w:pPr>
+              <w:pStyle w:val="Normal"/>
+              <w:spacing w:lineRule="auto" w:line="252" w:before="0" w:after="20"/>
+              <w:jc w:val="start"/>
+              <w:rPr>
+                <w:rFonts w:ascii="Consolas" w:hAnsi="Consolas" w:cs="Consolas"/>
+                <w:b w:val="false"/>
+                <w:color w:val="7A2E0A"/>
+                <w:sz w:val="19"/>
+              </w:rPr>
             </w:pPr>
             <w:r>
               <w:rPr>
@@ -4031,20 +4370,25 @@
         </w:trPr>
         <w:tc>
           <w:tcPr>
-            <w:tcW w:w="3098" w:type="dxa"/>
-            <w:tcBorders>
-              <w:top w:val="single" w:sz="4" w:space="0" w:color="BFBFBF"/>
-              <w:start w:val="single" w:sz="4" w:space="0" w:color="BFBFBF"/>
-              <w:bottom w:val="single" w:sz="4" w:space="0" w:color="BFBFBF"/>
-              <w:end w:val="single" w:sz="4" w:space="0" w:color="BFBFBF"/>
-            </w:tcBorders>
-          </w:tcPr>
-          <w:p>
-            <w:pPr>
-              <w:pStyle w:val="Normal"/>
-              <w:spacing w:lineRule="auto" w:line="252" w:before="0" w:after="20"/>
-              <w:jc w:val="start"/>
-              <w:rPr/>
+            <w:tcW w:w="3097" w:type="dxa"/>
+            <w:tcBorders>
+              <w:top w:val="single" w:sz="4" w:space="0" w:color="BFBFBF"/>
+              <w:start w:val="single" w:sz="4" w:space="0" w:color="BFBFBF"/>
+              <w:bottom w:val="single" w:sz="4" w:space="0" w:color="BFBFBF"/>
+              <w:end w:val="single" w:sz="4" w:space="0" w:color="BFBFBF"/>
+            </w:tcBorders>
+          </w:tcPr>
+          <w:p>
+            <w:pPr>
+              <w:pStyle w:val="Normal"/>
+              <w:spacing w:lineRule="auto" w:line="252" w:before="0" w:after="20"/>
+              <w:jc w:val="start"/>
+              <w:rPr>
+                <w:rFonts w:ascii="Consolas" w:hAnsi="Consolas" w:cs="Consolas"/>
+                <w:b w:val="false"/>
+                <w:color w:val="7A2E0A"/>
+                <w:sz w:val="19"/>
+              </w:rPr>
             </w:pPr>
             <w:r>
               <w:rPr>
@@ -4059,20 +4403,23 @@
         </w:tc>
         <w:tc>
           <w:tcPr>
-            <w:tcW w:w="2387" w:type="dxa"/>
-            <w:tcBorders>
-              <w:top w:val="single" w:sz="4" w:space="0" w:color="BFBFBF"/>
-              <w:start w:val="single" w:sz="4" w:space="0" w:color="BFBFBF"/>
-              <w:bottom w:val="single" w:sz="4" w:space="0" w:color="BFBFBF"/>
-              <w:end w:val="single" w:sz="4" w:space="0" w:color="BFBFBF"/>
-            </w:tcBorders>
-          </w:tcPr>
-          <w:p>
-            <w:pPr>
-              <w:pStyle w:val="Normal"/>
-              <w:spacing w:lineRule="auto" w:line="252" w:before="0" w:after="20"/>
-              <w:jc w:val="start"/>
-              <w:rPr/>
+            <w:tcW w:w="2388" w:type="dxa"/>
+            <w:tcBorders>
+              <w:top w:val="single" w:sz="4" w:space="0" w:color="BFBFBF"/>
+              <w:start w:val="single" w:sz="4" w:space="0" w:color="BFBFBF"/>
+              <w:bottom w:val="single" w:sz="4" w:space="0" w:color="BFBFBF"/>
+              <w:end w:val="single" w:sz="4" w:space="0" w:color="BFBFBF"/>
+            </w:tcBorders>
+          </w:tcPr>
+          <w:p>
+            <w:pPr>
+              <w:pStyle w:val="Normal"/>
+              <w:spacing w:lineRule="auto" w:line="252" w:before="0" w:after="20"/>
+              <w:jc w:val="start"/>
+              <w:rPr>
+                <w:b w:val="false"/>
+                <w:sz w:val="19"/>
+              </w:rPr>
             </w:pPr>
             <w:r>
               <w:rPr>
@@ -4085,20 +4432,25 @@
         </w:tc>
         <w:tc>
           <w:tcPr>
-            <w:tcW w:w="3301" w:type="dxa"/>
-            <w:tcBorders>
-              <w:top w:val="single" w:sz="4" w:space="0" w:color="BFBFBF"/>
-              <w:start w:val="single" w:sz="4" w:space="0" w:color="BFBFBF"/>
-              <w:bottom w:val="single" w:sz="4" w:space="0" w:color="BFBFBF"/>
-              <w:end w:val="single" w:sz="4" w:space="0" w:color="BFBFBF"/>
-            </w:tcBorders>
-          </w:tcPr>
-          <w:p>
-            <w:pPr>
-              <w:pStyle w:val="Normal"/>
-              <w:spacing w:lineRule="auto" w:line="252" w:before="0" w:after="20"/>
-              <w:jc w:val="start"/>
-              <w:rPr/>
+            <w:tcW w:w="3302" w:type="dxa"/>
+            <w:tcBorders>
+              <w:top w:val="single" w:sz="4" w:space="0" w:color="BFBFBF"/>
+              <w:start w:val="single" w:sz="4" w:space="0" w:color="BFBFBF"/>
+              <w:bottom w:val="single" w:sz="4" w:space="0" w:color="BFBFBF"/>
+              <w:end w:val="single" w:sz="4" w:space="0" w:color="BFBFBF"/>
+            </w:tcBorders>
+          </w:tcPr>
+          <w:p>
+            <w:pPr>
+              <w:pStyle w:val="Normal"/>
+              <w:spacing w:lineRule="auto" w:line="252" w:before="0" w:after="20"/>
+              <w:jc w:val="start"/>
+              <w:rPr>
+                <w:rFonts w:ascii="Consolas" w:hAnsi="Consolas" w:cs="Consolas"/>
+                <w:b w:val="false"/>
+                <w:color w:val="7A2E0A"/>
+                <w:sz w:val="19"/>
+              </w:rPr>
             </w:pPr>
             <w:r>
               <w:rPr>
@@ -4118,21 +4470,26 @@
         </w:trPr>
         <w:tc>
           <w:tcPr>
-            <w:tcW w:w="3098" w:type="dxa"/>
-            <w:tcBorders>
-              <w:top w:val="single" w:sz="4" w:space="0" w:color="BFBFBF"/>
-              <w:start w:val="single" w:sz="4" w:space="0" w:color="BFBFBF"/>
-              <w:bottom w:val="single" w:sz="4" w:space="0" w:color="BFBFBF"/>
-              <w:end w:val="single" w:sz="4" w:space="0" w:color="BFBFBF"/>
-            </w:tcBorders>
-            <w:shd w:color="auto" w:fill="F7F7F7" w:val="clear"/>
-          </w:tcPr>
-          <w:p>
-            <w:pPr>
-              <w:pStyle w:val="Normal"/>
-              <w:spacing w:lineRule="auto" w:line="252" w:before="0" w:after="20"/>
-              <w:jc w:val="start"/>
-              <w:rPr/>
+            <w:tcW w:w="3097" w:type="dxa"/>
+            <w:tcBorders>
+              <w:top w:val="single" w:sz="4" w:space="0" w:color="BFBFBF"/>
+              <w:start w:val="single" w:sz="4" w:space="0" w:color="BFBFBF"/>
+              <w:bottom w:val="single" w:sz="4" w:space="0" w:color="BFBFBF"/>
+              <w:end w:val="single" w:sz="4" w:space="0" w:color="BFBFBF"/>
+            </w:tcBorders>
+            <w:shd w:fill="F7F7F7" w:val="clear"/>
+          </w:tcPr>
+          <w:p>
+            <w:pPr>
+              <w:pStyle w:val="Normal"/>
+              <w:spacing w:lineRule="auto" w:line="252" w:before="0" w:after="20"/>
+              <w:jc w:val="start"/>
+              <w:rPr>
+                <w:rFonts w:ascii="Consolas" w:hAnsi="Consolas" w:cs="Consolas"/>
+                <w:b w:val="false"/>
+                <w:color w:val="7A2E0A"/>
+                <w:sz w:val="19"/>
+              </w:rPr>
             </w:pPr>
             <w:r>
               <w:rPr>
@@ -4147,21 +4504,24 @@
         </w:tc>
         <w:tc>
           <w:tcPr>
-            <w:tcW w:w="2387" w:type="dxa"/>
-            <w:tcBorders>
-              <w:top w:val="single" w:sz="4" w:space="0" w:color="BFBFBF"/>
-              <w:start w:val="single" w:sz="4" w:space="0" w:color="BFBFBF"/>
-              <w:bottom w:val="single" w:sz="4" w:space="0" w:color="BFBFBF"/>
-              <w:end w:val="single" w:sz="4" w:space="0" w:color="BFBFBF"/>
-            </w:tcBorders>
-            <w:shd w:color="auto" w:fill="F7F7F7" w:val="clear"/>
-          </w:tcPr>
-          <w:p>
-            <w:pPr>
-              <w:pStyle w:val="Normal"/>
-              <w:spacing w:lineRule="auto" w:line="252" w:before="0" w:after="20"/>
-              <w:jc w:val="start"/>
-              <w:rPr/>
+            <w:tcW w:w="2388" w:type="dxa"/>
+            <w:tcBorders>
+              <w:top w:val="single" w:sz="4" w:space="0" w:color="BFBFBF"/>
+              <w:start w:val="single" w:sz="4" w:space="0" w:color="BFBFBF"/>
+              <w:bottom w:val="single" w:sz="4" w:space="0" w:color="BFBFBF"/>
+              <w:end w:val="single" w:sz="4" w:space="0" w:color="BFBFBF"/>
+            </w:tcBorders>
+            <w:shd w:fill="F7F7F7" w:val="clear"/>
+          </w:tcPr>
+          <w:p>
+            <w:pPr>
+              <w:pStyle w:val="Normal"/>
+              <w:spacing w:lineRule="auto" w:line="252" w:before="0" w:after="20"/>
+              <w:jc w:val="start"/>
+              <w:rPr>
+                <w:b w:val="false"/>
+                <w:sz w:val="19"/>
+              </w:rPr>
             </w:pPr>
             <w:r>
               <w:rPr>
@@ -4174,21 +4534,26 @@
         </w:tc>
         <w:tc>
           <w:tcPr>
-            <w:tcW w:w="3301" w:type="dxa"/>
-            <w:tcBorders>
-              <w:top w:val="single" w:sz="4" w:space="0" w:color="BFBFBF"/>
-              <w:start w:val="single" w:sz="4" w:space="0" w:color="BFBFBF"/>
-              <w:bottom w:val="single" w:sz="4" w:space="0" w:color="BFBFBF"/>
-              <w:end w:val="single" w:sz="4" w:space="0" w:color="BFBFBF"/>
-            </w:tcBorders>
-            <w:shd w:color="auto" w:fill="F7F7F7" w:val="clear"/>
-          </w:tcPr>
-          <w:p>
-            <w:pPr>
-              <w:pStyle w:val="Normal"/>
-              <w:spacing w:lineRule="auto" w:line="252" w:before="0" w:after="20"/>
-              <w:jc w:val="start"/>
-              <w:rPr/>
+            <w:tcW w:w="3302" w:type="dxa"/>
+            <w:tcBorders>
+              <w:top w:val="single" w:sz="4" w:space="0" w:color="BFBFBF"/>
+              <w:start w:val="single" w:sz="4" w:space="0" w:color="BFBFBF"/>
+              <w:bottom w:val="single" w:sz="4" w:space="0" w:color="BFBFBF"/>
+              <w:end w:val="single" w:sz="4" w:space="0" w:color="BFBFBF"/>
+            </w:tcBorders>
+            <w:shd w:fill="F7F7F7" w:val="clear"/>
+          </w:tcPr>
+          <w:p>
+            <w:pPr>
+              <w:pStyle w:val="Normal"/>
+              <w:spacing w:lineRule="auto" w:line="252" w:before="0" w:after="20"/>
+              <w:jc w:val="start"/>
+              <w:rPr>
+                <w:rFonts w:ascii="Consolas" w:hAnsi="Consolas" w:cs="Consolas"/>
+                <w:b w:val="false"/>
+                <w:color w:val="7A2E0A"/>
+                <w:sz w:val="19"/>
+              </w:rPr>
             </w:pPr>
             <w:r>
               <w:rPr>
@@ -4208,20 +4573,25 @@
         </w:trPr>
         <w:tc>
           <w:tcPr>
-            <w:tcW w:w="3098" w:type="dxa"/>
-            <w:tcBorders>
-              <w:top w:val="single" w:sz="4" w:space="0" w:color="BFBFBF"/>
-              <w:start w:val="single" w:sz="4" w:space="0" w:color="BFBFBF"/>
-              <w:bottom w:val="single" w:sz="4" w:space="0" w:color="BFBFBF"/>
-              <w:end w:val="single" w:sz="4" w:space="0" w:color="BFBFBF"/>
-            </w:tcBorders>
-          </w:tcPr>
-          <w:p>
-            <w:pPr>
-              <w:pStyle w:val="Normal"/>
-              <w:spacing w:lineRule="auto" w:line="252" w:before="0" w:after="20"/>
-              <w:jc w:val="start"/>
-              <w:rPr/>
+            <w:tcW w:w="3097" w:type="dxa"/>
+            <w:tcBorders>
+              <w:top w:val="single" w:sz="4" w:space="0" w:color="BFBFBF"/>
+              <w:start w:val="single" w:sz="4" w:space="0" w:color="BFBFBF"/>
+              <w:bottom w:val="single" w:sz="4" w:space="0" w:color="BFBFBF"/>
+              <w:end w:val="single" w:sz="4" w:space="0" w:color="BFBFBF"/>
+            </w:tcBorders>
+          </w:tcPr>
+          <w:p>
+            <w:pPr>
+              <w:pStyle w:val="Normal"/>
+              <w:spacing w:lineRule="auto" w:line="252" w:before="0" w:after="20"/>
+              <w:jc w:val="start"/>
+              <w:rPr>
+                <w:rFonts w:ascii="Consolas" w:hAnsi="Consolas" w:cs="Consolas"/>
+                <w:b w:val="false"/>
+                <w:color w:val="7A2E0A"/>
+                <w:sz w:val="19"/>
+              </w:rPr>
             </w:pPr>
             <w:r>
               <w:rPr>
@@ -4236,20 +4606,23 @@
         </w:tc>
         <w:tc>
           <w:tcPr>
-            <w:tcW w:w="2387" w:type="dxa"/>
-            <w:tcBorders>
-              <w:top w:val="single" w:sz="4" w:space="0" w:color="BFBFBF"/>
-              <w:start w:val="single" w:sz="4" w:space="0" w:color="BFBFBF"/>
-              <w:bottom w:val="single" w:sz="4" w:space="0" w:color="BFBFBF"/>
-              <w:end w:val="single" w:sz="4" w:space="0" w:color="BFBFBF"/>
-            </w:tcBorders>
-          </w:tcPr>
-          <w:p>
-            <w:pPr>
-              <w:pStyle w:val="Normal"/>
-              <w:spacing w:lineRule="auto" w:line="252" w:before="0" w:after="20"/>
-              <w:jc w:val="start"/>
-              <w:rPr/>
+            <w:tcW w:w="2388" w:type="dxa"/>
+            <w:tcBorders>
+              <w:top w:val="single" w:sz="4" w:space="0" w:color="BFBFBF"/>
+              <w:start w:val="single" w:sz="4" w:space="0" w:color="BFBFBF"/>
+              <w:bottom w:val="single" w:sz="4" w:space="0" w:color="BFBFBF"/>
+              <w:end w:val="single" w:sz="4" w:space="0" w:color="BFBFBF"/>
+            </w:tcBorders>
+          </w:tcPr>
+          <w:p>
+            <w:pPr>
+              <w:pStyle w:val="Normal"/>
+              <w:spacing w:lineRule="auto" w:line="252" w:before="0" w:after="20"/>
+              <w:jc w:val="start"/>
+              <w:rPr>
+                <w:b w:val="false"/>
+                <w:sz w:val="19"/>
+              </w:rPr>
             </w:pPr>
             <w:r>
               <w:rPr>
@@ -4262,20 +4635,25 @@
         </w:tc>
         <w:tc>
           <w:tcPr>
-            <w:tcW w:w="3301" w:type="dxa"/>
-            <w:tcBorders>
-              <w:top w:val="single" w:sz="4" w:space="0" w:color="BFBFBF"/>
-              <w:start w:val="single" w:sz="4" w:space="0" w:color="BFBFBF"/>
-              <w:bottom w:val="single" w:sz="4" w:space="0" w:color="BFBFBF"/>
-              <w:end w:val="single" w:sz="4" w:space="0" w:color="BFBFBF"/>
-            </w:tcBorders>
-          </w:tcPr>
-          <w:p>
-            <w:pPr>
-              <w:pStyle w:val="Normal"/>
-              <w:spacing w:lineRule="auto" w:line="252" w:before="0" w:after="20"/>
-              <w:jc w:val="start"/>
-              <w:rPr/>
+            <w:tcW w:w="3302" w:type="dxa"/>
+            <w:tcBorders>
+              <w:top w:val="single" w:sz="4" w:space="0" w:color="BFBFBF"/>
+              <w:start w:val="single" w:sz="4" w:space="0" w:color="BFBFBF"/>
+              <w:bottom w:val="single" w:sz="4" w:space="0" w:color="BFBFBF"/>
+              <w:end w:val="single" w:sz="4" w:space="0" w:color="BFBFBF"/>
+            </w:tcBorders>
+          </w:tcPr>
+          <w:p>
+            <w:pPr>
+              <w:pStyle w:val="Normal"/>
+              <w:spacing w:lineRule="auto" w:line="252" w:before="0" w:after="20"/>
+              <w:jc w:val="start"/>
+              <w:rPr>
+                <w:rFonts w:ascii="Consolas" w:hAnsi="Consolas" w:cs="Consolas"/>
+                <w:b w:val="false"/>
+                <w:color w:val="7A2E0A"/>
+                <w:sz w:val="19"/>
+              </w:rPr>
             </w:pPr>
             <w:r>
               <w:rPr>
@@ -4295,21 +4673,26 @@
         </w:trPr>
         <w:tc>
           <w:tcPr>
-            <w:tcW w:w="3098" w:type="dxa"/>
-            <w:tcBorders>
-              <w:top w:val="single" w:sz="4" w:space="0" w:color="BFBFBF"/>
-              <w:start w:val="single" w:sz="4" w:space="0" w:color="BFBFBF"/>
-              <w:bottom w:val="single" w:sz="4" w:space="0" w:color="BFBFBF"/>
-              <w:end w:val="single" w:sz="4" w:space="0" w:color="BFBFBF"/>
-            </w:tcBorders>
-            <w:shd w:color="auto" w:fill="F7F7F7" w:val="clear"/>
-          </w:tcPr>
-          <w:p>
-            <w:pPr>
-              <w:pStyle w:val="Normal"/>
-              <w:spacing w:lineRule="auto" w:line="252" w:before="0" w:after="20"/>
-              <w:jc w:val="start"/>
-              <w:rPr/>
+            <w:tcW w:w="3097" w:type="dxa"/>
+            <w:tcBorders>
+              <w:top w:val="single" w:sz="4" w:space="0" w:color="BFBFBF"/>
+              <w:start w:val="single" w:sz="4" w:space="0" w:color="BFBFBF"/>
+              <w:bottom w:val="single" w:sz="4" w:space="0" w:color="BFBFBF"/>
+              <w:end w:val="single" w:sz="4" w:space="0" w:color="BFBFBF"/>
+            </w:tcBorders>
+            <w:shd w:fill="F7F7F7" w:val="clear"/>
+          </w:tcPr>
+          <w:p>
+            <w:pPr>
+              <w:pStyle w:val="Normal"/>
+              <w:spacing w:lineRule="auto" w:line="252" w:before="0" w:after="20"/>
+              <w:jc w:val="start"/>
+              <w:rPr>
+                <w:rFonts w:ascii="Consolas" w:hAnsi="Consolas" w:cs="Consolas"/>
+                <w:b w:val="false"/>
+                <w:color w:val="7A2E0A"/>
+                <w:sz w:val="19"/>
+              </w:rPr>
             </w:pPr>
             <w:r>
               <w:rPr>
@@ -4324,21 +4707,24 @@
         </w:tc>
         <w:tc>
           <w:tcPr>
-            <w:tcW w:w="2387" w:type="dxa"/>
-            <w:tcBorders>
-              <w:top w:val="single" w:sz="4" w:space="0" w:color="BFBFBF"/>
-              <w:start w:val="single" w:sz="4" w:space="0" w:color="BFBFBF"/>
-              <w:bottom w:val="single" w:sz="4" w:space="0" w:color="BFBFBF"/>
-              <w:end w:val="single" w:sz="4" w:space="0" w:color="BFBFBF"/>
-            </w:tcBorders>
-            <w:shd w:color="auto" w:fill="F7F7F7" w:val="clear"/>
-          </w:tcPr>
-          <w:p>
-            <w:pPr>
-              <w:pStyle w:val="Normal"/>
-              <w:spacing w:lineRule="auto" w:line="252" w:before="0" w:after="20"/>
-              <w:jc w:val="start"/>
-              <w:rPr/>
+            <w:tcW w:w="2388" w:type="dxa"/>
+            <w:tcBorders>
+              <w:top w:val="single" w:sz="4" w:space="0" w:color="BFBFBF"/>
+              <w:start w:val="single" w:sz="4" w:space="0" w:color="BFBFBF"/>
+              <w:bottom w:val="single" w:sz="4" w:space="0" w:color="BFBFBF"/>
+              <w:end w:val="single" w:sz="4" w:space="0" w:color="BFBFBF"/>
+            </w:tcBorders>
+            <w:shd w:fill="F7F7F7" w:val="clear"/>
+          </w:tcPr>
+          <w:p>
+            <w:pPr>
+              <w:pStyle w:val="Normal"/>
+              <w:spacing w:lineRule="auto" w:line="252" w:before="0" w:after="20"/>
+              <w:jc w:val="start"/>
+              <w:rPr>
+                <w:b w:val="false"/>
+                <w:sz w:val="19"/>
+              </w:rPr>
             </w:pPr>
             <w:r>
               <w:rPr>
@@ -4351,21 +4737,26 @@
         </w:tc>
         <w:tc>
           <w:tcPr>
-            <w:tcW w:w="3301" w:type="dxa"/>
-            <w:tcBorders>
-              <w:top w:val="single" w:sz="4" w:space="0" w:color="BFBFBF"/>
-              <w:start w:val="single" w:sz="4" w:space="0" w:color="BFBFBF"/>
-              <w:bottom w:val="single" w:sz="4" w:space="0" w:color="BFBFBF"/>
-              <w:end w:val="single" w:sz="4" w:space="0" w:color="BFBFBF"/>
-            </w:tcBorders>
-            <w:shd w:color="auto" w:fill="F7F7F7" w:val="clear"/>
-          </w:tcPr>
-          <w:p>
-            <w:pPr>
-              <w:pStyle w:val="Normal"/>
-              <w:spacing w:lineRule="auto" w:line="252" w:before="0" w:after="20"/>
-              <w:jc w:val="start"/>
-              <w:rPr/>
+            <w:tcW w:w="3302" w:type="dxa"/>
+            <w:tcBorders>
+              <w:top w:val="single" w:sz="4" w:space="0" w:color="BFBFBF"/>
+              <w:start w:val="single" w:sz="4" w:space="0" w:color="BFBFBF"/>
+              <w:bottom w:val="single" w:sz="4" w:space="0" w:color="BFBFBF"/>
+              <w:end w:val="single" w:sz="4" w:space="0" w:color="BFBFBF"/>
+            </w:tcBorders>
+            <w:shd w:fill="F7F7F7" w:val="clear"/>
+          </w:tcPr>
+          <w:p>
+            <w:pPr>
+              <w:pStyle w:val="Normal"/>
+              <w:spacing w:lineRule="auto" w:line="252" w:before="0" w:after="20"/>
+              <w:jc w:val="start"/>
+              <w:rPr>
+                <w:rFonts w:ascii="Consolas" w:hAnsi="Consolas" w:cs="Consolas"/>
+                <w:b w:val="false"/>
+                <w:color w:val="7A2E0A"/>
+                <w:sz w:val="19"/>
+              </w:rPr>
             </w:pPr>
             <w:r>
               <w:rPr>
@@ -4441,21 +4832,25 @@
               <w:bottom w:val="single" w:sz="4" w:space="0" w:color="BFBFBF"/>
               <w:end w:val="single" w:sz="4" w:space="0" w:color="BFBFBF"/>
             </w:tcBorders>
-            <w:shd w:color="auto" w:fill="1F3864" w:val="clear"/>
-          </w:tcPr>
-          <w:p>
-            <w:pPr>
-              <w:pStyle w:val="Normal"/>
-              <w:spacing w:lineRule="auto" w:line="252" w:before="0" w:after="20"/>
-              <w:jc w:val="start"/>
-              <w:rPr/>
-            </w:pPr>
-            <w:r>
+            <w:shd w:fill="1F3864" w:val="clear"/>
+          </w:tcPr>
+          <w:p>
+            <w:pPr>
+              <w:pStyle w:val="Normal"/>
+              <w:spacing w:lineRule="auto" w:line="252" w:before="0" w:after="20"/>
+              <w:jc w:val="start"/>
               <w:rPr>
                 <w:b/>
                 <w:color w:val="FFFFFF"/>
                 <w:sz w:val="19"/>
               </w:rPr>
+            </w:pPr>
+            <w:r>
+              <w:rPr>
+                <w:b/>
+                <w:color w:val="FFFFFF"/>
+                <w:sz w:val="19"/>
+              </w:rPr>
               <w:t>Código</w:t>
             </w:r>
           </w:p>
@@ -4469,14 +4864,18 @@
               <w:bottom w:val="single" w:sz="4" w:space="0" w:color="BFBFBF"/>
               <w:end w:val="single" w:sz="4" w:space="0" w:color="BFBFBF"/>
             </w:tcBorders>
-            <w:shd w:color="auto" w:fill="1F3864" w:val="clear"/>
-          </w:tcPr>
-          <w:p>
-            <w:pPr>
-              <w:pStyle w:val="Normal"/>
-              <w:spacing w:lineRule="auto" w:line="252" w:before="0" w:after="20"/>
-              <w:jc w:val="start"/>
-              <w:rPr/>
+            <w:shd w:fill="1F3864" w:val="clear"/>
+          </w:tcPr>
+          <w:p>
+            <w:pPr>
+              <w:pStyle w:val="Normal"/>
+              <w:spacing w:lineRule="auto" w:line="252" w:before="0" w:after="20"/>
+              <w:jc w:val="start"/>
+              <w:rPr>
+                <w:b/>
+                <w:color w:val="FFFFFF"/>
+                <w:sz w:val="19"/>
+              </w:rPr>
             </w:pPr>
             <w:r>
               <w:rPr>
@@ -4508,7 +4907,10 @@
               <w:pStyle w:val="Normal"/>
               <w:spacing w:lineRule="auto" w:line="252" w:before="0" w:after="20"/>
               <w:jc w:val="start"/>
-              <w:rPr/>
+              <w:rPr>
+                <w:b/>
+                <w:sz w:val="19"/>
+              </w:rPr>
             </w:pPr>
             <w:r>
               <w:rPr>
@@ -4534,7 +4936,10 @@
               <w:pStyle w:val="Normal"/>
               <w:spacing w:lineRule="auto" w:line="252" w:before="0" w:after="20"/>
               <w:jc w:val="start"/>
-              <w:rPr/>
+              <w:rPr>
+                <w:b w:val="false"/>
+                <w:sz w:val="19"/>
+              </w:rPr>
             </w:pPr>
             <w:r>
               <w:rPr>
@@ -4559,14 +4964,17 @@
               <w:bottom w:val="single" w:sz="4" w:space="0" w:color="BFBFBF"/>
               <w:end w:val="single" w:sz="4" w:space="0" w:color="BFBFBF"/>
             </w:tcBorders>
-            <w:shd w:color="auto" w:fill="F7F7F7" w:val="clear"/>
-          </w:tcPr>
-          <w:p>
-            <w:pPr>
-              <w:pStyle w:val="Normal"/>
-              <w:spacing w:lineRule="auto" w:line="252" w:before="0" w:after="20"/>
-              <w:jc w:val="start"/>
-              <w:rPr/>
+            <w:shd w:fill="F7F7F7" w:val="clear"/>
+          </w:tcPr>
+          <w:p>
+            <w:pPr>
+              <w:pStyle w:val="Normal"/>
+              <w:spacing w:lineRule="auto" w:line="252" w:before="0" w:after="20"/>
+              <w:jc w:val="start"/>
+              <w:rPr>
+                <w:b/>
+                <w:sz w:val="19"/>
+              </w:rPr>
             </w:pPr>
             <w:r>
               <w:rPr>
@@ -4586,14 +4994,17 @@
               <w:bottom w:val="single" w:sz="4" w:space="0" w:color="BFBFBF"/>
               <w:end w:val="single" w:sz="4" w:space="0" w:color="BFBFBF"/>
             </w:tcBorders>
-            <w:shd w:color="auto" w:fill="F7F7F7" w:val="clear"/>
-          </w:tcPr>
-          <w:p>
-            <w:pPr>
-              <w:pStyle w:val="Normal"/>
-              <w:spacing w:lineRule="auto" w:line="252" w:before="0" w:after="20"/>
-              <w:jc w:val="start"/>
-              <w:rPr/>
+            <w:shd w:fill="F7F7F7" w:val="clear"/>
+          </w:tcPr>
+          <w:p>
+            <w:pPr>
+              <w:pStyle w:val="Normal"/>
+              <w:spacing w:lineRule="auto" w:line="252" w:before="0" w:after="20"/>
+              <w:jc w:val="start"/>
+              <w:rPr>
+                <w:b w:val="false"/>
+                <w:sz w:val="19"/>
+              </w:rPr>
             </w:pPr>
             <w:r>
               <w:rPr>
@@ -4624,7 +5035,10 @@
               <w:pStyle w:val="Normal"/>
               <w:spacing w:lineRule="auto" w:line="252" w:before="0" w:after="20"/>
               <w:jc w:val="start"/>
-              <w:rPr/>
+              <w:rPr>
+                <w:b/>
+                <w:sz w:val="19"/>
+              </w:rPr>
             </w:pPr>
             <w:r>
               <w:rPr>
@@ -4650,7 +5064,10 @@
               <w:pStyle w:val="Normal"/>
               <w:spacing w:lineRule="auto" w:line="252" w:before="0" w:after="20"/>
               <w:jc w:val="start"/>
-              <w:rPr/>
+              <w:rPr>
+                <w:b w:val="false"/>
+                <w:sz w:val="19"/>
+              </w:rPr>
             </w:pPr>
             <w:r>
               <w:rPr>
@@ -4675,14 +5092,17 @@
               <w:bottom w:val="single" w:sz="4" w:space="0" w:color="BFBFBF"/>
               <w:end w:val="single" w:sz="4" w:space="0" w:color="BFBFBF"/>
             </w:tcBorders>
-            <w:shd w:color="auto" w:fill="F7F7F7" w:val="clear"/>
-          </w:tcPr>
-          <w:p>
-            <w:pPr>
-              <w:pStyle w:val="Normal"/>
-              <w:spacing w:lineRule="auto" w:line="252" w:before="0" w:after="20"/>
-              <w:jc w:val="start"/>
-              <w:rPr/>
+            <w:shd w:fill="F7F7F7" w:val="clear"/>
+          </w:tcPr>
+          <w:p>
+            <w:pPr>
+              <w:pStyle w:val="Normal"/>
+              <w:spacing w:lineRule="auto" w:line="252" w:before="0" w:after="20"/>
+              <w:jc w:val="start"/>
+              <w:rPr>
+                <w:b/>
+                <w:sz w:val="19"/>
+              </w:rPr>
             </w:pPr>
             <w:r>
               <w:rPr>
@@ -4702,14 +5122,17 @@
               <w:bottom w:val="single" w:sz="4" w:space="0" w:color="BFBFBF"/>
               <w:end w:val="single" w:sz="4" w:space="0" w:color="BFBFBF"/>
             </w:tcBorders>
-            <w:shd w:color="auto" w:fill="F7F7F7" w:val="clear"/>
-          </w:tcPr>
-          <w:p>
-            <w:pPr>
-              <w:pStyle w:val="Normal"/>
-              <w:spacing w:lineRule="auto" w:line="252" w:before="0" w:after="20"/>
-              <w:jc w:val="start"/>
-              <w:rPr/>
+            <w:shd w:fill="F7F7F7" w:val="clear"/>
+          </w:tcPr>
+          <w:p>
+            <w:pPr>
+              <w:pStyle w:val="Normal"/>
+              <w:spacing w:lineRule="auto" w:line="252" w:before="0" w:after="20"/>
+              <w:jc w:val="start"/>
+              <w:rPr>
+                <w:b w:val="false"/>
+                <w:sz w:val="19"/>
+              </w:rPr>
             </w:pPr>
             <w:r>
               <w:rPr>
@@ -4781,21 +5204,25 @@
               <w:bottom w:val="single" w:sz="4" w:space="0" w:color="D0D0D0"/>
               <w:end w:val="single" w:sz="4" w:space="0" w:color="D0D0D0"/>
             </w:tcBorders>
-            <w:shd w:color="auto" w:fill="F2F2F2" w:val="clear"/>
+            <w:shd w:fill="F2F2F2" w:val="clear"/>
           </w:tcPr>
           <w:p>
             <w:pPr>
               <w:pStyle w:val="Normal"/>
               <w:keepNext w:val="true"/>
               <w:spacing w:before="0" w:after="40"/>
-              <w:rPr/>
-            </w:pPr>
-            <w:r>
               <w:rPr>
                 <w:b/>
                 <w:color w:val="595959"/>
                 <w:sz w:val="17"/>
               </w:rPr>
+            </w:pPr>
+            <w:r>
+              <w:rPr>
+                <w:b/>
+                <w:color w:val="595959"/>
+                <w:sz w:val="17"/>
+              </w:rPr>
               <w:t>Consola (cmd)</w:t>
             </w:r>
           </w:p>
@@ -4805,7 +5232,11 @@
               <w:keepNext w:val="true"/>
               <w:spacing w:lineRule="auto" w:line="240" w:before="0" w:after="0"/>
               <w:jc w:val="start"/>
-              <w:rPr/>
+              <w:rPr>
+                <w:rFonts w:ascii="Consolas" w:hAnsi="Consolas" w:cs="Consolas"/>
+                <w:color w:val="1B1B1B"/>
+                <w:sz w:val="16"/>
+              </w:rPr>
             </w:pPr>
             <w:r>
               <w:rPr>
@@ -4822,7 +5253,11 @@
               <w:keepNext w:val="true"/>
               <w:spacing w:lineRule="auto" w:line="240" w:before="0" w:after="0"/>
               <w:jc w:val="start"/>
-              <w:rPr/>
+              <w:rPr>
+                <w:rFonts w:ascii="Consolas" w:hAnsi="Consolas" w:cs="Consolas"/>
+                <w:color w:val="1B1B1B"/>
+                <w:sz w:val="16"/>
+              </w:rPr>
             </w:pPr>
             <w:r>
               <w:rPr>
@@ -4839,7 +5274,11 @@
               <w:keepNext w:val="true"/>
               <w:spacing w:lineRule="auto" w:line="240" w:before="0" w:after="0"/>
               <w:jc w:val="start"/>
-              <w:rPr/>
+              <w:rPr>
+                <w:rFonts w:ascii="Consolas" w:hAnsi="Consolas" w:cs="Consolas"/>
+                <w:color w:val="1B1B1B"/>
+                <w:sz w:val="16"/>
+              </w:rPr>
             </w:pPr>
             <w:r>
               <w:rPr>
@@ -4923,21 +5362,25 @@
               <w:bottom w:val="single" w:sz="4" w:space="0" w:color="D0D0D0"/>
               <w:end w:val="single" w:sz="4" w:space="0" w:color="D0D0D0"/>
             </w:tcBorders>
-            <w:shd w:color="auto" w:fill="F2F2F2" w:val="clear"/>
+            <w:shd w:fill="F2F2F2" w:val="clear"/>
           </w:tcPr>
           <w:p>
             <w:pPr>
               <w:pStyle w:val="Normal"/>
               <w:keepNext w:val="true"/>
               <w:spacing w:before="0" w:after="40"/>
-              <w:rPr/>
-            </w:pPr>
-            <w:r>
               <w:rPr>
                 <w:b/>
                 <w:color w:val="595959"/>
                 <w:sz w:val="17"/>
               </w:rPr>
+            </w:pPr>
+            <w:r>
+              <w:rPr>
+                <w:b/>
+                <w:color w:val="595959"/>
+                <w:sz w:val="17"/>
+              </w:rPr>
               <w:t>Consola (cmd)</w:t>
             </w:r>
           </w:p>
@@ -4947,7 +5390,11 @@
               <w:keepNext w:val="true"/>
               <w:spacing w:lineRule="auto" w:line="240" w:before="0" w:after="0"/>
               <w:jc w:val="start"/>
-              <w:rPr/>
+              <w:rPr>
+                <w:rFonts w:ascii="Consolas" w:hAnsi="Consolas" w:cs="Consolas"/>
+                <w:color w:val="1B1B1B"/>
+                <w:sz w:val="16"/>
+              </w:rPr>
             </w:pPr>
             <w:r>
               <w:rPr>
@@ -5003,21 +5450,25 @@
               <w:bottom w:val="single" w:sz="4" w:space="0" w:color="BFBFBF"/>
               <w:end w:val="single" w:sz="4" w:space="0" w:color="BFBFBF"/>
             </w:tcBorders>
-            <w:shd w:color="auto" w:fill="1F3864" w:val="clear"/>
-          </w:tcPr>
-          <w:p>
-            <w:pPr>
-              <w:pStyle w:val="Normal"/>
-              <w:spacing w:lineRule="auto" w:line="252" w:before="0" w:after="20"/>
-              <w:jc w:val="start"/>
-              <w:rPr/>
-            </w:pPr>
-            <w:r>
+            <w:shd w:fill="1F3864" w:val="clear"/>
+          </w:tcPr>
+          <w:p>
+            <w:pPr>
+              <w:pStyle w:val="Normal"/>
+              <w:spacing w:lineRule="auto" w:line="252" w:before="0" w:after="20"/>
+              <w:jc w:val="start"/>
               <w:rPr>
                 <w:b/>
                 <w:color w:val="FFFFFF"/>
                 <w:sz w:val="19"/>
               </w:rPr>
+            </w:pPr>
+            <w:r>
+              <w:rPr>
+                <w:b/>
+                <w:color w:val="FFFFFF"/>
+                <w:sz w:val="19"/>
+              </w:rPr>
               <w:t>Argumento</w:t>
             </w:r>
           </w:p>
@@ -5031,21 +5482,25 @@
               <w:bottom w:val="single" w:sz="4" w:space="0" w:color="BFBFBF"/>
               <w:end w:val="single" w:sz="4" w:space="0" w:color="BFBFBF"/>
             </w:tcBorders>
-            <w:shd w:color="auto" w:fill="1F3864" w:val="clear"/>
-          </w:tcPr>
-          <w:p>
-            <w:pPr>
-              <w:pStyle w:val="Normal"/>
-              <w:spacing w:lineRule="auto" w:line="252" w:before="0" w:after="20"/>
-              <w:jc w:val="start"/>
-              <w:rPr/>
-            </w:pPr>
-            <w:r>
+            <w:shd w:fill="1F3864" w:val="clear"/>
+          </w:tcPr>
+          <w:p>
+            <w:pPr>
+              <w:pStyle w:val="Normal"/>
+              <w:spacing w:lineRule="auto" w:line="252" w:before="0" w:after="20"/>
+              <w:jc w:val="start"/>
               <w:rPr>
                 <w:b/>
                 <w:color w:val="FFFFFF"/>
                 <w:sz w:val="19"/>
               </w:rPr>
+            </w:pPr>
+            <w:r>
+              <w:rPr>
+                <w:b/>
+                <w:color w:val="FFFFFF"/>
+                <w:sz w:val="19"/>
+              </w:rPr>
               <w:t>Valor por defecto</w:t>
             </w:r>
           </w:p>
@@ -5059,14 +5514,18 @@
               <w:bottom w:val="single" w:sz="4" w:space="0" w:color="BFBFBF"/>
               <w:end w:val="single" w:sz="4" w:space="0" w:color="BFBFBF"/>
             </w:tcBorders>
-            <w:shd w:color="auto" w:fill="1F3864" w:val="clear"/>
-          </w:tcPr>
-          <w:p>
-            <w:pPr>
-              <w:pStyle w:val="Normal"/>
-              <w:spacing w:lineRule="auto" w:line="252" w:before="0" w:after="20"/>
-              <w:jc w:val="start"/>
-              <w:rPr/>
+            <w:shd w:fill="1F3864" w:val="clear"/>
+          </w:tcPr>
+          <w:p>
+            <w:pPr>
+              <w:pStyle w:val="Normal"/>
+              <w:spacing w:lineRule="auto" w:line="252" w:before="0" w:after="20"/>
+              <w:jc w:val="start"/>
+              <w:rPr>
+                <w:b/>
+                <w:color w:val="FFFFFF"/>
+                <w:sz w:val="19"/>
+              </w:rPr>
             </w:pPr>
             <w:r>
               <w:rPr>
@@ -5098,7 +5557,10 @@
               <w:pStyle w:val="Normal"/>
               <w:spacing w:lineRule="auto" w:line="252" w:before="0" w:after="20"/>
               <w:jc w:val="start"/>
-              <w:rPr/>
+              <w:rPr>
+                <w:b/>
+                <w:sz w:val="19"/>
+              </w:rPr>
             </w:pPr>
             <w:r>
               <w:rPr>
@@ -5124,7 +5586,10 @@
               <w:pStyle w:val="Normal"/>
               <w:spacing w:lineRule="auto" w:line="252" w:before="0" w:after="20"/>
               <w:jc w:val="start"/>
-              <w:rPr/>
+              <w:rPr>
+                <w:b w:val="false"/>
+                <w:sz w:val="19"/>
+              </w:rPr>
             </w:pPr>
             <w:r>
               <w:rPr>
@@ -5150,7 +5615,10 @@
               <w:pStyle w:val="Normal"/>
               <w:spacing w:lineRule="auto" w:line="252" w:before="0" w:after="20"/>
               <w:jc w:val="start"/>
-              <w:rPr/>
+              <w:rPr>
+                <w:b w:val="false"/>
+                <w:sz w:val="19"/>
+              </w:rPr>
             </w:pPr>
             <w:r>
               <w:rPr>
@@ -5175,14 +5643,17 @@
               <w:bottom w:val="single" w:sz="4" w:space="0" w:color="BFBFBF"/>
               <w:end w:val="single" w:sz="4" w:space="0" w:color="BFBFBF"/>
             </w:tcBorders>
-            <w:shd w:color="auto" w:fill="F7F7F7" w:val="clear"/>
-          </w:tcPr>
-          <w:p>
-            <w:pPr>
-              <w:pStyle w:val="Normal"/>
-              <w:spacing w:lineRule="auto" w:line="252" w:before="0" w:after="20"/>
-              <w:jc w:val="start"/>
-              <w:rPr/>
+            <w:shd w:fill="F7F7F7" w:val="clear"/>
+          </w:tcPr>
+          <w:p>
+            <w:pPr>
+              <w:pStyle w:val="Normal"/>
+              <w:spacing w:lineRule="auto" w:line="252" w:before="0" w:after="20"/>
+              <w:jc w:val="start"/>
+              <w:rPr>
+                <w:b/>
+                <w:sz w:val="19"/>
+              </w:rPr>
             </w:pPr>
             <w:r>
               <w:rPr>
@@ -5202,14 +5673,17 @@
               <w:bottom w:val="single" w:sz="4" w:space="0" w:color="BFBFBF"/>
               <w:end w:val="single" w:sz="4" w:space="0" w:color="BFBFBF"/>
             </w:tcBorders>
-            <w:shd w:color="auto" w:fill="F7F7F7" w:val="clear"/>
-          </w:tcPr>
-          <w:p>
-            <w:pPr>
-              <w:pStyle w:val="Normal"/>
-              <w:spacing w:lineRule="auto" w:line="252" w:before="0" w:after="20"/>
-              <w:jc w:val="start"/>
-              <w:rPr/>
+            <w:shd w:fill="F7F7F7" w:val="clear"/>
+          </w:tcPr>
+          <w:p>
+            <w:pPr>
+              <w:pStyle w:val="Normal"/>
+              <w:spacing w:lineRule="auto" w:line="252" w:before="0" w:after="20"/>
+              <w:jc w:val="start"/>
+              <w:rPr>
+                <w:b w:val="false"/>
+                <w:sz w:val="19"/>
+              </w:rPr>
             </w:pPr>
             <w:r>
               <w:rPr>
@@ -5229,14 +5703,17 @@
               <w:bottom w:val="single" w:sz="4" w:space="0" w:color="BFBFBF"/>
               <w:end w:val="single" w:sz="4" w:space="0" w:color="BFBFBF"/>
             </w:tcBorders>
-            <w:shd w:color="auto" w:fill="F7F7F7" w:val="clear"/>
-          </w:tcPr>
-          <w:p>
-            <w:pPr>
-              <w:pStyle w:val="Normal"/>
-              <w:spacing w:lineRule="auto" w:line="252" w:before="0" w:after="20"/>
-              <w:jc w:val="start"/>
-              <w:rPr/>
+            <w:shd w:fill="F7F7F7" w:val="clear"/>
+          </w:tcPr>
+          <w:p>
+            <w:pPr>
+              <w:pStyle w:val="Normal"/>
+              <w:spacing w:lineRule="auto" w:line="252" w:before="0" w:after="20"/>
+              <w:jc w:val="start"/>
+              <w:rPr>
+                <w:b w:val="false"/>
+                <w:sz w:val="19"/>
+              </w:rPr>
             </w:pPr>
             <w:r>
               <w:rPr>
@@ -5267,7 +5744,10 @@
               <w:pStyle w:val="Normal"/>
               <w:spacing w:lineRule="auto" w:line="252" w:before="0" w:after="20"/>
               <w:jc w:val="start"/>
-              <w:rPr/>
+              <w:rPr>
+                <w:b/>
+                <w:sz w:val="19"/>
+              </w:rPr>
             </w:pPr>
             <w:r>
               <w:rPr>
@@ -5293,7 +5773,10 @@
               <w:pStyle w:val="Normal"/>
               <w:spacing w:lineRule="auto" w:line="252" w:before="0" w:after="20"/>
               <w:jc w:val="start"/>
-              <w:rPr/>
+              <w:rPr>
+                <w:b w:val="false"/>
+                <w:sz w:val="19"/>
+              </w:rPr>
             </w:pPr>
             <w:r>
               <w:rPr>
@@ -5319,7 +5802,10 @@
               <w:pStyle w:val="Normal"/>
               <w:spacing w:lineRule="auto" w:line="252" w:before="0" w:after="20"/>
               <w:jc w:val="start"/>
-              <w:rPr/>
+              <w:rPr>
+                <w:b w:val="false"/>
+                <w:sz w:val="19"/>
+              </w:rPr>
             </w:pPr>
             <w:r>
               <w:rPr>
@@ -5344,14 +5830,17 @@
               <w:bottom w:val="single" w:sz="4" w:space="0" w:color="BFBFBF"/>
               <w:end w:val="single" w:sz="4" w:space="0" w:color="BFBFBF"/>
             </w:tcBorders>
-            <w:shd w:color="auto" w:fill="F7F7F7" w:val="clear"/>
-          </w:tcPr>
-          <w:p>
-            <w:pPr>
-              <w:pStyle w:val="Normal"/>
-              <w:spacing w:lineRule="auto" w:line="252" w:before="0" w:after="20"/>
-              <w:jc w:val="start"/>
-              <w:rPr/>
+            <w:shd w:fill="F7F7F7" w:val="clear"/>
+          </w:tcPr>
+          <w:p>
+            <w:pPr>
+              <w:pStyle w:val="Normal"/>
+              <w:spacing w:lineRule="auto" w:line="252" w:before="0" w:after="20"/>
+              <w:jc w:val="start"/>
+              <w:rPr>
+                <w:b/>
+                <w:sz w:val="19"/>
+              </w:rPr>
             </w:pPr>
             <w:r>
               <w:rPr>
@@ -5371,14 +5860,17 @@
               <w:bottom w:val="single" w:sz="4" w:space="0" w:color="BFBFBF"/>
               <w:end w:val="single" w:sz="4" w:space="0" w:color="BFBFBF"/>
             </w:tcBorders>
-            <w:shd w:color="auto" w:fill="F7F7F7" w:val="clear"/>
-          </w:tcPr>
-          <w:p>
-            <w:pPr>
-              <w:pStyle w:val="Normal"/>
-              <w:spacing w:lineRule="auto" w:line="252" w:before="0" w:after="20"/>
-              <w:jc w:val="start"/>
-              <w:rPr/>
+            <w:shd w:fill="F7F7F7" w:val="clear"/>
+          </w:tcPr>
+          <w:p>
+            <w:pPr>
+              <w:pStyle w:val="Normal"/>
+              <w:spacing w:lineRule="auto" w:line="252" w:before="0" w:after="20"/>
+              <w:jc w:val="start"/>
+              <w:rPr>
+                <w:b w:val="false"/>
+                <w:sz w:val="19"/>
+              </w:rPr>
             </w:pPr>
             <w:r>
               <w:rPr>
@@ -5398,14 +5890,17 @@
               <w:bottom w:val="single" w:sz="4" w:space="0" w:color="BFBFBF"/>
               <w:end w:val="single" w:sz="4" w:space="0" w:color="BFBFBF"/>
             </w:tcBorders>
-            <w:shd w:color="auto" w:fill="F7F7F7" w:val="clear"/>
-          </w:tcPr>
-          <w:p>
-            <w:pPr>
-              <w:pStyle w:val="Normal"/>
-              <w:spacing w:lineRule="auto" w:line="252" w:before="0" w:after="20"/>
-              <w:jc w:val="start"/>
-              <w:rPr/>
+            <w:shd w:fill="F7F7F7" w:val="clear"/>
+          </w:tcPr>
+          <w:p>
+            <w:pPr>
+              <w:pStyle w:val="Normal"/>
+              <w:spacing w:lineRule="auto" w:line="252" w:before="0" w:after="20"/>
+              <w:jc w:val="start"/>
+              <w:rPr>
+                <w:b w:val="false"/>
+                <w:sz w:val="19"/>
+              </w:rPr>
             </w:pPr>
             <w:r>
               <w:rPr>
@@ -5453,7 +5948,7 @@
         <w:pStyle w:val="Normal"/>
         <w:numPr>
           <w:ilvl w:val="0"/>
-          <w:numId w:val="1"/>
+          <w:numId w:val="2"/>
         </w:numPr>
         <w:spacing w:before="0" w:after="60"/>
         <w:jc w:val="both"/>
@@ -5477,7 +5972,7 @@
         <w:pStyle w:val="Normal"/>
         <w:numPr>
           <w:ilvl w:val="0"/>
-          <w:numId w:val="1"/>
+          <w:numId w:val="2"/>
         </w:numPr>
         <w:spacing w:before="0" w:after="60"/>
         <w:jc w:val="both"/>
@@ -5501,7 +5996,7 @@
         <w:pStyle w:val="Normal"/>
         <w:numPr>
           <w:ilvl w:val="0"/>
-          <w:numId w:val="1"/>
+          <w:numId w:val="2"/>
         </w:numPr>
         <w:spacing w:before="0" w:after="60"/>
         <w:jc w:val="both"/>
@@ -5553,7 +6048,7 @@
         <w:pStyle w:val="Normal"/>
         <w:numPr>
           <w:ilvl w:val="0"/>
-          <w:numId w:val="1"/>
+          <w:numId w:val="2"/>
         </w:numPr>
         <w:spacing w:before="0" w:after="60"/>
         <w:jc w:val="both"/>
@@ -5589,7 +6084,7 @@
         <w:pStyle w:val="Normal"/>
         <w:numPr>
           <w:ilvl w:val="0"/>
-          <w:numId w:val="1"/>
+          <w:numId w:val="2"/>
         </w:numPr>
         <w:spacing w:before="0" w:after="60"/>
         <w:jc w:val="both"/>
@@ -5625,7 +6120,7 @@
         <w:pStyle w:val="Normal"/>
         <w:numPr>
           <w:ilvl w:val="0"/>
-          <w:numId w:val="1"/>
+          <w:numId w:val="2"/>
         </w:numPr>
         <w:spacing w:before="0" w:after="60"/>
         <w:jc w:val="both"/>
@@ -5649,7 +6144,7 @@
         <w:pStyle w:val="Normal"/>
         <w:numPr>
           <w:ilvl w:val="0"/>
-          <w:numId w:val="1"/>
+          <w:numId w:val="2"/>
         </w:numPr>
         <w:spacing w:before="0" w:after="60"/>
         <w:jc w:val="both"/>
@@ -5673,7 +6168,7 @@
         <w:pStyle w:val="Normal"/>
         <w:numPr>
           <w:ilvl w:val="0"/>
-          <w:numId w:val="1"/>
+          <w:numId w:val="2"/>
         </w:numPr>
         <w:spacing w:before="0" w:after="60"/>
         <w:jc w:val="both"/>
@@ -5697,7 +6192,7 @@
         <w:pStyle w:val="Normal"/>
         <w:numPr>
           <w:ilvl w:val="0"/>
-          <w:numId w:val="1"/>
+          <w:numId w:val="2"/>
         </w:numPr>
         <w:spacing w:before="0" w:after="60"/>
         <w:jc w:val="both"/>
@@ -5721,7 +6216,7 @@
         <w:pStyle w:val="Normal"/>
         <w:numPr>
           <w:ilvl w:val="0"/>
-          <w:numId w:val="1"/>
+          <w:numId w:val="2"/>
         </w:numPr>
         <w:spacing w:before="0" w:after="60"/>
         <w:jc w:val="both"/>
@@ -5745,7 +6240,7 @@
         <w:pStyle w:val="Normal"/>
         <w:numPr>
           <w:ilvl w:val="0"/>
-          <w:numId w:val="1"/>
+          <w:numId w:val="2"/>
         </w:numPr>
         <w:spacing w:before="0" w:after="60"/>
         <w:jc w:val="both"/>
@@ -5789,11 +6284,13 @@
         <w:pStyle w:val="Normal"/>
         <w:numPr>
           <w:ilvl w:val="0"/>
-          <w:numId w:val="1"/>
+          <w:numId w:val="2"/>
         </w:numPr>
         <w:spacing w:before="0" w:after="60"/>
         <w:jc w:val="both"/>
-        <w:rPr/>
+        <w:rPr>
+          <w:b w:val="false"/>
+        </w:rPr>
       </w:pPr>
       <w:r>
         <w:rPr>
@@ -5807,11 +6304,13 @@
         <w:pStyle w:val="Normal"/>
         <w:numPr>
           <w:ilvl w:val="0"/>
-          <w:numId w:val="1"/>
+          <w:numId w:val="2"/>
         </w:numPr>
         <w:spacing w:before="0" w:after="60"/>
         <w:jc w:val="both"/>
-        <w:rPr/>
+        <w:rPr>
+          <w:b w:val="false"/>
+        </w:rPr>
       </w:pPr>
       <w:r>
         <w:rPr>
@@ -5825,11 +6324,13 @@
         <w:pStyle w:val="Normal"/>
         <w:numPr>
           <w:ilvl w:val="0"/>
-          <w:numId w:val="1"/>
+          <w:numId w:val="2"/>
         </w:numPr>
         <w:spacing w:before="0" w:after="60"/>
         <w:jc w:val="both"/>
-        <w:rPr/>
+        <w:rPr>
+          <w:b w:val="false"/>
+        </w:rPr>
       </w:pPr>
       <w:r>
         <w:rPr>
@@ -5843,11 +6344,13 @@
         <w:pStyle w:val="Normal"/>
         <w:numPr>
           <w:ilvl w:val="0"/>
-          <w:numId w:val="1"/>
+          <w:numId w:val="2"/>
         </w:numPr>
         <w:spacing w:before="0" w:after="60"/>
         <w:jc w:val="both"/>
-        <w:rPr/>
+        <w:rPr>
+          <w:b w:val="false"/>
+        </w:rPr>
       </w:pPr>
       <w:r>
         <w:rPr>
@@ -5861,11 +6364,13 @@
         <w:pStyle w:val="Normal"/>
         <w:numPr>
           <w:ilvl w:val="0"/>
-          <w:numId w:val="1"/>
+          <w:numId w:val="2"/>
         </w:numPr>
         <w:spacing w:before="0" w:after="60"/>
         <w:jc w:val="both"/>
-        <w:rPr/>
+        <w:rPr>
+          <w:b w:val="false"/>
+        </w:rPr>
       </w:pPr>
       <w:r>
         <w:rPr>
@@ -5879,11 +6384,13 @@
         <w:pStyle w:val="Normal"/>
         <w:numPr>
           <w:ilvl w:val="0"/>
-          <w:numId w:val="1"/>
+          <w:numId w:val="2"/>
         </w:numPr>
         <w:spacing w:before="0" w:after="60"/>
         <w:jc w:val="both"/>
-        <w:rPr/>
+        <w:rPr>
+          <w:b w:val="false"/>
+        </w:rPr>
       </w:pPr>
       <w:r>
         <w:rPr>
@@ -5897,11 +6404,13 @@
         <w:pStyle w:val="Normal"/>
         <w:numPr>
           <w:ilvl w:val="0"/>
-          <w:numId w:val="1"/>
+          <w:numId w:val="2"/>
         </w:numPr>
         <w:spacing w:before="0" w:after="60"/>
         <w:jc w:val="both"/>
-        <w:rPr/>
+        <w:rPr>
+          <w:b w:val="false"/>
+        </w:rPr>
       </w:pPr>
       <w:r>
         <w:rPr>
@@ -5915,11 +6424,13 @@
         <w:pStyle w:val="Normal"/>
         <w:numPr>
           <w:ilvl w:val="0"/>
-          <w:numId w:val="1"/>
+          <w:numId w:val="2"/>
         </w:numPr>
         <w:spacing w:before="0" w:after="60"/>
         <w:jc w:val="both"/>
-        <w:rPr/>
+        <w:rPr>
+          <w:b w:val="false"/>
+        </w:rPr>
       </w:pPr>
       <w:r>
         <w:rPr>
@@ -5933,7 +6444,7 @@
         <w:pStyle w:val="Normal"/>
         <w:numPr>
           <w:ilvl w:val="0"/>
-          <w:numId w:val="1"/>
+          <w:numId w:val="2"/>
         </w:numPr>
         <w:spacing w:before="0" w:after="60"/>
         <w:jc w:val="both"/>
@@ -6006,7 +6517,7 @@
         <w:pStyle w:val="Normal"/>
         <w:numPr>
           <w:ilvl w:val="0"/>
-          <w:numId w:val="1"/>
+          <w:numId w:val="2"/>
         </w:numPr>
         <w:spacing w:before="0" w:after="60"/>
         <w:jc w:val="both"/>
@@ -6030,7 +6541,7 @@
         <w:pStyle w:val="Normal"/>
         <w:numPr>
           <w:ilvl w:val="0"/>
-          <w:numId w:val="1"/>
+          <w:numId w:val="2"/>
         </w:numPr>
         <w:spacing w:before="0" w:after="60"/>
         <w:jc w:val="both"/>
@@ -6054,7 +6565,7 @@
         <w:pStyle w:val="Normal"/>
         <w:numPr>
           <w:ilvl w:val="0"/>
-          <w:numId w:val="1"/>
+          <w:numId w:val="2"/>
         </w:numPr>
         <w:spacing w:before="0" w:after="60"/>
         <w:jc w:val="both"/>
@@ -6092,7 +6603,7 @@
         <w:pStyle w:val="Normal"/>
         <w:numPr>
           <w:ilvl w:val="0"/>
-          <w:numId w:val="1"/>
+          <w:numId w:val="2"/>
         </w:numPr>
         <w:spacing w:before="0" w:after="60"/>
         <w:jc w:val="both"/>
@@ -6159,7 +6670,9 @@
       <w:pPr>
         <w:pStyle w:val="Normal"/>
         <w:jc w:val="both"/>
-        <w:rPr/>
+        <w:rPr>
+          <w:b w:val="false"/>
+        </w:rPr>
       </w:pPr>
       <w:r>
         <w:rPr>
@@ -6200,21 +6713,25 @@
               <w:bottom w:val="single" w:sz="4" w:space="0" w:color="BFBFBF"/>
               <w:end w:val="single" w:sz="4" w:space="0" w:color="BFBFBF"/>
             </w:tcBorders>
-            <w:shd w:color="auto" w:fill="1F3864" w:val="clear"/>
-          </w:tcPr>
-          <w:p>
-            <w:pPr>
-              <w:pStyle w:val="Normal"/>
-              <w:spacing w:lineRule="auto" w:line="252" w:before="0" w:after="20"/>
-              <w:jc w:val="start"/>
-              <w:rPr/>
-            </w:pPr>
-            <w:r>
+            <w:shd w:fill="1F3864" w:val="clear"/>
+          </w:tcPr>
+          <w:p>
+            <w:pPr>
+              <w:pStyle w:val="Normal"/>
+              <w:spacing w:lineRule="auto" w:line="252" w:before="0" w:after="20"/>
+              <w:jc w:val="start"/>
               <w:rPr>
                 <w:b/>
                 <w:color w:val="FFFFFF"/>
                 <w:sz w:val="19"/>
               </w:rPr>
+            </w:pPr>
+            <w:r>
+              <w:rPr>
+                <w:b/>
+                <w:color w:val="FFFFFF"/>
+                <w:sz w:val="19"/>
+              </w:rPr>
               <w:t>Apartado</w:t>
             </w:r>
           </w:p>
@@ -6228,21 +6745,25 @@
               <w:bottom w:val="single" w:sz="4" w:space="0" w:color="BFBFBF"/>
               <w:end w:val="single" w:sz="4" w:space="0" w:color="BFBFBF"/>
             </w:tcBorders>
-            <w:shd w:color="auto" w:fill="1F3864" w:val="clear"/>
-          </w:tcPr>
-          <w:p>
-            <w:pPr>
-              <w:pStyle w:val="Normal"/>
-              <w:spacing w:lineRule="auto" w:line="252" w:before="0" w:after="20"/>
-              <w:jc w:val="start"/>
-              <w:rPr/>
-            </w:pPr>
-            <w:r>
+            <w:shd w:fill="1F3864" w:val="clear"/>
+          </w:tcPr>
+          <w:p>
+            <w:pPr>
+              <w:pStyle w:val="Normal"/>
+              <w:spacing w:lineRule="auto" w:line="252" w:before="0" w:after="20"/>
+              <w:jc w:val="start"/>
               <w:rPr>
                 <w:b/>
                 <w:color w:val="FFFFFF"/>
                 <w:sz w:val="19"/>
               </w:rPr>
+            </w:pPr>
+            <w:r>
+              <w:rPr>
+                <w:b/>
+                <w:color w:val="FFFFFF"/>
+                <w:sz w:val="19"/>
+              </w:rPr>
               <w:t>Caso de prueba</w:t>
             </w:r>
           </w:p>
@@ -6256,14 +6777,18 @@
               <w:bottom w:val="single" w:sz="4" w:space="0" w:color="BFBFBF"/>
               <w:end w:val="single" w:sz="4" w:space="0" w:color="BFBFBF"/>
             </w:tcBorders>
-            <w:shd w:color="auto" w:fill="1F3864" w:val="clear"/>
-          </w:tcPr>
-          <w:p>
-            <w:pPr>
-              <w:pStyle w:val="Normal"/>
-              <w:spacing w:lineRule="auto" w:line="252" w:before="0" w:after="20"/>
-              <w:jc w:val="start"/>
-              <w:rPr/>
+            <w:shd w:fill="1F3864" w:val="clear"/>
+          </w:tcPr>
+          <w:p>
+            <w:pPr>
+              <w:pStyle w:val="Normal"/>
+              <w:spacing w:lineRule="auto" w:line="252" w:before="0" w:after="20"/>
+              <w:jc w:val="start"/>
+              <w:rPr>
+                <w:b/>
+                <w:color w:val="FFFFFF"/>
+                <w:sz w:val="19"/>
+              </w:rPr>
             </w:pPr>
             <w:r>
               <w:rPr>
@@ -6295,7 +6820,10 @@
               <w:pStyle w:val="Normal"/>
               <w:spacing w:lineRule="auto" w:line="252" w:before="0" w:after="20"/>
               <w:jc w:val="start"/>
-              <w:rPr/>
+              <w:rPr>
+                <w:b/>
+                <w:sz w:val="19"/>
+              </w:rPr>
             </w:pPr>
             <w:r>
               <w:rPr>
@@ -6321,7 +6849,10 @@
               <w:pStyle w:val="Normal"/>
               <w:spacing w:lineRule="auto" w:line="252" w:before="0" w:after="20"/>
               <w:jc w:val="start"/>
-              <w:rPr/>
+              <w:rPr>
+                <w:b w:val="false"/>
+                <w:sz w:val="19"/>
+              </w:rPr>
             </w:pPr>
             <w:r>
               <w:rPr>
@@ -6347,7 +6878,10 @@
               <w:pStyle w:val="Normal"/>
               <w:spacing w:lineRule="auto" w:line="252" w:before="0" w:after="20"/>
               <w:jc w:val="start"/>
-              <w:rPr/>
+              <w:rPr>
+                <w:b w:val="false"/>
+                <w:sz w:val="19"/>
+              </w:rPr>
             </w:pPr>
             <w:r>
               <w:rPr>
@@ -6372,14 +6906,17 @@
               <w:bottom w:val="single" w:sz="4" w:space="0" w:color="BFBFBF"/>
               <w:end w:val="single" w:sz="4" w:space="0" w:color="BFBFBF"/>
             </w:tcBorders>
-            <w:shd w:color="auto" w:fill="F7F7F7" w:val="clear"/>
-          </w:tcPr>
-          <w:p>
-            <w:pPr>
-              <w:pStyle w:val="Normal"/>
-              <w:spacing w:lineRule="auto" w:line="252" w:before="0" w:after="20"/>
-              <w:jc w:val="start"/>
-              <w:rPr/>
+            <w:shd w:fill="F7F7F7" w:val="clear"/>
+          </w:tcPr>
+          <w:p>
+            <w:pPr>
+              <w:pStyle w:val="Normal"/>
+              <w:spacing w:lineRule="auto" w:line="252" w:before="0" w:after="20"/>
+              <w:jc w:val="start"/>
+              <w:rPr>
+                <w:b/>
+                <w:sz w:val="19"/>
+              </w:rPr>
             </w:pPr>
             <w:r>
               <w:rPr>
@@ -6399,14 +6936,17 @@
               <w:bottom w:val="single" w:sz="4" w:space="0" w:color="BFBFBF"/>
               <w:end w:val="single" w:sz="4" w:space="0" w:color="BFBFBF"/>
             </w:tcBorders>
-            <w:shd w:color="auto" w:fill="F7F7F7" w:val="clear"/>
-          </w:tcPr>
-          <w:p>
-            <w:pPr>
-              <w:pStyle w:val="Normal"/>
-              <w:spacing w:lineRule="auto" w:line="252" w:before="0" w:after="20"/>
-              <w:jc w:val="start"/>
-              <w:rPr/>
+            <w:shd w:fill="F7F7F7" w:val="clear"/>
+          </w:tcPr>
+          <w:p>
+            <w:pPr>
+              <w:pStyle w:val="Normal"/>
+              <w:spacing w:lineRule="auto" w:line="252" w:before="0" w:after="20"/>
+              <w:jc w:val="start"/>
+              <w:rPr>
+                <w:b w:val="false"/>
+                <w:sz w:val="19"/>
+              </w:rPr>
             </w:pPr>
             <w:r>
               <w:rPr>
@@ -6426,14 +6966,17 @@
               <w:bottom w:val="single" w:sz="4" w:space="0" w:color="BFBFBF"/>
               <w:end w:val="single" w:sz="4" w:space="0" w:color="BFBFBF"/>
             </w:tcBorders>
-            <w:shd w:color="auto" w:fill="F7F7F7" w:val="clear"/>
-          </w:tcPr>
-          <w:p>
-            <w:pPr>
-              <w:pStyle w:val="Normal"/>
-              <w:spacing w:lineRule="auto" w:line="252" w:before="0" w:after="20"/>
-              <w:jc w:val="start"/>
-              <w:rPr/>
+            <w:shd w:fill="F7F7F7" w:val="clear"/>
+          </w:tcPr>
+          <w:p>
+            <w:pPr>
+              <w:pStyle w:val="Normal"/>
+              <w:spacing w:lineRule="auto" w:line="252" w:before="0" w:after="20"/>
+              <w:jc w:val="start"/>
+              <w:rPr>
+                <w:b w:val="false"/>
+                <w:sz w:val="19"/>
+              </w:rPr>
             </w:pPr>
             <w:r>
               <w:rPr>
@@ -6464,7 +7007,10 @@
               <w:pStyle w:val="Normal"/>
               <w:spacing w:lineRule="auto" w:line="252" w:before="0" w:after="20"/>
               <w:jc w:val="start"/>
-              <w:rPr/>
+              <w:rPr>
+                <w:b/>
+                <w:sz w:val="19"/>
+              </w:rPr>
             </w:pPr>
             <w:r>
               <w:rPr>
@@ -6490,7 +7036,10 @@
               <w:pStyle w:val="Normal"/>
               <w:spacing w:lineRule="auto" w:line="252" w:before="0" w:after="20"/>
               <w:jc w:val="start"/>
-              <w:rPr/>
+              <w:rPr>
+                <w:b w:val="false"/>
+                <w:sz w:val="19"/>
+              </w:rPr>
             </w:pPr>
             <w:r>
               <w:rPr>
@@ -6516,7 +7065,10 @@
               <w:pStyle w:val="Normal"/>
               <w:spacing w:lineRule="auto" w:line="252" w:before="0" w:after="20"/>
               <w:jc w:val="start"/>
-              <w:rPr/>
+              <w:rPr>
+                <w:b w:val="false"/>
+                <w:sz w:val="19"/>
+              </w:rPr>
             </w:pPr>
             <w:r>
               <w:rPr>
@@ -6541,14 +7093,17 @@
               <w:bottom w:val="single" w:sz="4" w:space="0" w:color="BFBFBF"/>
               <w:end w:val="single" w:sz="4" w:space="0" w:color="BFBFBF"/>
             </w:tcBorders>
-            <w:shd w:color="auto" w:fill="F7F7F7" w:val="clear"/>
-          </w:tcPr>
-          <w:p>
-            <w:pPr>
-              <w:pStyle w:val="Normal"/>
-              <w:spacing w:lineRule="auto" w:line="252" w:before="0" w:after="20"/>
-              <w:jc w:val="start"/>
-              <w:rPr/>
+            <w:shd w:fill="F7F7F7" w:val="clear"/>
+          </w:tcPr>
+          <w:p>
+            <w:pPr>
+              <w:pStyle w:val="Normal"/>
+              <w:spacing w:lineRule="auto" w:line="252" w:before="0" w:after="20"/>
+              <w:jc w:val="start"/>
+              <w:rPr>
+                <w:b/>
+                <w:sz w:val="19"/>
+              </w:rPr>
             </w:pPr>
             <w:r>
               <w:rPr>
@@ -6568,14 +7123,17 @@
               <w:bottom w:val="single" w:sz="4" w:space="0" w:color="BFBFBF"/>
               <w:end w:val="single" w:sz="4" w:space="0" w:color="BFBFBF"/>
             </w:tcBorders>
-            <w:shd w:color="auto" w:fill="F7F7F7" w:val="clear"/>
-          </w:tcPr>
-          <w:p>
-            <w:pPr>
-              <w:pStyle w:val="Normal"/>
-              <w:spacing w:lineRule="auto" w:line="252" w:before="0" w:after="20"/>
-              <w:jc w:val="start"/>
-              <w:rPr/>
+            <w:shd w:fill="F7F7F7" w:val="clear"/>
+          </w:tcPr>
+          <w:p>
+            <w:pPr>
+              <w:pStyle w:val="Normal"/>
+              <w:spacing w:lineRule="auto" w:line="252" w:before="0" w:after="20"/>
+              <w:jc w:val="start"/>
+              <w:rPr>
+                <w:b w:val="false"/>
+                <w:sz w:val="19"/>
+              </w:rPr>
             </w:pPr>
             <w:r>
               <w:rPr>
@@ -6595,14 +7153,17 @@
               <w:bottom w:val="single" w:sz="4" w:space="0" w:color="BFBFBF"/>
               <w:end w:val="single" w:sz="4" w:space="0" w:color="BFBFBF"/>
             </w:tcBorders>
-            <w:shd w:color="auto" w:fill="F7F7F7" w:val="clear"/>
-          </w:tcPr>
-          <w:p>
-            <w:pPr>
-              <w:pStyle w:val="Normal"/>
-              <w:spacing w:lineRule="auto" w:line="252" w:before="0" w:after="20"/>
-              <w:jc w:val="start"/>
-              <w:rPr/>
+            <w:shd w:fill="F7F7F7" w:val="clear"/>
+          </w:tcPr>
+          <w:p>
+            <w:pPr>
+              <w:pStyle w:val="Normal"/>
+              <w:spacing w:lineRule="auto" w:line="252" w:before="0" w:after="20"/>
+              <w:jc w:val="start"/>
+              <w:rPr>
+                <w:b w:val="false"/>
+                <w:sz w:val="19"/>
+              </w:rPr>
             </w:pPr>
             <w:r>
               <w:rPr>
@@ -6633,7 +7194,10 @@
               <w:pStyle w:val="Normal"/>
               <w:spacing w:lineRule="auto" w:line="252" w:before="0" w:after="20"/>
               <w:jc w:val="start"/>
-              <w:rPr/>
+              <w:rPr>
+                <w:b/>
+                <w:sz w:val="19"/>
+              </w:rPr>
             </w:pPr>
             <w:r>
               <w:rPr>
@@ -6659,7 +7223,10 @@
               <w:pStyle w:val="Normal"/>
               <w:spacing w:lineRule="auto" w:line="252" w:before="0" w:after="20"/>
               <w:jc w:val="start"/>
-              <w:rPr/>
+              <w:rPr>
+                <w:b w:val="false"/>
+                <w:sz w:val="19"/>
+              </w:rPr>
             </w:pPr>
             <w:r>
               <w:rPr>
@@ -6685,7 +7252,10 @@
               <w:pStyle w:val="Normal"/>
               <w:spacing w:lineRule="auto" w:line="252" w:before="0" w:after="20"/>
               <w:jc w:val="start"/>
-              <w:rPr/>
+              <w:rPr>
+                <w:b w:val="false"/>
+                <w:sz w:val="19"/>
+              </w:rPr>
             </w:pPr>
             <w:r>
               <w:rPr>
@@ -6710,14 +7280,17 @@
               <w:bottom w:val="single" w:sz="4" w:space="0" w:color="BFBFBF"/>
               <w:end w:val="single" w:sz="4" w:space="0" w:color="BFBFBF"/>
             </w:tcBorders>
-            <w:shd w:color="auto" w:fill="F7F7F7" w:val="clear"/>
-          </w:tcPr>
-          <w:p>
-            <w:pPr>
-              <w:pStyle w:val="Normal"/>
-              <w:spacing w:lineRule="auto" w:line="252" w:before="0" w:after="20"/>
-              <w:jc w:val="start"/>
-              <w:rPr/>
+            <w:shd w:fill="F7F7F7" w:val="clear"/>
+          </w:tcPr>
+          <w:p>
+            <w:pPr>
+              <w:pStyle w:val="Normal"/>
+              <w:spacing w:lineRule="auto" w:line="252" w:before="0" w:after="20"/>
+              <w:jc w:val="start"/>
+              <w:rPr>
+                <w:b/>
+                <w:sz w:val="19"/>
+              </w:rPr>
             </w:pPr>
             <w:r>
               <w:rPr>
@@ -6737,14 +7310,17 @@
               <w:bottom w:val="single" w:sz="4" w:space="0" w:color="BFBFBF"/>
               <w:end w:val="single" w:sz="4" w:space="0" w:color="BFBFBF"/>
             </w:tcBorders>
-            <w:shd w:color="auto" w:fill="F7F7F7" w:val="clear"/>
-          </w:tcPr>
-          <w:p>
-            <w:pPr>
-              <w:pStyle w:val="Normal"/>
-              <w:spacing w:lineRule="auto" w:line="252" w:before="0" w:after="20"/>
-              <w:jc w:val="start"/>
-              <w:rPr/>
+            <w:shd w:fill="F7F7F7" w:val="clear"/>
+          </w:tcPr>
+          <w:p>
+            <w:pPr>
+              <w:pStyle w:val="Normal"/>
+              <w:spacing w:lineRule="auto" w:line="252" w:before="0" w:after="20"/>
+              <w:jc w:val="start"/>
+              <w:rPr>
+                <w:b w:val="false"/>
+                <w:sz w:val="19"/>
+              </w:rPr>
             </w:pPr>
             <w:r>
               <w:rPr>
@@ -6764,14 +7340,17 @@
               <w:bottom w:val="single" w:sz="4" w:space="0" w:color="BFBFBF"/>
               <w:end w:val="single" w:sz="4" w:space="0" w:color="BFBFBF"/>
             </w:tcBorders>
-            <w:shd w:color="auto" w:fill="F7F7F7" w:val="clear"/>
-          </w:tcPr>
-          <w:p>
-            <w:pPr>
-              <w:pStyle w:val="Normal"/>
-              <w:spacing w:lineRule="auto" w:line="252" w:before="0" w:after="20"/>
-              <w:jc w:val="start"/>
-              <w:rPr/>
+            <w:shd w:fill="F7F7F7" w:val="clear"/>
+          </w:tcPr>
+          <w:p>
+            <w:pPr>
+              <w:pStyle w:val="Normal"/>
+              <w:spacing w:lineRule="auto" w:line="252" w:before="0" w:after="20"/>
+              <w:jc w:val="start"/>
+              <w:rPr>
+                <w:b w:val="false"/>
+                <w:sz w:val="19"/>
+              </w:rPr>
             </w:pPr>
             <w:r>
               <w:rPr>
@@ -6841,8 +7420,8 @@
       <w:tblGrid>
         <w:gridCol w:w="1700"/>
         <w:gridCol w:w="2300"/>
-        <w:gridCol w:w="2398"/>
-        <w:gridCol w:w="2388"/>
+        <w:gridCol w:w="2397"/>
+        <w:gridCol w:w="2389"/>
       </w:tblGrid>
       <w:tr>
         <w:trPr>
@@ -6858,21 +7437,25 @@
               <w:bottom w:val="single" w:sz="4" w:space="0" w:color="BFBFBF"/>
               <w:end w:val="single" w:sz="4" w:space="0" w:color="BFBFBF"/>
             </w:tcBorders>
-            <w:shd w:color="auto" w:fill="1F3864" w:val="clear"/>
-          </w:tcPr>
-          <w:p>
-            <w:pPr>
-              <w:pStyle w:val="Normal"/>
-              <w:spacing w:lineRule="auto" w:line="252" w:before="0" w:after="20"/>
-              <w:jc w:val="start"/>
-              <w:rPr/>
-            </w:pPr>
-            <w:r>
+            <w:shd w:fill="1F3864" w:val="clear"/>
+          </w:tcPr>
+          <w:p>
+            <w:pPr>
+              <w:pStyle w:val="Normal"/>
+              <w:spacing w:lineRule="auto" w:line="252" w:before="0" w:after="20"/>
+              <w:jc w:val="start"/>
               <w:rPr>
                 <w:b/>
                 <w:color w:val="FFFFFF"/>
                 <w:sz w:val="19"/>
               </w:rPr>
+            </w:pPr>
+            <w:r>
+              <w:rPr>
+                <w:b/>
+                <w:color w:val="FFFFFF"/>
+                <w:sz w:val="19"/>
+              </w:rPr>
               <w:t>Procesos</w:t>
             </w:r>
           </w:p>
@@ -6886,70 +7469,82 @@
               <w:bottom w:val="single" w:sz="4" w:space="0" w:color="BFBFBF"/>
               <w:end w:val="single" w:sz="4" w:space="0" w:color="BFBFBF"/>
             </w:tcBorders>
-            <w:shd w:color="auto" w:fill="1F3864" w:val="clear"/>
-          </w:tcPr>
-          <w:p>
-            <w:pPr>
-              <w:pStyle w:val="Normal"/>
-              <w:spacing w:lineRule="auto" w:line="252" w:before="0" w:after="20"/>
-              <w:jc w:val="start"/>
-              <w:rPr/>
-            </w:pPr>
-            <w:r>
+            <w:shd w:fill="1F3864" w:val="clear"/>
+          </w:tcPr>
+          <w:p>
+            <w:pPr>
+              <w:pStyle w:val="Normal"/>
+              <w:spacing w:lineRule="auto" w:line="252" w:before="0" w:after="20"/>
+              <w:jc w:val="start"/>
               <w:rPr>
                 <w:b/>
                 <w:color w:val="FFFFFF"/>
                 <w:sz w:val="19"/>
               </w:rPr>
+            </w:pPr>
+            <w:r>
+              <w:rPr>
+                <w:b/>
+                <w:color w:val="FFFFFF"/>
+                <w:sz w:val="19"/>
+              </w:rPr>
               <w:t>Tiempo medio (ms)</w:t>
             </w:r>
           </w:p>
         </w:tc>
         <w:tc>
           <w:tcPr>
-            <w:tcW w:w="2398" w:type="dxa"/>
-            <w:tcBorders>
-              <w:top w:val="single" w:sz="4" w:space="0" w:color="BFBFBF"/>
-              <w:start w:val="single" w:sz="4" w:space="0" w:color="BFBFBF"/>
-              <w:bottom w:val="single" w:sz="4" w:space="0" w:color="BFBFBF"/>
-              <w:end w:val="single" w:sz="4" w:space="0" w:color="BFBFBF"/>
-            </w:tcBorders>
-            <w:shd w:color="auto" w:fill="1F3864" w:val="clear"/>
-          </w:tcPr>
-          <w:p>
-            <w:pPr>
-              <w:pStyle w:val="Normal"/>
-              <w:spacing w:lineRule="auto" w:line="252" w:before="0" w:after="20"/>
-              <w:jc w:val="start"/>
-              <w:rPr/>
-            </w:pPr>
-            <w:r>
+            <w:tcW w:w="2397" w:type="dxa"/>
+            <w:tcBorders>
+              <w:top w:val="single" w:sz="4" w:space="0" w:color="BFBFBF"/>
+              <w:start w:val="single" w:sz="4" w:space="0" w:color="BFBFBF"/>
+              <w:bottom w:val="single" w:sz="4" w:space="0" w:color="BFBFBF"/>
+              <w:end w:val="single" w:sz="4" w:space="0" w:color="BFBFBF"/>
+            </w:tcBorders>
+            <w:shd w:fill="1F3864" w:val="clear"/>
+          </w:tcPr>
+          <w:p>
+            <w:pPr>
+              <w:pStyle w:val="Normal"/>
+              <w:spacing w:lineRule="auto" w:line="252" w:before="0" w:after="20"/>
+              <w:jc w:val="start"/>
               <w:rPr>
                 <w:b/>
                 <w:color w:val="FFFFFF"/>
                 <w:sz w:val="19"/>
               </w:rPr>
+            </w:pPr>
+            <w:r>
+              <w:rPr>
+                <w:b/>
+                <w:color w:val="FFFFFF"/>
+                <w:sz w:val="19"/>
+              </w:rPr>
               <w:t>Aceleración S = T1 / TN</w:t>
             </w:r>
           </w:p>
         </w:tc>
         <w:tc>
           <w:tcPr>
-            <w:tcW w:w="2388" w:type="dxa"/>
-            <w:tcBorders>
-              <w:top w:val="single" w:sz="4" w:space="0" w:color="BFBFBF"/>
-              <w:start w:val="single" w:sz="4" w:space="0" w:color="BFBFBF"/>
-              <w:bottom w:val="single" w:sz="4" w:space="0" w:color="BFBFBF"/>
-              <w:end w:val="single" w:sz="4" w:space="0" w:color="BFBFBF"/>
-            </w:tcBorders>
-            <w:shd w:color="auto" w:fill="1F3864" w:val="clear"/>
-          </w:tcPr>
-          <w:p>
-            <w:pPr>
-              <w:pStyle w:val="Normal"/>
-              <w:spacing w:lineRule="auto" w:line="252" w:before="0" w:after="20"/>
-              <w:jc w:val="start"/>
-              <w:rPr/>
+            <w:tcW w:w="2389" w:type="dxa"/>
+            <w:tcBorders>
+              <w:top w:val="single" w:sz="4" w:space="0" w:color="BFBFBF"/>
+              <w:start w:val="single" w:sz="4" w:space="0" w:color="BFBFBF"/>
+              <w:bottom w:val="single" w:sz="4" w:space="0" w:color="BFBFBF"/>
+              <w:end w:val="single" w:sz="4" w:space="0" w:color="BFBFBF"/>
+            </w:tcBorders>
+            <w:shd w:fill="1F3864" w:val="clear"/>
+          </w:tcPr>
+          <w:p>
+            <w:pPr>
+              <w:pStyle w:val="Normal"/>
+              <w:spacing w:lineRule="auto" w:line="252" w:before="0" w:after="20"/>
+              <w:jc w:val="start"/>
+              <w:rPr>
+                <w:b/>
+                <w:color w:val="FFFFFF"/>
+                <w:sz w:val="19"/>
+              </w:rPr>
             </w:pPr>
             <w:r>
               <w:rPr>
@@ -6981,55 +7576,61 @@
               <w:pStyle w:val="Normal"/>
               <w:spacing w:lineRule="auto" w:line="252" w:before="0" w:after="20"/>
               <w:jc w:val="start"/>
+              <w:rPr>
+                <w:b/>
+                <w:sz w:val="19"/>
+              </w:rPr>
+            </w:pPr>
+            <w:r>
+              <w:rPr>
+                <w:b/>
+                <w:sz w:val="19"/>
+              </w:rPr>
+              <w:t>1</w:t>
+            </w:r>
+          </w:p>
+        </w:tc>
+        <w:tc>
+          <w:tcPr>
+            <w:tcW w:w="2300" w:type="dxa"/>
+            <w:tcBorders>
+              <w:top w:val="single" w:sz="4" w:space="0" w:color="BFBFBF"/>
+              <w:start w:val="single" w:sz="4" w:space="0" w:color="BFBFBF"/>
+              <w:bottom w:val="single" w:sz="4" w:space="0" w:color="BFBFBF"/>
+              <w:end w:val="single" w:sz="4" w:space="0" w:color="BFBFBF"/>
+            </w:tcBorders>
+          </w:tcPr>
+          <w:p>
+            <w:pPr>
+              <w:pStyle w:val="Normal"/>
+              <w:spacing w:lineRule="auto" w:line="252" w:before="0" w:after="20"/>
+              <w:jc w:val="start"/>
               <w:rPr/>
             </w:pPr>
             <w:r>
-              <w:rPr>
-                <w:b/>
-                <w:sz w:val="19"/>
-              </w:rPr>
-              <w:t>1</w:t>
-            </w:r>
-          </w:p>
-        </w:tc>
-        <w:tc>
-          <w:tcPr>
-            <w:tcW w:w="2300" w:type="dxa"/>
-            <w:tcBorders>
-              <w:top w:val="single" w:sz="4" w:space="0" w:color="BFBFBF"/>
-              <w:start w:val="single" w:sz="4" w:space="0" w:color="BFBFBF"/>
-              <w:bottom w:val="single" w:sz="4" w:space="0" w:color="BFBFBF"/>
-              <w:end w:val="single" w:sz="4" w:space="0" w:color="BFBFBF"/>
-            </w:tcBorders>
-          </w:tcPr>
-          <w:p>
-            <w:pPr>
-              <w:pStyle w:val="Normal"/>
-              <w:spacing w:lineRule="auto" w:line="252" w:before="0" w:after="20"/>
-              <w:jc w:val="start"/>
               <w:rPr/>
-            </w:pPr>
-            <w:r>
-              <w:rPr/>
-            </w:r>
-          </w:p>
-        </w:tc>
-        <w:tc>
-          <w:tcPr>
-            <w:tcW w:w="2398" w:type="dxa"/>
-            <w:tcBorders>
-              <w:top w:val="single" w:sz="4" w:space="0" w:color="BFBFBF"/>
-              <w:start w:val="single" w:sz="4" w:space="0" w:color="BFBFBF"/>
-              <w:bottom w:val="single" w:sz="4" w:space="0" w:color="BFBFBF"/>
-              <w:end w:val="single" w:sz="4" w:space="0" w:color="BFBFBF"/>
-            </w:tcBorders>
-          </w:tcPr>
-          <w:p>
-            <w:pPr>
-              <w:pStyle w:val="Normal"/>
-              <w:spacing w:lineRule="auto" w:line="252" w:before="0" w:after="20"/>
-              <w:jc w:val="start"/>
-              <w:rPr/>
+            </w:r>
+          </w:p>
+        </w:tc>
+        <w:tc>
+          <w:tcPr>
+            <w:tcW w:w="2397" w:type="dxa"/>
+            <w:tcBorders>
+              <w:top w:val="single" w:sz="4" w:space="0" w:color="BFBFBF"/>
+              <w:start w:val="single" w:sz="4" w:space="0" w:color="BFBFBF"/>
+              <w:bottom w:val="single" w:sz="4" w:space="0" w:color="BFBFBF"/>
+              <w:end w:val="single" w:sz="4" w:space="0" w:color="BFBFBF"/>
+            </w:tcBorders>
+          </w:tcPr>
+          <w:p>
+            <w:pPr>
+              <w:pStyle w:val="Normal"/>
+              <w:spacing w:lineRule="auto" w:line="252" w:before="0" w:after="20"/>
+              <w:jc w:val="start"/>
+              <w:rPr>
+                <w:b w:val="false"/>
+                <w:sz w:val="19"/>
+              </w:rPr>
             </w:pPr>
             <w:r>
               <w:rPr>
@@ -7042,20 +7643,23 @@
         </w:tc>
         <w:tc>
           <w:tcPr>
-            <w:tcW w:w="2388" w:type="dxa"/>
-            <w:tcBorders>
-              <w:top w:val="single" w:sz="4" w:space="0" w:color="BFBFBF"/>
-              <w:start w:val="single" w:sz="4" w:space="0" w:color="BFBFBF"/>
-              <w:bottom w:val="single" w:sz="4" w:space="0" w:color="BFBFBF"/>
-              <w:end w:val="single" w:sz="4" w:space="0" w:color="BFBFBF"/>
-            </w:tcBorders>
-          </w:tcPr>
-          <w:p>
-            <w:pPr>
-              <w:pStyle w:val="Normal"/>
-              <w:spacing w:lineRule="auto" w:line="252" w:before="0" w:after="20"/>
-              <w:jc w:val="start"/>
-              <w:rPr/>
+            <w:tcW w:w="2389" w:type="dxa"/>
+            <w:tcBorders>
+              <w:top w:val="single" w:sz="4" w:space="0" w:color="BFBFBF"/>
+              <w:start w:val="single" w:sz="4" w:space="0" w:color="BFBFBF"/>
+              <w:bottom w:val="single" w:sz="4" w:space="0" w:color="BFBFBF"/>
+              <w:end w:val="single" w:sz="4" w:space="0" w:color="BFBFBF"/>
+            </w:tcBorders>
+          </w:tcPr>
+          <w:p>
+            <w:pPr>
+              <w:pStyle w:val="Normal"/>
+              <w:spacing w:lineRule="auto" w:line="252" w:before="0" w:after="20"/>
+              <w:jc w:val="start"/>
+              <w:rPr>
+                <w:b w:val="false"/>
+                <w:sz w:val="19"/>
+              </w:rPr>
             </w:pPr>
             <w:r>
               <w:rPr>
@@ -7080,7 +7684,37 @@
               <w:bottom w:val="single" w:sz="4" w:space="0" w:color="BFBFBF"/>
               <w:end w:val="single" w:sz="4" w:space="0" w:color="BFBFBF"/>
             </w:tcBorders>
-            <w:shd w:color="auto" w:fill="F7F7F7" w:val="clear"/>
+            <w:shd w:fill="F7F7F7" w:val="clear"/>
+          </w:tcPr>
+          <w:p>
+            <w:pPr>
+              <w:pStyle w:val="Normal"/>
+              <w:spacing w:lineRule="auto" w:line="252" w:before="0" w:after="20"/>
+              <w:jc w:val="start"/>
+              <w:rPr>
+                <w:b/>
+                <w:sz w:val="19"/>
+              </w:rPr>
+            </w:pPr>
+            <w:r>
+              <w:rPr>
+                <w:b/>
+                <w:sz w:val="19"/>
+              </w:rPr>
+              <w:t>2</w:t>
+            </w:r>
+          </w:p>
+        </w:tc>
+        <w:tc>
+          <w:tcPr>
+            <w:tcW w:w="2300" w:type="dxa"/>
+            <w:tcBorders>
+              <w:top w:val="single" w:sz="4" w:space="0" w:color="BFBFBF"/>
+              <w:start w:val="single" w:sz="4" w:space="0" w:color="BFBFBF"/>
+              <w:bottom w:val="single" w:sz="4" w:space="0" w:color="BFBFBF"/>
+              <w:end w:val="single" w:sz="4" w:space="0" w:color="BFBFBF"/>
+            </w:tcBorders>
+            <w:shd w:fill="F7F7F7" w:val="clear"/>
           </w:tcPr>
           <w:p>
             <w:pPr>
@@ -7090,70 +7724,43 @@
               <w:rPr/>
             </w:pPr>
             <w:r>
-              <w:rPr>
-                <w:b/>
-                <w:sz w:val="19"/>
-              </w:rPr>
-              <w:t>2</w:t>
-            </w:r>
-          </w:p>
-        </w:tc>
-        <w:tc>
-          <w:tcPr>
-            <w:tcW w:w="2300" w:type="dxa"/>
-            <w:tcBorders>
-              <w:top w:val="single" w:sz="4" w:space="0" w:color="BFBFBF"/>
-              <w:start w:val="single" w:sz="4" w:space="0" w:color="BFBFBF"/>
-              <w:bottom w:val="single" w:sz="4" w:space="0" w:color="BFBFBF"/>
-              <w:end w:val="single" w:sz="4" w:space="0" w:color="BFBFBF"/>
-            </w:tcBorders>
-            <w:shd w:color="auto" w:fill="F7F7F7" w:val="clear"/>
-          </w:tcPr>
-          <w:p>
-            <w:pPr>
-              <w:pStyle w:val="Normal"/>
-              <w:spacing w:lineRule="auto" w:line="252" w:before="0" w:after="20"/>
-              <w:jc w:val="start"/>
               <w:rPr/>
-            </w:pPr>
-            <w:r>
+            </w:r>
+          </w:p>
+        </w:tc>
+        <w:tc>
+          <w:tcPr>
+            <w:tcW w:w="2397" w:type="dxa"/>
+            <w:tcBorders>
+              <w:top w:val="single" w:sz="4" w:space="0" w:color="BFBFBF"/>
+              <w:start w:val="single" w:sz="4" w:space="0" w:color="BFBFBF"/>
+              <w:bottom w:val="single" w:sz="4" w:space="0" w:color="BFBFBF"/>
+              <w:end w:val="single" w:sz="4" w:space="0" w:color="BFBFBF"/>
+            </w:tcBorders>
+            <w:shd w:fill="F7F7F7" w:val="clear"/>
+          </w:tcPr>
+          <w:p>
+            <w:pPr>
+              <w:pStyle w:val="Normal"/>
+              <w:spacing w:lineRule="auto" w:line="252" w:before="0" w:after="20"/>
+              <w:jc w:val="start"/>
               <w:rPr/>
-            </w:r>
-          </w:p>
-        </w:tc>
-        <w:tc>
-          <w:tcPr>
-            <w:tcW w:w="2398" w:type="dxa"/>
-            <w:tcBorders>
-              <w:top w:val="single" w:sz="4" w:space="0" w:color="BFBFBF"/>
-              <w:start w:val="single" w:sz="4" w:space="0" w:color="BFBFBF"/>
-              <w:bottom w:val="single" w:sz="4" w:space="0" w:color="BFBFBF"/>
-              <w:end w:val="single" w:sz="4" w:space="0" w:color="BFBFBF"/>
-            </w:tcBorders>
-            <w:shd w:color="auto" w:fill="F7F7F7" w:val="clear"/>
-          </w:tcPr>
-          <w:p>
-            <w:pPr>
-              <w:pStyle w:val="Normal"/>
-              <w:spacing w:lineRule="auto" w:line="252" w:before="0" w:after="20"/>
-              <w:jc w:val="start"/>
+            </w:pPr>
+            <w:r>
               <w:rPr/>
-            </w:pPr>
-            <w:r>
-              <w:rPr/>
-            </w:r>
-          </w:p>
-        </w:tc>
-        <w:tc>
-          <w:tcPr>
-            <w:tcW w:w="2388" w:type="dxa"/>
-            <w:tcBorders>
-              <w:top w:val="single" w:sz="4" w:space="0" w:color="BFBFBF"/>
-              <w:start w:val="single" w:sz="4" w:space="0" w:color="BFBFBF"/>
-              <w:bottom w:val="single" w:sz="4" w:space="0" w:color="BFBFBF"/>
-              <w:end w:val="single" w:sz="4" w:space="0" w:color="BFBFBF"/>
-            </w:tcBorders>
-            <w:shd w:color="auto" w:fill="F7F7F7" w:val="clear"/>
+            </w:r>
+          </w:p>
+        </w:tc>
+        <w:tc>
+          <w:tcPr>
+            <w:tcW w:w="2389" w:type="dxa"/>
+            <w:tcBorders>
+              <w:top w:val="single" w:sz="4" w:space="0" w:color="BFBFBF"/>
+              <w:start w:val="single" w:sz="4" w:space="0" w:color="BFBFBF"/>
+              <w:bottom w:val="single" w:sz="4" w:space="0" w:color="BFBFBF"/>
+              <w:end w:val="single" w:sz="4" w:space="0" w:color="BFBFBF"/>
+            </w:tcBorders>
+            <w:shd w:fill="F7F7F7" w:val="clear"/>
           </w:tcPr>
           <w:p>
             <w:pPr>
@@ -7187,64 +7794,67 @@
               <w:pStyle w:val="Normal"/>
               <w:spacing w:lineRule="auto" w:line="252" w:before="0" w:after="20"/>
               <w:jc w:val="start"/>
+              <w:rPr>
+                <w:b/>
+                <w:sz w:val="19"/>
+              </w:rPr>
+            </w:pPr>
+            <w:r>
+              <w:rPr>
+                <w:b/>
+                <w:sz w:val="19"/>
+              </w:rPr>
+              <w:t>...</w:t>
+            </w:r>
+          </w:p>
+        </w:tc>
+        <w:tc>
+          <w:tcPr>
+            <w:tcW w:w="2300" w:type="dxa"/>
+            <w:tcBorders>
+              <w:top w:val="single" w:sz="4" w:space="0" w:color="BFBFBF"/>
+              <w:start w:val="single" w:sz="4" w:space="0" w:color="BFBFBF"/>
+              <w:bottom w:val="single" w:sz="4" w:space="0" w:color="BFBFBF"/>
+              <w:end w:val="single" w:sz="4" w:space="0" w:color="BFBFBF"/>
+            </w:tcBorders>
+          </w:tcPr>
+          <w:p>
+            <w:pPr>
+              <w:pStyle w:val="Normal"/>
+              <w:spacing w:lineRule="auto" w:line="252" w:before="0" w:after="20"/>
+              <w:jc w:val="start"/>
               <w:rPr/>
             </w:pPr>
             <w:r>
-              <w:rPr>
-                <w:b/>
-                <w:sz w:val="19"/>
-              </w:rPr>
-              <w:t>...</w:t>
-            </w:r>
-          </w:p>
-        </w:tc>
-        <w:tc>
-          <w:tcPr>
-            <w:tcW w:w="2300" w:type="dxa"/>
-            <w:tcBorders>
-              <w:top w:val="single" w:sz="4" w:space="0" w:color="BFBFBF"/>
-              <w:start w:val="single" w:sz="4" w:space="0" w:color="BFBFBF"/>
-              <w:bottom w:val="single" w:sz="4" w:space="0" w:color="BFBFBF"/>
-              <w:end w:val="single" w:sz="4" w:space="0" w:color="BFBFBF"/>
-            </w:tcBorders>
-          </w:tcPr>
-          <w:p>
-            <w:pPr>
-              <w:pStyle w:val="Normal"/>
-              <w:spacing w:lineRule="auto" w:line="252" w:before="0" w:after="20"/>
-              <w:jc w:val="start"/>
               <w:rPr/>
-            </w:pPr>
-            <w:r>
+            </w:r>
+          </w:p>
+        </w:tc>
+        <w:tc>
+          <w:tcPr>
+            <w:tcW w:w="2397" w:type="dxa"/>
+            <w:tcBorders>
+              <w:top w:val="single" w:sz="4" w:space="0" w:color="BFBFBF"/>
+              <w:start w:val="single" w:sz="4" w:space="0" w:color="BFBFBF"/>
+              <w:bottom w:val="single" w:sz="4" w:space="0" w:color="BFBFBF"/>
+              <w:end w:val="single" w:sz="4" w:space="0" w:color="BFBFBF"/>
+            </w:tcBorders>
+          </w:tcPr>
+          <w:p>
+            <w:pPr>
+              <w:pStyle w:val="Normal"/>
+              <w:spacing w:lineRule="auto" w:line="252" w:before="0" w:after="20"/>
+              <w:jc w:val="start"/>
               <w:rPr/>
-            </w:r>
-          </w:p>
-        </w:tc>
-        <w:tc>
-          <w:tcPr>
-            <w:tcW w:w="2398" w:type="dxa"/>
-            <w:tcBorders>
-              <w:top w:val="single" w:sz="4" w:space="0" w:color="BFBFBF"/>
-              <w:start w:val="single" w:sz="4" w:space="0" w:color="BFBFBF"/>
-              <w:bottom w:val="single" w:sz="4" w:space="0" w:color="BFBFBF"/>
-              <w:end w:val="single" w:sz="4" w:space="0" w:color="BFBFBF"/>
-            </w:tcBorders>
-          </w:tcPr>
-          <w:p>
-            <w:pPr>
-              <w:pStyle w:val="Normal"/>
-              <w:spacing w:lineRule="auto" w:line="252" w:before="0" w:after="20"/>
-              <w:jc w:val="start"/>
+            </w:pPr>
+            <w:r>
               <w:rPr/>
-            </w:pPr>
-            <w:r>
-              <w:rPr/>
-            </w:r>
-          </w:p>
-        </w:tc>
-        <w:tc>
-          <w:tcPr>
-            <w:tcW w:w="2388" w:type="dxa"/>
+            </w:r>
+          </w:p>
+        </w:tc>
+        <w:tc>
+          <w:tcPr>
+            <w:tcW w:w="2389" w:type="dxa"/>
             <w:tcBorders>
               <w:top w:val="single" w:sz="4" w:space="0" w:color="BFBFBF"/>
               <w:start w:val="single" w:sz="4" w:space="0" w:color="BFBFBF"/>
@@ -7379,7 +7989,9 @@
       <w:pPr>
         <w:pStyle w:val="Normal"/>
         <w:jc w:val="both"/>
-        <w:rPr/>
+        <w:rPr>
+          <w:b w:val="false"/>
+        </w:rPr>
       </w:pPr>
       <w:r>
         <w:rPr>
@@ -7448,21 +8060,25 @@
               <w:bottom w:val="single" w:sz="4" w:space="0" w:color="D0D0D0"/>
               <w:end w:val="single" w:sz="4" w:space="0" w:color="D0D0D0"/>
             </w:tcBorders>
-            <w:shd w:color="auto" w:fill="F2F2F2" w:val="clear"/>
+            <w:shd w:fill="F2F2F2" w:val="clear"/>
           </w:tcPr>
           <w:p>
             <w:pPr>
               <w:pStyle w:val="Normal"/>
               <w:keepNext w:val="true"/>
               <w:spacing w:before="0" w:after="40"/>
-              <w:rPr/>
-            </w:pPr>
-            <w:r>
               <w:rPr>
                 <w:b/>
                 <w:color w:val="595959"/>
                 <w:sz w:val="17"/>
               </w:rPr>
+            </w:pPr>
+            <w:r>
+              <w:rPr>
+                <w:b/>
+                <w:color w:val="595959"/>
+                <w:sz w:val="17"/>
+              </w:rPr>
               <w:t>PowerShell</w:t>
             </w:r>
           </w:p>
@@ -7472,7 +8088,11 @@
               <w:keepNext w:val="true"/>
               <w:spacing w:lineRule="auto" w:line="240" w:before="0" w:after="0"/>
               <w:jc w:val="start"/>
-              <w:rPr/>
+              <w:rPr>
+                <w:rFonts w:ascii="Consolas" w:hAnsi="Consolas" w:cs="Consolas"/>
+                <w:color w:val="1B1B1B"/>
+                <w:sz w:val="16"/>
+              </w:rPr>
             </w:pPr>
             <w:r>
               <w:rPr>
@@ -7489,7 +8109,11 @@
               <w:keepNext w:val="true"/>
               <w:spacing w:lineRule="auto" w:line="240" w:before="0" w:after="0"/>
               <w:jc w:val="start"/>
-              <w:rPr/>
+              <w:rPr>
+                <w:rFonts w:ascii="Consolas" w:hAnsi="Consolas" w:cs="Consolas"/>
+                <w:color w:val="1B1B1B"/>
+                <w:sz w:val="16"/>
+              </w:rPr>
             </w:pPr>
             <w:r>
               <w:rPr>
@@ -7742,11 +8366,13 @@
         <w:pStyle w:val="Normal"/>
         <w:numPr>
           <w:ilvl w:val="0"/>
-          <w:numId w:val="1"/>
+          <w:numId w:val="2"/>
         </w:numPr>
         <w:spacing w:before="0" w:after="60"/>
         <w:jc w:val="both"/>
-        <w:rPr/>
+        <w:rPr>
+          <w:b w:val="false"/>
+        </w:rPr>
       </w:pPr>
       <w:r>
         <w:rPr>
@@ -7760,11 +8386,13 @@
         <w:pStyle w:val="Normal"/>
         <w:numPr>
           <w:ilvl w:val="0"/>
-          <w:numId w:val="1"/>
+          <w:numId w:val="2"/>
         </w:numPr>
         <w:spacing w:before="0" w:after="60"/>
         <w:jc w:val="both"/>
-        <w:rPr/>
+        <w:rPr>
+          <w:b w:val="false"/>
+        </w:rPr>
       </w:pPr>
       <w:r>
         <w:rPr>
@@ -7778,11 +8406,13 @@
         <w:pStyle w:val="Normal"/>
         <w:numPr>
           <w:ilvl w:val="0"/>
-          <w:numId w:val="1"/>
+          <w:numId w:val="2"/>
         </w:numPr>
         <w:spacing w:before="0" w:after="60"/>
         <w:jc w:val="both"/>
-        <w:rPr/>
+        <w:rPr>
+          <w:b w:val="false"/>
+        </w:rPr>
       </w:pPr>
       <w:r>
         <w:rPr>
@@ -7846,21 +8476,25 @@
               <w:bottom w:val="single" w:sz="4" w:space="0" w:color="BFBFBF"/>
               <w:end w:val="single" w:sz="4" w:space="0" w:color="BFBFBF"/>
             </w:tcBorders>
-            <w:shd w:color="auto" w:fill="1F3864" w:val="clear"/>
-          </w:tcPr>
-          <w:p>
-            <w:pPr>
-              <w:pStyle w:val="Normal"/>
-              <w:spacing w:lineRule="auto" w:line="252" w:before="0" w:after="20"/>
-              <w:jc w:val="start"/>
-              <w:rPr/>
-            </w:pPr>
-            <w:r>
+            <w:shd w:fill="1F3864" w:val="clear"/>
+          </w:tcPr>
+          <w:p>
+            <w:pPr>
+              <w:pStyle w:val="Normal"/>
+              <w:spacing w:lineRule="auto" w:line="252" w:before="0" w:after="20"/>
+              <w:jc w:val="start"/>
               <w:rPr>
                 <w:b/>
                 <w:color w:val="FFFFFF"/>
                 <w:sz w:val="19"/>
               </w:rPr>
+            </w:pPr>
+            <w:r>
+              <w:rPr>
+                <w:b/>
+                <w:color w:val="FFFFFF"/>
+                <w:sz w:val="19"/>
+              </w:rPr>
               <w:t>Archivo</w:t>
             </w:r>
           </w:p>
@@ -7874,14 +8508,18 @@
               <w:bottom w:val="single" w:sz="4" w:space="0" w:color="BFBFBF"/>
               <w:end w:val="single" w:sz="4" w:space="0" w:color="BFBFBF"/>
             </w:tcBorders>
-            <w:shd w:color="auto" w:fill="1F3864" w:val="clear"/>
-          </w:tcPr>
-          <w:p>
-            <w:pPr>
-              <w:pStyle w:val="Normal"/>
-              <w:spacing w:lineRule="auto" w:line="252" w:before="0" w:after="20"/>
-              <w:jc w:val="start"/>
-              <w:rPr/>
+            <w:shd w:fill="1F3864" w:val="clear"/>
+          </w:tcPr>
+          <w:p>
+            <w:pPr>
+              <w:pStyle w:val="Normal"/>
+              <w:spacing w:lineRule="auto" w:line="252" w:before="0" w:after="20"/>
+              <w:jc w:val="start"/>
+              <w:rPr>
+                <w:b/>
+                <w:color w:val="FFFFFF"/>
+                <w:sz w:val="19"/>
+              </w:rPr>
             </w:pPr>
             <w:r>
               <w:rPr>
@@ -7913,7 +8551,12 @@
               <w:pStyle w:val="Normal"/>
               <w:spacing w:lineRule="auto" w:line="252" w:before="0" w:after="20"/>
               <w:jc w:val="start"/>
-              <w:rPr/>
+              <w:rPr>
+                <w:rFonts w:ascii="Consolas" w:hAnsi="Consolas" w:cs="Consolas"/>
+                <w:b w:val="false"/>
+                <w:color w:val="7A2E0A"/>
+                <w:sz w:val="19"/>
+              </w:rPr>
             </w:pPr>
             <w:r>
               <w:rPr>
@@ -7941,7 +8584,10 @@
               <w:pStyle w:val="Normal"/>
               <w:spacing w:lineRule="auto" w:line="252" w:before="0" w:after="20"/>
               <w:jc w:val="start"/>
-              <w:rPr/>
+              <w:rPr>
+                <w:b w:val="false"/>
+                <w:sz w:val="19"/>
+              </w:rPr>
             </w:pPr>
             <w:r>
               <w:rPr>
@@ -7966,14 +8612,19 @@
               <w:bottom w:val="single" w:sz="4" w:space="0" w:color="BFBFBF"/>
               <w:end w:val="single" w:sz="4" w:space="0" w:color="BFBFBF"/>
             </w:tcBorders>
-            <w:shd w:color="auto" w:fill="F7F7F7" w:val="clear"/>
-          </w:tcPr>
-          <w:p>
-            <w:pPr>
-              <w:pStyle w:val="Normal"/>
-              <w:spacing w:lineRule="auto" w:line="252" w:before="0" w:after="20"/>
-              <w:jc w:val="start"/>
-              <w:rPr/>
+            <w:shd w:fill="F7F7F7" w:val="clear"/>
+          </w:tcPr>
+          <w:p>
+            <w:pPr>
+              <w:pStyle w:val="Normal"/>
+              <w:spacing w:lineRule="auto" w:line="252" w:before="0" w:after="20"/>
+              <w:jc w:val="start"/>
+              <w:rPr>
+                <w:rFonts w:ascii="Consolas" w:hAnsi="Consolas" w:cs="Consolas"/>
+                <w:b w:val="false"/>
+                <w:color w:val="7A2E0A"/>
+                <w:sz w:val="19"/>
+              </w:rPr>
             </w:pPr>
             <w:r>
               <w:rPr>
@@ -7995,14 +8646,17 @@
               <w:bottom w:val="single" w:sz="4" w:space="0" w:color="BFBFBF"/>
               <w:end w:val="single" w:sz="4" w:space="0" w:color="BFBFBF"/>
             </w:tcBorders>
-            <w:shd w:color="auto" w:fill="F7F7F7" w:val="clear"/>
-          </w:tcPr>
-          <w:p>
-            <w:pPr>
-              <w:pStyle w:val="Normal"/>
-              <w:spacing w:lineRule="auto" w:line="252" w:before="0" w:after="20"/>
-              <w:jc w:val="start"/>
-              <w:rPr/>
+            <w:shd w:fill="F7F7F7" w:val="clear"/>
+          </w:tcPr>
+          <w:p>
+            <w:pPr>
+              <w:pStyle w:val="Normal"/>
+              <w:spacing w:lineRule="auto" w:line="252" w:before="0" w:after="20"/>
+              <w:jc w:val="start"/>
+              <w:rPr>
+                <w:b w:val="false"/>
+                <w:sz w:val="19"/>
+              </w:rPr>
             </w:pPr>
             <w:r>
               <w:rPr>
@@ -8029,7 +8683,9 @@
       <w:pPr>
         <w:pStyle w:val="Normal"/>
         <w:jc w:val="both"/>
-        <w:rPr/>
+        <w:rPr>
+          <w:b w:val="false"/>
+        </w:rPr>
       </w:pPr>
       <w:r>
         <w:rPr>
@@ -8057,7 +8713,9 @@
       <w:pPr>
         <w:pStyle w:val="Normal"/>
         <w:jc w:val="both"/>
-        <w:rPr/>
+        <w:rPr>
+          <w:b w:val="false"/>
+        </w:rPr>
       </w:pPr>
       <w:r>
         <w:rPr>
@@ -8082,8 +8740,8 @@
       <w:tblGrid>
         <w:gridCol w:w="1650"/>
         <w:gridCol w:w="2750"/>
-        <w:gridCol w:w="1898"/>
-        <w:gridCol w:w="1901"/>
+        <w:gridCol w:w="1897"/>
+        <w:gridCol w:w="1902"/>
         <w:gridCol w:w="587"/>
       </w:tblGrid>
       <w:tr>
@@ -8100,21 +8758,25 @@
               <w:bottom w:val="single" w:sz="4" w:space="0" w:color="BFBFBF"/>
               <w:end w:val="single" w:sz="4" w:space="0" w:color="BFBFBF"/>
             </w:tcBorders>
-            <w:shd w:color="auto" w:fill="1F3864" w:val="clear"/>
-          </w:tcPr>
-          <w:p>
-            <w:pPr>
-              <w:pStyle w:val="Normal"/>
-              <w:spacing w:lineRule="auto" w:line="252" w:before="0" w:after="20"/>
-              <w:jc w:val="start"/>
-              <w:rPr/>
-            </w:pPr>
-            <w:r>
+            <w:shd w:fill="1F3864" w:val="clear"/>
+          </w:tcPr>
+          <w:p>
+            <w:pPr>
+              <w:pStyle w:val="Normal"/>
+              <w:spacing w:lineRule="auto" w:line="252" w:before="0" w:after="20"/>
+              <w:jc w:val="start"/>
               <w:rPr>
                 <w:b/>
                 <w:color w:val="FFFFFF"/>
                 <w:sz w:val="19"/>
               </w:rPr>
+            </w:pPr>
+            <w:r>
+              <w:rPr>
+                <w:b/>
+                <w:color w:val="FFFFFF"/>
+                <w:sz w:val="19"/>
+              </w:rPr>
               <w:t>Ítem</w:t>
             </w:r>
           </w:p>
@@ -8128,77 +8790,89 @@
               <w:bottom w:val="single" w:sz="4" w:space="0" w:color="BFBFBF"/>
               <w:end w:val="single" w:sz="4" w:space="0" w:color="BFBFBF"/>
             </w:tcBorders>
-            <w:shd w:color="auto" w:fill="1F3864" w:val="clear"/>
-          </w:tcPr>
-          <w:p>
-            <w:pPr>
-              <w:pStyle w:val="Normal"/>
-              <w:spacing w:lineRule="auto" w:line="252" w:before="0" w:after="20"/>
-              <w:jc w:val="start"/>
-              <w:rPr/>
-            </w:pPr>
-            <w:r>
+            <w:shd w:fill="1F3864" w:val="clear"/>
+          </w:tcPr>
+          <w:p>
+            <w:pPr>
+              <w:pStyle w:val="Normal"/>
+              <w:spacing w:lineRule="auto" w:line="252" w:before="0" w:after="20"/>
+              <w:jc w:val="start"/>
               <w:rPr>
                 <w:b/>
                 <w:color w:val="FFFFFF"/>
                 <w:sz w:val="19"/>
               </w:rPr>
+            </w:pPr>
+            <w:r>
+              <w:rPr>
+                <w:b/>
+                <w:color w:val="FFFFFF"/>
+                <w:sz w:val="19"/>
+              </w:rPr>
               <w:t>Alto</w:t>
             </w:r>
           </w:p>
         </w:tc>
         <w:tc>
           <w:tcPr>
-            <w:tcW w:w="1898" w:type="dxa"/>
-            <w:tcBorders>
-              <w:top w:val="single" w:sz="4" w:space="0" w:color="BFBFBF"/>
-              <w:start w:val="single" w:sz="4" w:space="0" w:color="BFBFBF"/>
-              <w:bottom w:val="single" w:sz="4" w:space="0" w:color="BFBFBF"/>
-              <w:end w:val="single" w:sz="4" w:space="0" w:color="BFBFBF"/>
-            </w:tcBorders>
-            <w:shd w:color="auto" w:fill="1F3864" w:val="clear"/>
-          </w:tcPr>
-          <w:p>
-            <w:pPr>
-              <w:pStyle w:val="Normal"/>
-              <w:spacing w:lineRule="auto" w:line="252" w:before="0" w:after="20"/>
-              <w:jc w:val="start"/>
-              <w:rPr/>
-            </w:pPr>
-            <w:r>
+            <w:tcW w:w="1897" w:type="dxa"/>
+            <w:tcBorders>
+              <w:top w:val="single" w:sz="4" w:space="0" w:color="BFBFBF"/>
+              <w:start w:val="single" w:sz="4" w:space="0" w:color="BFBFBF"/>
+              <w:bottom w:val="single" w:sz="4" w:space="0" w:color="BFBFBF"/>
+              <w:end w:val="single" w:sz="4" w:space="0" w:color="BFBFBF"/>
+            </w:tcBorders>
+            <w:shd w:fill="1F3864" w:val="clear"/>
+          </w:tcPr>
+          <w:p>
+            <w:pPr>
+              <w:pStyle w:val="Normal"/>
+              <w:spacing w:lineRule="auto" w:line="252" w:before="0" w:after="20"/>
+              <w:jc w:val="start"/>
               <w:rPr>
                 <w:b/>
                 <w:color w:val="FFFFFF"/>
                 <w:sz w:val="19"/>
               </w:rPr>
+            </w:pPr>
+            <w:r>
+              <w:rPr>
+                <w:b/>
+                <w:color w:val="FFFFFF"/>
+                <w:sz w:val="19"/>
+              </w:rPr>
               <w:t>Medio</w:t>
             </w:r>
           </w:p>
         </w:tc>
         <w:tc>
           <w:tcPr>
-            <w:tcW w:w="1901" w:type="dxa"/>
-            <w:tcBorders>
-              <w:top w:val="single" w:sz="4" w:space="0" w:color="BFBFBF"/>
-              <w:start w:val="single" w:sz="4" w:space="0" w:color="BFBFBF"/>
-              <w:bottom w:val="single" w:sz="4" w:space="0" w:color="BFBFBF"/>
-              <w:end w:val="single" w:sz="4" w:space="0" w:color="BFBFBF"/>
-            </w:tcBorders>
-            <w:shd w:color="auto" w:fill="1F3864" w:val="clear"/>
-          </w:tcPr>
-          <w:p>
-            <w:pPr>
-              <w:pStyle w:val="Normal"/>
-              <w:spacing w:lineRule="auto" w:line="252" w:before="0" w:after="20"/>
-              <w:jc w:val="start"/>
-              <w:rPr/>
-            </w:pPr>
-            <w:r>
+            <w:tcW w:w="1902" w:type="dxa"/>
+            <w:tcBorders>
+              <w:top w:val="single" w:sz="4" w:space="0" w:color="BFBFBF"/>
+              <w:start w:val="single" w:sz="4" w:space="0" w:color="BFBFBF"/>
+              <w:bottom w:val="single" w:sz="4" w:space="0" w:color="BFBFBF"/>
+              <w:end w:val="single" w:sz="4" w:space="0" w:color="BFBFBF"/>
+            </w:tcBorders>
+            <w:shd w:fill="1F3864" w:val="clear"/>
+          </w:tcPr>
+          <w:p>
+            <w:pPr>
+              <w:pStyle w:val="Normal"/>
+              <w:spacing w:lineRule="auto" w:line="252" w:before="0" w:after="20"/>
+              <w:jc w:val="start"/>
               <w:rPr>
                 <w:b/>
                 <w:color w:val="FFFFFF"/>
                 <w:sz w:val="19"/>
               </w:rPr>
+            </w:pPr>
+            <w:r>
+              <w:rPr>
+                <w:b/>
+                <w:color w:val="FFFFFF"/>
+                <w:sz w:val="19"/>
+              </w:rPr>
               <w:t>Bajo</w:t>
             </w:r>
           </w:p>
@@ -8212,14 +8886,18 @@
               <w:bottom w:val="single" w:sz="4" w:space="0" w:color="BFBFBF"/>
               <w:end w:val="single" w:sz="4" w:space="0" w:color="BFBFBF"/>
             </w:tcBorders>
-            <w:shd w:color="auto" w:fill="1F3864" w:val="clear"/>
-          </w:tcPr>
-          <w:p>
-            <w:pPr>
-              <w:pStyle w:val="Normal"/>
-              <w:spacing w:lineRule="auto" w:line="252" w:before="0" w:after="20"/>
-              <w:jc w:val="start"/>
-              <w:rPr/>
+            <w:shd w:fill="1F3864" w:val="clear"/>
+          </w:tcPr>
+          <w:p>
+            <w:pPr>
+              <w:pStyle w:val="Normal"/>
+              <w:spacing w:lineRule="auto" w:line="252" w:before="0" w:after="20"/>
+              <w:jc w:val="start"/>
+              <w:rPr>
+                <w:b/>
+                <w:color w:val="FFFFFF"/>
+                <w:sz w:val="19"/>
+              </w:rPr>
             </w:pPr>
             <w:r>
               <w:rPr>
@@ -8251,7 +8929,10 @@
               <w:pStyle w:val="Normal"/>
               <w:spacing w:lineRule="auto" w:line="252" w:before="0" w:after="20"/>
               <w:jc w:val="start"/>
-              <w:rPr/>
+              <w:rPr>
+                <w:b/>
+                <w:sz w:val="19"/>
+              </w:rPr>
             </w:pPr>
             <w:r>
               <w:rPr>
@@ -8277,7 +8958,10 @@
               <w:pStyle w:val="Normal"/>
               <w:spacing w:lineRule="auto" w:line="252" w:before="0" w:after="20"/>
               <w:jc w:val="start"/>
-              <w:rPr/>
+              <w:rPr>
+                <w:b w:val="false"/>
+                <w:sz w:val="19"/>
+              </w:rPr>
             </w:pPr>
             <w:r>
               <w:rPr>
@@ -8290,20 +8974,23 @@
         </w:tc>
         <w:tc>
           <w:tcPr>
-            <w:tcW w:w="1898" w:type="dxa"/>
-            <w:tcBorders>
-              <w:top w:val="single" w:sz="4" w:space="0" w:color="BFBFBF"/>
-              <w:start w:val="single" w:sz="4" w:space="0" w:color="BFBFBF"/>
-              <w:bottom w:val="single" w:sz="4" w:space="0" w:color="BFBFBF"/>
-              <w:end w:val="single" w:sz="4" w:space="0" w:color="BFBFBF"/>
-            </w:tcBorders>
-          </w:tcPr>
-          <w:p>
-            <w:pPr>
-              <w:pStyle w:val="Normal"/>
-              <w:spacing w:lineRule="auto" w:line="252" w:before="0" w:after="20"/>
-              <w:jc w:val="start"/>
-              <w:rPr/>
+            <w:tcW w:w="1897" w:type="dxa"/>
+            <w:tcBorders>
+              <w:top w:val="single" w:sz="4" w:space="0" w:color="BFBFBF"/>
+              <w:start w:val="single" w:sz="4" w:space="0" w:color="BFBFBF"/>
+              <w:bottom w:val="single" w:sz="4" w:space="0" w:color="BFBFBF"/>
+              <w:end w:val="single" w:sz="4" w:space="0" w:color="BFBFBF"/>
+            </w:tcBorders>
+          </w:tcPr>
+          <w:p>
+            <w:pPr>
+              <w:pStyle w:val="Normal"/>
+              <w:spacing w:lineRule="auto" w:line="252" w:before="0" w:after="20"/>
+              <w:jc w:val="start"/>
+              <w:rPr>
+                <w:b w:val="false"/>
+                <w:sz w:val="19"/>
+              </w:rPr>
             </w:pPr>
             <w:r>
               <w:rPr>
@@ -8316,20 +9003,23 @@
         </w:tc>
         <w:tc>
           <w:tcPr>
-            <w:tcW w:w="1901" w:type="dxa"/>
-            <w:tcBorders>
-              <w:top w:val="single" w:sz="4" w:space="0" w:color="BFBFBF"/>
-              <w:start w:val="single" w:sz="4" w:space="0" w:color="BFBFBF"/>
-              <w:bottom w:val="single" w:sz="4" w:space="0" w:color="BFBFBF"/>
-              <w:end w:val="single" w:sz="4" w:space="0" w:color="BFBFBF"/>
-            </w:tcBorders>
-          </w:tcPr>
-          <w:p>
-            <w:pPr>
-              <w:pStyle w:val="Normal"/>
-              <w:spacing w:lineRule="auto" w:line="252" w:before="0" w:after="20"/>
-              <w:jc w:val="start"/>
-              <w:rPr/>
+            <w:tcW w:w="1902" w:type="dxa"/>
+            <w:tcBorders>
+              <w:top w:val="single" w:sz="4" w:space="0" w:color="BFBFBF"/>
+              <w:start w:val="single" w:sz="4" w:space="0" w:color="BFBFBF"/>
+              <w:bottom w:val="single" w:sz="4" w:space="0" w:color="BFBFBF"/>
+              <w:end w:val="single" w:sz="4" w:space="0" w:color="BFBFBF"/>
+            </w:tcBorders>
+          </w:tcPr>
+          <w:p>
+            <w:pPr>
+              <w:pStyle w:val="Normal"/>
+              <w:spacing w:lineRule="auto" w:line="252" w:before="0" w:after="20"/>
+              <w:jc w:val="start"/>
+              <w:rPr>
+                <w:b w:val="false"/>
+                <w:sz w:val="19"/>
+              </w:rPr>
             </w:pPr>
             <w:r>
               <w:rPr>
@@ -8355,7 +9045,10 @@
               <w:pStyle w:val="Normal"/>
               <w:spacing w:lineRule="auto" w:line="252" w:before="0" w:after="20"/>
               <w:jc w:val="start"/>
-              <w:rPr/>
+              <w:rPr>
+                <w:b w:val="false"/>
+                <w:sz w:val="19"/>
+              </w:rPr>
             </w:pPr>
             <w:r>
               <w:rPr>
@@ -8380,14 +9073,17 @@
               <w:bottom w:val="single" w:sz="4" w:space="0" w:color="BFBFBF"/>
               <w:end w:val="single" w:sz="4" w:space="0" w:color="BFBFBF"/>
             </w:tcBorders>
-            <w:shd w:color="auto" w:fill="F7F7F7" w:val="clear"/>
-          </w:tcPr>
-          <w:p>
-            <w:pPr>
-              <w:pStyle w:val="Normal"/>
-              <w:spacing w:lineRule="auto" w:line="252" w:before="0" w:after="20"/>
-              <w:jc w:val="start"/>
-              <w:rPr/>
+            <w:shd w:fill="F7F7F7" w:val="clear"/>
+          </w:tcPr>
+          <w:p>
+            <w:pPr>
+              <w:pStyle w:val="Normal"/>
+              <w:spacing w:lineRule="auto" w:line="252" w:before="0" w:after="20"/>
+              <w:jc w:val="start"/>
+              <w:rPr>
+                <w:b/>
+                <w:sz w:val="19"/>
+              </w:rPr>
             </w:pPr>
             <w:r>
               <w:rPr>
@@ -8407,14 +9103,17 @@
               <w:bottom w:val="single" w:sz="4" w:space="0" w:color="BFBFBF"/>
               <w:end w:val="single" w:sz="4" w:space="0" w:color="BFBFBF"/>
             </w:tcBorders>
-            <w:shd w:color="auto" w:fill="F7F7F7" w:val="clear"/>
-          </w:tcPr>
-          <w:p>
-            <w:pPr>
-              <w:pStyle w:val="Normal"/>
-              <w:spacing w:lineRule="auto" w:line="252" w:before="0" w:after="20"/>
-              <w:jc w:val="start"/>
-              <w:rPr/>
+            <w:shd w:fill="F7F7F7" w:val="clear"/>
+          </w:tcPr>
+          <w:p>
+            <w:pPr>
+              <w:pStyle w:val="Normal"/>
+              <w:spacing w:lineRule="auto" w:line="252" w:before="0" w:after="20"/>
+              <w:jc w:val="start"/>
+              <w:rPr>
+                <w:b w:val="false"/>
+                <w:sz w:val="19"/>
+              </w:rPr>
             </w:pPr>
             <w:r>
               <w:rPr>
@@ -8427,21 +9126,24 @@
         </w:tc>
         <w:tc>
           <w:tcPr>
-            <w:tcW w:w="1898" w:type="dxa"/>
-            <w:tcBorders>
-              <w:top w:val="single" w:sz="4" w:space="0" w:color="BFBFBF"/>
-              <w:start w:val="single" w:sz="4" w:space="0" w:color="BFBFBF"/>
-              <w:bottom w:val="single" w:sz="4" w:space="0" w:color="BFBFBF"/>
-              <w:end w:val="single" w:sz="4" w:space="0" w:color="BFBFBF"/>
-            </w:tcBorders>
-            <w:shd w:color="auto" w:fill="F7F7F7" w:val="clear"/>
-          </w:tcPr>
-          <w:p>
-            <w:pPr>
-              <w:pStyle w:val="Normal"/>
-              <w:spacing w:lineRule="auto" w:line="252" w:before="0" w:after="20"/>
-              <w:jc w:val="start"/>
-              <w:rPr/>
+            <w:tcW w:w="1897" w:type="dxa"/>
+            <w:tcBorders>
+              <w:top w:val="single" w:sz="4" w:space="0" w:color="BFBFBF"/>
+              <w:start w:val="single" w:sz="4" w:space="0" w:color="BFBFBF"/>
+              <w:bottom w:val="single" w:sz="4" w:space="0" w:color="BFBFBF"/>
+              <w:end w:val="single" w:sz="4" w:space="0" w:color="BFBFBF"/>
+            </w:tcBorders>
+            <w:shd w:fill="F7F7F7" w:val="clear"/>
+          </w:tcPr>
+          <w:p>
+            <w:pPr>
+              <w:pStyle w:val="Normal"/>
+              <w:spacing w:lineRule="auto" w:line="252" w:before="0" w:after="20"/>
+              <w:jc w:val="start"/>
+              <w:rPr>
+                <w:b w:val="false"/>
+                <w:sz w:val="19"/>
+              </w:rPr>
             </w:pPr>
             <w:r>
               <w:rPr>
@@ -8454,21 +9156,24 @@
         </w:tc>
         <w:tc>
           <w:tcPr>
-            <w:tcW w:w="1901" w:type="dxa"/>
-            <w:tcBorders>
-              <w:top w:val="single" w:sz="4" w:space="0" w:color="BFBFBF"/>
-              <w:start w:val="single" w:sz="4" w:space="0" w:color="BFBFBF"/>
-              <w:bottom w:val="single" w:sz="4" w:space="0" w:color="BFBFBF"/>
-              <w:end w:val="single" w:sz="4" w:space="0" w:color="BFBFBF"/>
-            </w:tcBorders>
-            <w:shd w:color="auto" w:fill="F7F7F7" w:val="clear"/>
-          </w:tcPr>
-          <w:p>
-            <w:pPr>
-              <w:pStyle w:val="Normal"/>
-              <w:spacing w:lineRule="auto" w:line="252" w:before="0" w:after="20"/>
-              <w:jc w:val="start"/>
-              <w:rPr/>
+            <w:tcW w:w="1902" w:type="dxa"/>
+            <w:tcBorders>
+              <w:top w:val="single" w:sz="4" w:space="0" w:color="BFBFBF"/>
+              <w:start w:val="single" w:sz="4" w:space="0" w:color="BFBFBF"/>
+              <w:bottom w:val="single" w:sz="4" w:space="0" w:color="BFBFBF"/>
+              <w:end w:val="single" w:sz="4" w:space="0" w:color="BFBFBF"/>
+            </w:tcBorders>
+            <w:shd w:fill="F7F7F7" w:val="clear"/>
+          </w:tcPr>
+          <w:p>
+            <w:pPr>
+              <w:pStyle w:val="Normal"/>
+              <w:spacing w:lineRule="auto" w:line="252" w:before="0" w:after="20"/>
+              <w:jc w:val="start"/>
+              <w:rPr>
+                <w:b w:val="false"/>
+                <w:sz w:val="19"/>
+              </w:rPr>
             </w:pPr>
             <w:r>
               <w:rPr>
@@ -8488,14 +9193,17 @@
               <w:bottom w:val="single" w:sz="4" w:space="0" w:color="BFBFBF"/>
               <w:end w:val="single" w:sz="4" w:space="0" w:color="BFBFBF"/>
             </w:tcBorders>
-            <w:shd w:color="auto" w:fill="F7F7F7" w:val="clear"/>
-          </w:tcPr>
-          <w:p>
-            <w:pPr>
-              <w:pStyle w:val="Normal"/>
-              <w:spacing w:lineRule="auto" w:line="252" w:before="0" w:after="20"/>
-              <w:jc w:val="start"/>
-              <w:rPr/>
+            <w:shd w:fill="F7F7F7" w:val="clear"/>
+          </w:tcPr>
+          <w:p>
+            <w:pPr>
+              <w:pStyle w:val="Normal"/>
+              <w:spacing w:lineRule="auto" w:line="252" w:before="0" w:after="20"/>
+              <w:jc w:val="start"/>
+              <w:rPr>
+                <w:b w:val="false"/>
+                <w:sz w:val="19"/>
+              </w:rPr>
             </w:pPr>
             <w:r>
               <w:rPr>
@@ -8526,7 +9234,10 @@
               <w:pStyle w:val="Normal"/>
               <w:spacing w:lineRule="auto" w:line="252" w:before="0" w:after="20"/>
               <w:jc w:val="start"/>
-              <w:rPr/>
+              <w:rPr>
+                <w:b/>
+                <w:sz w:val="19"/>
+              </w:rPr>
             </w:pPr>
             <w:r>
               <w:rPr>
@@ -8552,7 +9263,10 @@
               <w:pStyle w:val="Normal"/>
               <w:spacing w:lineRule="auto" w:line="252" w:before="0" w:after="20"/>
               <w:jc w:val="start"/>
-              <w:rPr/>
+              <w:rPr>
+                <w:b w:val="false"/>
+                <w:sz w:val="19"/>
+              </w:rPr>
             </w:pPr>
             <w:r>
               <w:rPr>
@@ -8565,20 +9279,23 @@
         </w:tc>
         <w:tc>
           <w:tcPr>
-            <w:tcW w:w="1898" w:type="dxa"/>
-            <w:tcBorders>
-              <w:top w:val="single" w:sz="4" w:space="0" w:color="BFBFBF"/>
-              <w:start w:val="single" w:sz="4" w:space="0" w:color="BFBFBF"/>
-              <w:bottom w:val="single" w:sz="4" w:space="0" w:color="BFBFBF"/>
-              <w:end w:val="single" w:sz="4" w:space="0" w:color="BFBFBF"/>
-            </w:tcBorders>
-          </w:tcPr>
-          <w:p>
-            <w:pPr>
-              <w:pStyle w:val="Normal"/>
-              <w:spacing w:lineRule="auto" w:line="252" w:before="0" w:after="20"/>
-              <w:jc w:val="start"/>
-              <w:rPr/>
+            <w:tcW w:w="1897" w:type="dxa"/>
+            <w:tcBorders>
+              <w:top w:val="single" w:sz="4" w:space="0" w:color="BFBFBF"/>
+              <w:start w:val="single" w:sz="4" w:space="0" w:color="BFBFBF"/>
+              <w:bottom w:val="single" w:sz="4" w:space="0" w:color="BFBFBF"/>
+              <w:end w:val="single" w:sz="4" w:space="0" w:color="BFBFBF"/>
+            </w:tcBorders>
+          </w:tcPr>
+          <w:p>
+            <w:pPr>
+              <w:pStyle w:val="Normal"/>
+              <w:spacing w:lineRule="auto" w:line="252" w:before="0" w:after="20"/>
+              <w:jc w:val="start"/>
+              <w:rPr>
+                <w:b w:val="false"/>
+                <w:sz w:val="19"/>
+              </w:rPr>
             </w:pPr>
             <w:r>
               <w:rPr>
@@ -8591,20 +9308,23 @@
         </w:tc>
         <w:tc>
           <w:tcPr>
-            <w:tcW w:w="1901" w:type="dxa"/>
-            <w:tcBorders>
-              <w:top w:val="single" w:sz="4" w:space="0" w:color="BFBFBF"/>
-              <w:start w:val="single" w:sz="4" w:space="0" w:color="BFBFBF"/>
-              <w:bottom w:val="single" w:sz="4" w:space="0" w:color="BFBFBF"/>
-              <w:end w:val="single" w:sz="4" w:space="0" w:color="BFBFBF"/>
-            </w:tcBorders>
-          </w:tcPr>
-          <w:p>
-            <w:pPr>
-              <w:pStyle w:val="Normal"/>
-              <w:spacing w:lineRule="auto" w:line="252" w:before="0" w:after="20"/>
-              <w:jc w:val="start"/>
-              <w:rPr/>
+            <w:tcW w:w="1902" w:type="dxa"/>
+            <w:tcBorders>
+              <w:top w:val="single" w:sz="4" w:space="0" w:color="BFBFBF"/>
+              <w:start w:val="single" w:sz="4" w:space="0" w:color="BFBFBF"/>
+              <w:bottom w:val="single" w:sz="4" w:space="0" w:color="BFBFBF"/>
+              <w:end w:val="single" w:sz="4" w:space="0" w:color="BFBFBF"/>
+            </w:tcBorders>
+          </w:tcPr>
+          <w:p>
+            <w:pPr>
+              <w:pStyle w:val="Normal"/>
+              <w:spacing w:lineRule="auto" w:line="252" w:before="0" w:after="20"/>
+              <w:jc w:val="start"/>
+              <w:rPr>
+                <w:b w:val="false"/>
+                <w:sz w:val="19"/>
+              </w:rPr>
             </w:pPr>
             <w:r>
               <w:rPr>
@@ -8630,7 +9350,10 @@
               <w:pStyle w:val="Normal"/>
               <w:spacing w:lineRule="auto" w:line="252" w:before="0" w:after="20"/>
               <w:jc w:val="start"/>
-              <w:rPr/>
+              <w:rPr>
+                <w:b w:val="false"/>
+                <w:sz w:val="19"/>
+              </w:rPr>
             </w:pPr>
             <w:r>
               <w:rPr>
@@ -8655,14 +9378,17 @@
               <w:bottom w:val="single" w:sz="4" w:space="0" w:color="BFBFBF"/>
               <w:end w:val="single" w:sz="4" w:space="0" w:color="BFBFBF"/>
             </w:tcBorders>
-            <w:shd w:color="auto" w:fill="F7F7F7" w:val="clear"/>
-          </w:tcPr>
-          <w:p>
-            <w:pPr>
-              <w:pStyle w:val="Normal"/>
-              <w:spacing w:lineRule="auto" w:line="252" w:before="0" w:after="20"/>
-              <w:jc w:val="start"/>
-              <w:rPr/>
+            <w:shd w:fill="F7F7F7" w:val="clear"/>
+          </w:tcPr>
+          <w:p>
+            <w:pPr>
+              <w:pStyle w:val="Normal"/>
+              <w:spacing w:lineRule="auto" w:line="252" w:before="0" w:after="20"/>
+              <w:jc w:val="start"/>
+              <w:rPr>
+                <w:b/>
+                <w:sz w:val="19"/>
+              </w:rPr>
             </w:pPr>
             <w:r>
               <w:rPr>
@@ -8682,14 +9408,17 @@
               <w:bottom w:val="single" w:sz="4" w:space="0" w:color="BFBFBF"/>
               <w:end w:val="single" w:sz="4" w:space="0" w:color="BFBFBF"/>
             </w:tcBorders>
-            <w:shd w:color="auto" w:fill="F7F7F7" w:val="clear"/>
-          </w:tcPr>
-          <w:p>
-            <w:pPr>
-              <w:pStyle w:val="Normal"/>
-              <w:spacing w:lineRule="auto" w:line="252" w:before="0" w:after="20"/>
-              <w:jc w:val="start"/>
-              <w:rPr/>
+            <w:shd w:fill="F7F7F7" w:val="clear"/>
+          </w:tcPr>
+          <w:p>
+            <w:pPr>
+              <w:pStyle w:val="Normal"/>
+              <w:spacing w:lineRule="auto" w:line="252" w:before="0" w:after="20"/>
+              <w:jc w:val="start"/>
+              <w:rPr>
+                <w:b w:val="false"/>
+                <w:sz w:val="19"/>
+              </w:rPr>
             </w:pPr>
             <w:r>
               <w:rPr>
@@ -8702,21 +9431,24 @@
         </w:tc>
         <w:tc>
           <w:tcPr>
-            <w:tcW w:w="1898" w:type="dxa"/>
-            <w:tcBorders>
-              <w:top w:val="single" w:sz="4" w:space="0" w:color="BFBFBF"/>
-              <w:start w:val="single" w:sz="4" w:space="0" w:color="BFBFBF"/>
-              <w:bottom w:val="single" w:sz="4" w:space="0" w:color="BFBFBF"/>
-              <w:end w:val="single" w:sz="4" w:space="0" w:color="BFBFBF"/>
-            </w:tcBorders>
-            <w:shd w:color="auto" w:fill="F7F7F7" w:val="clear"/>
-          </w:tcPr>
-          <w:p>
-            <w:pPr>
-              <w:pStyle w:val="Normal"/>
-              <w:spacing w:lineRule="auto" w:line="252" w:before="0" w:after="20"/>
-              <w:jc w:val="start"/>
-              <w:rPr/>
+            <w:tcW w:w="1897" w:type="dxa"/>
+            <w:tcBorders>
+              <w:top w:val="single" w:sz="4" w:space="0" w:color="BFBFBF"/>
+              <w:start w:val="single" w:sz="4" w:space="0" w:color="BFBFBF"/>
+              <w:bottom w:val="single" w:sz="4" w:space="0" w:color="BFBFBF"/>
+              <w:end w:val="single" w:sz="4" w:space="0" w:color="BFBFBF"/>
+            </w:tcBorders>
+            <w:shd w:fill="F7F7F7" w:val="clear"/>
+          </w:tcPr>
+          <w:p>
+            <w:pPr>
+              <w:pStyle w:val="Normal"/>
+              <w:spacing w:lineRule="auto" w:line="252" w:before="0" w:after="20"/>
+              <w:jc w:val="start"/>
+              <w:rPr>
+                <w:b w:val="false"/>
+                <w:sz w:val="19"/>
+              </w:rPr>
             </w:pPr>
             <w:r>
               <w:rPr>
@@ -8729,21 +9461,24 @@
         </w:tc>
         <w:tc>
           <w:tcPr>
-            <w:tcW w:w="1901" w:type="dxa"/>
-            <w:tcBorders>
-              <w:top w:val="single" w:sz="4" w:space="0" w:color="BFBFBF"/>
-              <w:start w:val="single" w:sz="4" w:space="0" w:color="BFBFBF"/>
-              <w:bottom w:val="single" w:sz="4" w:space="0" w:color="BFBFBF"/>
-              <w:end w:val="single" w:sz="4" w:space="0" w:color="BFBFBF"/>
-            </w:tcBorders>
-            <w:shd w:color="auto" w:fill="F7F7F7" w:val="clear"/>
-          </w:tcPr>
-          <w:p>
-            <w:pPr>
-              <w:pStyle w:val="Normal"/>
-              <w:spacing w:lineRule="auto" w:line="252" w:before="0" w:after="20"/>
-              <w:jc w:val="start"/>
-              <w:rPr/>
+            <w:tcW w:w="1902" w:type="dxa"/>
+            <w:tcBorders>
+              <w:top w:val="single" w:sz="4" w:space="0" w:color="BFBFBF"/>
+              <w:start w:val="single" w:sz="4" w:space="0" w:color="BFBFBF"/>
+              <w:bottom w:val="single" w:sz="4" w:space="0" w:color="BFBFBF"/>
+              <w:end w:val="single" w:sz="4" w:space="0" w:color="BFBFBF"/>
+            </w:tcBorders>
+            <w:shd w:fill="F7F7F7" w:val="clear"/>
+          </w:tcPr>
+          <w:p>
+            <w:pPr>
+              <w:pStyle w:val="Normal"/>
+              <w:spacing w:lineRule="auto" w:line="252" w:before="0" w:after="20"/>
+              <w:jc w:val="start"/>
+              <w:rPr>
+                <w:b w:val="false"/>
+                <w:sz w:val="19"/>
+              </w:rPr>
             </w:pPr>
             <w:r>
               <w:rPr>
@@ -8763,14 +9498,17 @@
               <w:bottom w:val="single" w:sz="4" w:space="0" w:color="BFBFBF"/>
               <w:end w:val="single" w:sz="4" w:space="0" w:color="BFBFBF"/>
             </w:tcBorders>
-            <w:shd w:color="auto" w:fill="F7F7F7" w:val="clear"/>
-          </w:tcPr>
-          <w:p>
-            <w:pPr>
-              <w:pStyle w:val="Normal"/>
-              <w:spacing w:lineRule="auto" w:line="252" w:before="0" w:after="20"/>
-              <w:jc w:val="start"/>
-              <w:rPr/>
+            <w:shd w:fill="F7F7F7" w:val="clear"/>
+          </w:tcPr>
+          <w:p>
+            <w:pPr>
+              <w:pStyle w:val="Normal"/>
+              <w:spacing w:lineRule="auto" w:line="252" w:before="0" w:after="20"/>
+              <w:jc w:val="start"/>
+              <w:rPr>
+                <w:b w:val="false"/>
+                <w:sz w:val="19"/>
+              </w:rPr>
             </w:pPr>
             <w:r>
               <w:rPr>
@@ -8801,7 +9539,10 @@
               <w:pStyle w:val="Normal"/>
               <w:spacing w:lineRule="auto" w:line="252" w:before="0" w:after="20"/>
               <w:jc w:val="start"/>
-              <w:rPr/>
+              <w:rPr>
+                <w:b/>
+                <w:sz w:val="19"/>
+              </w:rPr>
             </w:pPr>
             <w:r>
               <w:rPr>
@@ -8827,7 +9568,10 @@
               <w:pStyle w:val="Normal"/>
               <w:spacing w:lineRule="auto" w:line="252" w:before="0" w:after="20"/>
               <w:jc w:val="start"/>
-              <w:rPr/>
+              <w:rPr>
+                <w:b w:val="false"/>
+                <w:sz w:val="19"/>
+              </w:rPr>
             </w:pPr>
             <w:r>
               <w:rPr>
@@ -8840,20 +9584,23 @@
         </w:tc>
         <w:tc>
           <w:tcPr>
-            <w:tcW w:w="1898" w:type="dxa"/>
-            <w:tcBorders>
-              <w:top w:val="single" w:sz="4" w:space="0" w:color="BFBFBF"/>
-              <w:start w:val="single" w:sz="4" w:space="0" w:color="BFBFBF"/>
-              <w:bottom w:val="single" w:sz="4" w:space="0" w:color="BFBFBF"/>
-              <w:end w:val="single" w:sz="4" w:space="0" w:color="BFBFBF"/>
-            </w:tcBorders>
-          </w:tcPr>
-          <w:p>
-            <w:pPr>
-              <w:pStyle w:val="Normal"/>
-              <w:spacing w:lineRule="auto" w:line="252" w:before="0" w:after="20"/>
-              <w:jc w:val="start"/>
-              <w:rPr/>
+            <w:tcW w:w="1897" w:type="dxa"/>
+            <w:tcBorders>
+              <w:top w:val="single" w:sz="4" w:space="0" w:color="BFBFBF"/>
+              <w:start w:val="single" w:sz="4" w:space="0" w:color="BFBFBF"/>
+              <w:bottom w:val="single" w:sz="4" w:space="0" w:color="BFBFBF"/>
+              <w:end w:val="single" w:sz="4" w:space="0" w:color="BFBFBF"/>
+            </w:tcBorders>
+          </w:tcPr>
+          <w:p>
+            <w:pPr>
+              <w:pStyle w:val="Normal"/>
+              <w:spacing w:lineRule="auto" w:line="252" w:before="0" w:after="20"/>
+              <w:jc w:val="start"/>
+              <w:rPr>
+                <w:b w:val="false"/>
+                <w:sz w:val="19"/>
+              </w:rPr>
             </w:pPr>
             <w:r>
               <w:rPr>
@@ -8866,20 +9613,23 @@
         </w:tc>
         <w:tc>
           <w:tcPr>
-            <w:tcW w:w="1901" w:type="dxa"/>
-            <w:tcBorders>
-              <w:top w:val="single" w:sz="4" w:space="0" w:color="BFBFBF"/>
-              <w:start w:val="single" w:sz="4" w:space="0" w:color="BFBFBF"/>
-              <w:bottom w:val="single" w:sz="4" w:space="0" w:color="BFBFBF"/>
-              <w:end w:val="single" w:sz="4" w:space="0" w:color="BFBFBF"/>
-            </w:tcBorders>
-          </w:tcPr>
-          <w:p>
-            <w:pPr>
-              <w:pStyle w:val="Normal"/>
-              <w:spacing w:lineRule="auto" w:line="252" w:before="0" w:after="20"/>
-              <w:jc w:val="start"/>
-              <w:rPr/>
+            <w:tcW w:w="1902" w:type="dxa"/>
+            <w:tcBorders>
+              <w:top w:val="single" w:sz="4" w:space="0" w:color="BFBFBF"/>
+              <w:start w:val="single" w:sz="4" w:space="0" w:color="BFBFBF"/>
+              <w:bottom w:val="single" w:sz="4" w:space="0" w:color="BFBFBF"/>
+              <w:end w:val="single" w:sz="4" w:space="0" w:color="BFBFBF"/>
+            </w:tcBorders>
+          </w:tcPr>
+          <w:p>
+            <w:pPr>
+              <w:pStyle w:val="Normal"/>
+              <w:spacing w:lineRule="auto" w:line="252" w:before="0" w:after="20"/>
+              <w:jc w:val="start"/>
+              <w:rPr>
+                <w:b w:val="false"/>
+                <w:sz w:val="19"/>
+              </w:rPr>
             </w:pPr>
             <w:r>
               <w:rPr>
@@ -8905,7 +9655,10 @@
               <w:pStyle w:val="Normal"/>
               <w:spacing w:lineRule="auto" w:line="252" w:before="0" w:after="20"/>
               <w:jc w:val="start"/>
-              <w:rPr/>
+              <w:rPr>
+                <w:b w:val="false"/>
+                <w:sz w:val="19"/>
+              </w:rPr>
             </w:pPr>
             <w:r>
               <w:rPr>
@@ -8930,14 +9683,17 @@
               <w:bottom w:val="single" w:sz="4" w:space="0" w:color="BFBFBF"/>
               <w:end w:val="single" w:sz="4" w:space="0" w:color="BFBFBF"/>
             </w:tcBorders>
-            <w:shd w:color="auto" w:fill="F7F7F7" w:val="clear"/>
-          </w:tcPr>
-          <w:p>
-            <w:pPr>
-              <w:pStyle w:val="Normal"/>
-              <w:spacing w:lineRule="auto" w:line="252" w:before="0" w:after="20"/>
-              <w:jc w:val="start"/>
-              <w:rPr/>
+            <w:shd w:fill="F7F7F7" w:val="clear"/>
+          </w:tcPr>
+          <w:p>
+            <w:pPr>
+              <w:pStyle w:val="Normal"/>
+              <w:spacing w:lineRule="auto" w:line="252" w:before="0" w:after="20"/>
+              <w:jc w:val="start"/>
+              <w:rPr>
+                <w:b/>
+                <w:sz w:val="19"/>
+              </w:rPr>
             </w:pPr>
             <w:r>
               <w:rPr>
@@ -8957,14 +9713,17 @@
               <w:bottom w:val="single" w:sz="4" w:space="0" w:color="BFBFBF"/>
               <w:end w:val="single" w:sz="4" w:space="0" w:color="BFBFBF"/>
             </w:tcBorders>
-            <w:shd w:color="auto" w:fill="F7F7F7" w:val="clear"/>
-          </w:tcPr>
-          <w:p>
-            <w:pPr>
-              <w:pStyle w:val="Normal"/>
-              <w:spacing w:lineRule="auto" w:line="252" w:before="0" w:after="20"/>
-              <w:jc w:val="start"/>
-              <w:rPr/>
+            <w:shd w:fill="F7F7F7" w:val="clear"/>
+          </w:tcPr>
+          <w:p>
+            <w:pPr>
+              <w:pStyle w:val="Normal"/>
+              <w:spacing w:lineRule="auto" w:line="252" w:before="0" w:after="20"/>
+              <w:jc w:val="start"/>
+              <w:rPr>
+                <w:b w:val="false"/>
+                <w:sz w:val="19"/>
+              </w:rPr>
             </w:pPr>
             <w:r>
               <w:rPr>
@@ -8977,21 +9736,24 @@
         </w:tc>
         <w:tc>
           <w:tcPr>
-            <w:tcW w:w="1898" w:type="dxa"/>
-            <w:tcBorders>
-              <w:top w:val="single" w:sz="4" w:space="0" w:color="BFBFBF"/>
-              <w:start w:val="single" w:sz="4" w:space="0" w:color="BFBFBF"/>
-              <w:bottom w:val="single" w:sz="4" w:space="0" w:color="BFBFBF"/>
-              <w:end w:val="single" w:sz="4" w:space="0" w:color="BFBFBF"/>
-            </w:tcBorders>
-            <w:shd w:color="auto" w:fill="F7F7F7" w:val="clear"/>
-          </w:tcPr>
-          <w:p>
-            <w:pPr>
-              <w:pStyle w:val="Normal"/>
-              <w:spacing w:lineRule="auto" w:line="252" w:before="0" w:after="20"/>
-              <w:jc w:val="start"/>
-              <w:rPr/>
+            <w:tcW w:w="1897" w:type="dxa"/>
+            <w:tcBorders>
+              <w:top w:val="single" w:sz="4" w:space="0" w:color="BFBFBF"/>
+              <w:start w:val="single" w:sz="4" w:space="0" w:color="BFBFBF"/>
+              <w:bottom w:val="single" w:sz="4" w:space="0" w:color="BFBFBF"/>
+              <w:end w:val="single" w:sz="4" w:space="0" w:color="BFBFBF"/>
+            </w:tcBorders>
+            <w:shd w:fill="F7F7F7" w:val="clear"/>
+          </w:tcPr>
+          <w:p>
+            <w:pPr>
+              <w:pStyle w:val="Normal"/>
+              <w:spacing w:lineRule="auto" w:line="252" w:before="0" w:after="20"/>
+              <w:jc w:val="start"/>
+              <w:rPr>
+                <w:b w:val="false"/>
+                <w:sz w:val="19"/>
+              </w:rPr>
             </w:pPr>
             <w:r>
               <w:rPr>
@@ -9004,21 +9766,24 @@
         </w:tc>
         <w:tc>
           <w:tcPr>
-            <w:tcW w:w="1901" w:type="dxa"/>
-            <w:tcBorders>
-              <w:top w:val="single" w:sz="4" w:space="0" w:color="BFBFBF"/>
-              <w:start w:val="single" w:sz="4" w:space="0" w:color="BFBFBF"/>
-              <w:bottom w:val="single" w:sz="4" w:space="0" w:color="BFBFBF"/>
-              <w:end w:val="single" w:sz="4" w:space="0" w:color="BFBFBF"/>
-            </w:tcBorders>
-            <w:shd w:color="auto" w:fill="F7F7F7" w:val="clear"/>
-          </w:tcPr>
-          <w:p>
-            <w:pPr>
-              <w:pStyle w:val="Normal"/>
-              <w:spacing w:lineRule="auto" w:line="252" w:before="0" w:after="20"/>
-              <w:jc w:val="start"/>
-              <w:rPr/>
+            <w:tcW w:w="1902" w:type="dxa"/>
+            <w:tcBorders>
+              <w:top w:val="single" w:sz="4" w:space="0" w:color="BFBFBF"/>
+              <w:start w:val="single" w:sz="4" w:space="0" w:color="BFBFBF"/>
+              <w:bottom w:val="single" w:sz="4" w:space="0" w:color="BFBFBF"/>
+              <w:end w:val="single" w:sz="4" w:space="0" w:color="BFBFBF"/>
+            </w:tcBorders>
+            <w:shd w:fill="F7F7F7" w:val="clear"/>
+          </w:tcPr>
+          <w:p>
+            <w:pPr>
+              <w:pStyle w:val="Normal"/>
+              <w:spacing w:lineRule="auto" w:line="252" w:before="0" w:after="20"/>
+              <w:jc w:val="start"/>
+              <w:rPr>
+                <w:b w:val="false"/>
+                <w:sz w:val="19"/>
+              </w:rPr>
             </w:pPr>
             <w:r>
               <w:rPr>
@@ -9038,14 +9803,17 @@
               <w:bottom w:val="single" w:sz="4" w:space="0" w:color="BFBFBF"/>
               <w:end w:val="single" w:sz="4" w:space="0" w:color="BFBFBF"/>
             </w:tcBorders>
-            <w:shd w:color="auto" w:fill="F7F7F7" w:val="clear"/>
-          </w:tcPr>
-          <w:p>
-            <w:pPr>
-              <w:pStyle w:val="Normal"/>
-              <w:spacing w:lineRule="auto" w:line="252" w:before="0" w:after="20"/>
-              <w:jc w:val="start"/>
-              <w:rPr/>
+            <w:shd w:fill="F7F7F7" w:val="clear"/>
+          </w:tcPr>
+          <w:p>
+            <w:pPr>
+              <w:pStyle w:val="Normal"/>
+              <w:spacing w:lineRule="auto" w:line="252" w:before="0" w:after="20"/>
+              <w:jc w:val="start"/>
+              <w:rPr>
+                <w:b w:val="false"/>
+                <w:sz w:val="19"/>
+              </w:rPr>
             </w:pPr>
             <w:r>
               <w:rPr>
@@ -9069,12 +9837,8 @@
       </w:r>
     </w:p>
     <w:sectPr>
-      <w:headerReference w:type="even" r:id="rId3"/>
-      <w:headerReference w:type="default" r:id="rId4"/>
-      <w:headerReference w:type="first" r:id="rId5"/>
-      <w:footerReference w:type="even" r:id="rId6"/>
-      <w:footerReference w:type="default" r:id="rId7"/>
-      <w:footerReference w:type="first" r:id="rId8"/>
+      <w:headerReference w:type="default" r:id="rId3"/>
+      <w:footerReference w:type="default" r:id="rId4"/>
       <w:type w:val="nextPage"/>
       <w:pgSz w:w="11906" w:h="16838"/>
       <w:pgMar w:left="1701" w:right="1418" w:gutter="0" w:header="851" w:top="1866" w:footer="493" w:bottom="1418"/>
@@ -9093,21 +9857,6 @@
     <w:pPr>
       <w:pStyle w:val="Footer"/>
       <w:spacing w:before="0" w:after="120"/>
-      <w:rPr/>
-    </w:pPr>
-    <w:r>
-      <w:rPr/>
-    </w:r>
-  </w:p>
-</w:ftr>
-</file>
-
-<file path=word/footer2.xml><?xml version="1.0" encoding="utf-8"?>
-<w:ftr xmlns:o="urn:schemas-microsoft-com:office:office" xmlns:r="http://schemas.openxmlformats.org/officeDocument/2006/relationships" xmlns:v="urn:schemas-microsoft-com:vml" xmlns:w="http://schemas.openxmlformats.org/wordprocessingml/2006/main" xmlns:w10="urn:schemas-microsoft-com:office:word" xmlns:wp="http://schemas.openxmlformats.org/drawingml/2006/wordprocessingDrawing" xmlns:pic="http://schemas.openxmlformats.org/drawingml/2006/picture" xmlns:wps="http://schemas.microsoft.com/office/word/2010/wordprocessingShape" xmlns:wpg="http://schemas.microsoft.com/office/word/2010/wordprocessingGroup" xmlns:mc="http://schemas.openxmlformats.org/markup-compatibility/2006" xmlns:wp14="http://schemas.microsoft.com/office/word/2010/wordprocessingDrawing" xmlns:w14="http://schemas.microsoft.com/office/word/2010/wordml" xmlns:w15="http://schemas.microsoft.com/office/word/2012/wordml" mc:Ignorable="w14 wp14 w15">
-  <w:p>
-    <w:pPr>
-      <w:pStyle w:val="Footer"/>
-      <w:spacing w:before="0" w:after="120"/>
       <w:jc w:val="center"/>
       <w:rPr/>
     </w:pPr>
@@ -9117,7 +9866,7 @@
         <wp:inline distT="0" distB="0" distL="0" distR="0">
           <wp:extent cx="5760085" cy="720090"/>
           <wp:effectExtent l="0" t="0" r="0" b="0"/>
-          <wp:docPr id="4" name="Imagen4"/>
+          <wp:docPr id="3" name="Imagen5"/>
           <wp:cNvGraphicFramePr>
             <a:graphicFrameLocks xmlns:a="http://schemas.openxmlformats.org/drawingml/2006/main" noChangeAspect="1"/>
           </wp:cNvGraphicFramePr>
@@ -9125,61 +9874,7 @@
             <a:graphicData uri="http://schemas.openxmlformats.org/drawingml/2006/picture">
               <pic:pic xmlns:pic="http://schemas.openxmlformats.org/drawingml/2006/picture">
                 <pic:nvPicPr>
-                  <pic:cNvPr id="4" name="Imagen4"/>
-                  <pic:cNvPicPr>
-                    <a:picLocks noChangeAspect="1" noChangeArrowheads="1"/>
-                  </pic:cNvPicPr>
-                </pic:nvPicPr>
-                <pic:blipFill>
-                  <a:blip r:embed="rId1"/>
-                  <a:stretch>
-                    <a:fillRect/>
-                  </a:stretch>
-                </pic:blipFill>
-                <pic:spPr bwMode="auto">
-                  <a:xfrm>
-                    <a:off x="0" y="0"/>
-                    <a:ext cx="5760085" cy="720090"/>
-                  </a:xfrm>
-                  <a:prstGeom prst="rect">
-                    <a:avLst/>
-                  </a:prstGeom>
-                  <a:noFill/>
-                </pic:spPr>
-              </pic:pic>
-            </a:graphicData>
-          </a:graphic>
-        </wp:inline>
-      </w:drawing>
-    </w:r>
-  </w:p>
-</w:ftr>
-</file>
-
-<file path=word/footer3.xml><?xml version="1.0" encoding="utf-8"?>
-<w:ftr xmlns:o="urn:schemas-microsoft-com:office:office" xmlns:r="http://schemas.openxmlformats.org/officeDocument/2006/relationships" xmlns:v="urn:schemas-microsoft-com:vml" xmlns:w="http://schemas.openxmlformats.org/wordprocessingml/2006/main" xmlns:w10="urn:schemas-microsoft-com:office:word" xmlns:wp="http://schemas.openxmlformats.org/drawingml/2006/wordprocessingDrawing" xmlns:pic="http://schemas.openxmlformats.org/drawingml/2006/picture" xmlns:wps="http://schemas.microsoft.com/office/word/2010/wordprocessingShape" xmlns:wpg="http://schemas.microsoft.com/office/word/2010/wordprocessingGroup" xmlns:mc="http://schemas.openxmlformats.org/markup-compatibility/2006" xmlns:wp14="http://schemas.microsoft.com/office/word/2010/wordprocessingDrawing" xmlns:w14="http://schemas.microsoft.com/office/word/2010/wordml" xmlns:w15="http://schemas.microsoft.com/office/word/2012/wordml" mc:Ignorable="w14 wp14 w15">
-  <w:p>
-    <w:pPr>
-      <w:pStyle w:val="Footer"/>
-      <w:spacing w:before="0" w:after="120"/>
-      <w:jc w:val="center"/>
-      <w:rPr/>
-    </w:pPr>
-    <w:r>
-      <w:rPr/>
-      <w:drawing>
-        <wp:inline distT="0" distB="0" distL="0" distR="0">
-          <wp:extent cx="5760085" cy="720090"/>
-          <wp:effectExtent l="0" t="0" r="0" b="0"/>
-          <wp:docPr id="5" name="Imagen4"/>
-          <wp:cNvGraphicFramePr>
-            <a:graphicFrameLocks xmlns:a="http://schemas.openxmlformats.org/drawingml/2006/main" noChangeAspect="1"/>
-          </wp:cNvGraphicFramePr>
-          <a:graphic xmlns:a="http://schemas.openxmlformats.org/drawingml/2006/main">
-            <a:graphicData uri="http://schemas.openxmlformats.org/drawingml/2006/picture">
-              <pic:pic xmlns:pic="http://schemas.openxmlformats.org/drawingml/2006/picture">
-                <pic:nvPicPr>
-                  <pic:cNvPr id="5" name="Imagen4"/>
+                  <pic:cNvPr id="3" name="Imagen5"/>
                   <pic:cNvPicPr>
                     <a:picLocks noChangeAspect="1" noChangeArrowheads="1"/>
                   </pic:cNvPicPr>
@@ -9211,21 +9906,6 @@
 </file>
 
 <file path=word/header1.xml><?xml version="1.0" encoding="utf-8"?>
-<w:hdr xmlns:o="urn:schemas-microsoft-com:office:office" xmlns:r="http://schemas.openxmlformats.org/officeDocument/2006/relationships" xmlns:v="urn:schemas-microsoft-com:vml" xmlns:w="http://schemas.openxmlformats.org/wordprocessingml/2006/main" xmlns:w10="urn:schemas-microsoft-com:office:word" xmlns:wp="http://schemas.openxmlformats.org/drawingml/2006/wordprocessingDrawing" xmlns:pic="http://schemas.openxmlformats.org/drawingml/2006/picture" xmlns:wps="http://schemas.microsoft.com/office/word/2010/wordprocessingShape" xmlns:wpg="http://schemas.microsoft.com/office/word/2010/wordprocessingGroup" xmlns:mc="http://schemas.openxmlformats.org/markup-compatibility/2006" xmlns:wp14="http://schemas.microsoft.com/office/word/2010/wordprocessingDrawing" xmlns:w14="http://schemas.microsoft.com/office/word/2010/wordml" xmlns:w15="http://schemas.microsoft.com/office/word/2012/wordml" mc:Ignorable="w14 wp14 w15">
-  <w:p>
-    <w:pPr>
-      <w:pStyle w:val="Header"/>
-      <w:spacing w:before="0" w:after="120"/>
-      <w:rPr/>
-    </w:pPr>
-    <w:r>
-      <w:rPr/>
-    </w:r>
-  </w:p>
-</w:hdr>
-</file>
-
-<file path=word/header2.xml><?xml version="1.0" encoding="utf-8"?>
 <w:hdr xmlns:o="urn:schemas-microsoft-com:office:office" xmlns:r="http://schemas.openxmlformats.org/officeDocument/2006/relationships" xmlns:v="urn:schemas-microsoft-com:vml" xmlns:w="http://schemas.openxmlformats.org/wordprocessingml/2006/main" xmlns:w10="urn:schemas-microsoft-com:office:word" xmlns:wp="http://schemas.openxmlformats.org/drawingml/2006/wordprocessingDrawing" xmlns:pic="http://schemas.openxmlformats.org/drawingml/2006/picture" xmlns:wps="http://schemas.microsoft.com/office/word/2010/wordprocessingShape" xmlns:wpg="http://schemas.microsoft.com/office/word/2010/wordprocessingGroup" xmlns:mc="http://schemas.openxmlformats.org/markup-compatibility/2006" xmlns:wp14="http://schemas.microsoft.com/office/word/2010/wordprocessingDrawing" xmlns:w14="http://schemas.microsoft.com/office/word/2010/wordml" xmlns:w15="http://schemas.microsoft.com/office/word/2012/wordml" mc:Ignorable="w14 wp14 w15">
   <w:p>
     <w:pPr>
@@ -9279,63 +9959,128 @@
 </w:hdr>
 </file>
 
-<file path=word/header3.xml><?xml version="1.0" encoding="utf-8"?>
-<w:hdr xmlns:o="urn:schemas-microsoft-com:office:office" xmlns:r="http://schemas.openxmlformats.org/officeDocument/2006/relationships" xmlns:v="urn:schemas-microsoft-com:vml" xmlns:w="http://schemas.openxmlformats.org/wordprocessingml/2006/main" xmlns:w10="urn:schemas-microsoft-com:office:word" xmlns:wp="http://schemas.openxmlformats.org/drawingml/2006/wordprocessingDrawing" xmlns:pic="http://schemas.openxmlformats.org/drawingml/2006/picture" xmlns:wps="http://schemas.microsoft.com/office/word/2010/wordprocessingShape" xmlns:wpg="http://schemas.microsoft.com/office/word/2010/wordprocessingGroup" xmlns:mc="http://schemas.openxmlformats.org/markup-compatibility/2006" xmlns:wp14="http://schemas.microsoft.com/office/word/2010/wordprocessingDrawing" xmlns:w14="http://schemas.microsoft.com/office/word/2010/wordml" xmlns:w15="http://schemas.microsoft.com/office/word/2012/wordml" mc:Ignorable="w14 wp14 w15">
-  <w:p>
-    <w:pPr>
-      <w:pStyle w:val="Header"/>
-      <w:spacing w:before="0" w:after="120"/>
-      <w:jc w:val="center"/>
-      <w:rPr/>
-    </w:pPr>
-    <w:r>
-      <w:rPr/>
-      <w:drawing>
-        <wp:inline distT="0" distB="0" distL="0" distR="0">
-          <wp:extent cx="5760085" cy="720090"/>
-          <wp:effectExtent l="0" t="0" r="0" b="0"/>
-          <wp:docPr id="3" name="Imagen 1"/>
-          <wp:cNvGraphicFramePr>
-            <a:graphicFrameLocks xmlns:a="http://schemas.openxmlformats.org/drawingml/2006/main" noChangeAspect="1"/>
-          </wp:cNvGraphicFramePr>
-          <a:graphic xmlns:a="http://schemas.openxmlformats.org/drawingml/2006/main">
-            <a:graphicData uri="http://schemas.openxmlformats.org/drawingml/2006/picture">
-              <pic:pic xmlns:pic="http://schemas.openxmlformats.org/drawingml/2006/picture">
-                <pic:nvPicPr>
-                  <pic:cNvPr id="3" name="Imagen 1"/>
-                  <pic:cNvPicPr>
-                    <a:picLocks noChangeAspect="1" noChangeArrowheads="1"/>
-                  </pic:cNvPicPr>
-                </pic:nvPicPr>
-                <pic:blipFill>
-                  <a:blip r:embed="rId1"/>
-                  <a:stretch>
-                    <a:fillRect/>
-                  </a:stretch>
-                </pic:blipFill>
-                <pic:spPr bwMode="auto">
-                  <a:xfrm>
-                    <a:off x="0" y="0"/>
-                    <a:ext cx="5760085" cy="720090"/>
-                  </a:xfrm>
-                  <a:prstGeom prst="rect">
-                    <a:avLst/>
-                  </a:prstGeom>
-                  <a:noFill/>
-                </pic:spPr>
-              </pic:pic>
-            </a:graphicData>
-          </a:graphic>
-        </wp:inline>
-      </w:drawing>
-    </w:r>
-  </w:p>
-</w:hdr>
-</file>
-
 <file path=word/numbering.xml><?xml version="1.0" encoding="utf-8"?>
 <w:numbering xmlns:w="http://schemas.openxmlformats.org/wordprocessingml/2006/main" xmlns:o="urn:schemas-microsoft-com:office:office" xmlns:r="http://schemas.openxmlformats.org/officeDocument/2006/relationships" xmlns:v="urn:schemas-microsoft-com:vml" xmlns:mc="http://schemas.openxmlformats.org/markup-compatibility/2006" xmlns:w14="http://schemas.microsoft.com/office/word/2010/wordml" mc:Ignorable="w14">
   <w:abstractNum w:abstractNumId="1">
+    <w:lvl w:ilvl="0">
+      <w:start w:val="1"/>
+      <w:numFmt w:val="none"/>
+      <w:suff w:val="nothing"/>
+      <w:lvlText w:val="%1"/>
+      <w:lvlJc w:val="start"/>
+      <w:pPr>
+        <w:tabs>
+          <w:tab w:val="num" w:pos="0"/>
+        </w:tabs>
+        <w:ind w:start="0" w:hanging="0"/>
+      </w:pPr>
+    </w:lvl>
+    <w:lvl w:ilvl="1">
+      <w:start w:val="1"/>
+      <w:numFmt w:val="none"/>
+      <w:suff w:val="nothing"/>
+      <w:lvlText w:val="%2"/>
+      <w:lvlJc w:val="start"/>
+      <w:pPr>
+        <w:tabs>
+          <w:tab w:val="num" w:pos="0"/>
+        </w:tabs>
+        <w:ind w:start="0" w:hanging="0"/>
+      </w:pPr>
+    </w:lvl>
+    <w:lvl w:ilvl="2">
+      <w:start w:val="1"/>
+      <w:numFmt w:val="none"/>
+      <w:suff w:val="nothing"/>
+      <w:lvlText w:val="%3"/>
+      <w:lvlJc w:val="start"/>
+      <w:pPr>
+        <w:tabs>
+          <w:tab w:val="num" w:pos="0"/>
+        </w:tabs>
+        <w:ind w:start="0" w:hanging="0"/>
+      </w:pPr>
+    </w:lvl>
+    <w:lvl w:ilvl="3">
+      <w:start w:val="1"/>
+      <w:numFmt w:val="none"/>
+      <w:suff w:val="nothing"/>
+      <w:lvlText w:val="%4"/>
+      <w:lvlJc w:val="start"/>
+      <w:pPr>
+        <w:tabs>
+          <w:tab w:val="num" w:pos="0"/>
+        </w:tabs>
+        <w:ind w:start="0" w:hanging="0"/>
+      </w:pPr>
+    </w:lvl>
+    <w:lvl w:ilvl="4">
+      <w:start w:val="1"/>
+      <w:numFmt w:val="none"/>
+      <w:suff w:val="nothing"/>
+      <w:lvlText w:val="%5"/>
+      <w:lvlJc w:val="start"/>
+      <w:pPr>
+        <w:tabs>
+          <w:tab w:val="num" w:pos="0"/>
+        </w:tabs>
+        <w:ind w:start="0" w:hanging="0"/>
+      </w:pPr>
+    </w:lvl>
+    <w:lvl w:ilvl="5">
+      <w:start w:val="1"/>
+      <w:numFmt w:val="none"/>
+      <w:suff w:val="nothing"/>
+      <w:lvlText w:val="%6"/>
+      <w:lvlJc w:val="start"/>
+      <w:pPr>
+        <w:tabs>
+          <w:tab w:val="num" w:pos="0"/>
+        </w:tabs>
+        <w:ind w:start="0" w:hanging="0"/>
+      </w:pPr>
+    </w:lvl>
+    <w:lvl w:ilvl="6">
+      <w:start w:val="1"/>
+      <w:numFmt w:val="none"/>
+      <w:suff w:val="nothing"/>
+      <w:lvlText w:val="%7"/>
+      <w:lvlJc w:val="start"/>
+      <w:pPr>
+        <w:tabs>
+          <w:tab w:val="num" w:pos="0"/>
+        </w:tabs>
+        <w:ind w:start="0" w:hanging="0"/>
+      </w:pPr>
+    </w:lvl>
+    <w:lvl w:ilvl="7">
+      <w:start w:val="1"/>
+      <w:numFmt w:val="none"/>
+      <w:suff w:val="nothing"/>
+      <w:lvlText w:val="%8"/>
+      <w:lvlJc w:val="start"/>
+      <w:pPr>
+        <w:tabs>
+          <w:tab w:val="num" w:pos="0"/>
+        </w:tabs>
+        <w:ind w:start="0" w:hanging="0"/>
+      </w:pPr>
+    </w:lvl>
+    <w:lvl w:ilvl="8">
+      <w:start w:val="1"/>
+      <w:numFmt w:val="none"/>
+      <w:suff w:val="nothing"/>
+      <w:lvlText w:val="%9"/>
+      <w:lvlJc w:val="start"/>
+      <w:pPr>
+        <w:tabs>
+          <w:tab w:val="num" w:pos="0"/>
+        </w:tabs>
+        <w:ind w:start="0" w:hanging="0"/>
+      </w:pPr>
+    </w:lvl>
+  </w:abstractNum>
+  <w:abstractNum w:abstractNumId="2">
     <w:lvl w:ilvl="0">
       <w:start w:val="1"/>
       <w:numFmt w:val="bullet"/>
@@ -9387,7 +10132,7 @@
     <w:lvl w:ilvl="3">
       <w:start w:val="0"/>
       <w:numFmt w:val="decimal"/>
-      <w:lvlText w:val=""/>
+      <w:lvlText w:val="%4"/>
       <w:lvlJc w:val="start"/>
       <w:pPr>
         <w:tabs>
@@ -9400,7 +10145,7 @@
     <w:lvl w:ilvl="4">
       <w:start w:val="0"/>
       <w:numFmt w:val="decimal"/>
-      <w:lvlText w:val=""/>
+      <w:lvlText w:val="%5"/>
       <w:lvlJc w:val="start"/>
       <w:pPr>
         <w:tabs>
@@ -9413,7 +10158,7 @@
     <w:lvl w:ilvl="5">
       <w:start w:val="0"/>
       <w:numFmt w:val="decimal"/>
-      <w:lvlText w:val=""/>
+      <w:lvlText w:val="%6"/>
       <w:lvlJc w:val="start"/>
       <w:pPr>
         <w:tabs>
@@ -9426,7 +10171,7 @@
     <w:lvl w:ilvl="6">
       <w:start w:val="0"/>
       <w:numFmt w:val="decimal"/>
-      <w:lvlText w:val=""/>
+      <w:lvlText w:val="%7"/>
       <w:lvlJc w:val="start"/>
       <w:pPr>
         <w:tabs>
@@ -9439,7 +10184,7 @@
     <w:lvl w:ilvl="7">
       <w:start w:val="0"/>
       <w:numFmt w:val="decimal"/>
-      <w:lvlText w:val=""/>
+      <w:lvlText w:val="%8"/>
       <w:lvlJc w:val="start"/>
       <w:pPr>
         <w:tabs>
@@ -9452,7 +10197,7 @@
     <w:lvl w:ilvl="8">
       <w:start w:val="0"/>
       <w:numFmt w:val="decimal"/>
-      <w:lvlText w:val=""/>
+      <w:lvlText w:val="%9"/>
       <w:lvlJc w:val="start"/>
       <w:pPr>
         <w:tabs>
@@ -9461,125 +10206,6 @@
         <w:ind w:start="0" w:hanging="0"/>
       </w:pPr>
       <w:rPr/>
-    </w:lvl>
-  </w:abstractNum>
-  <w:abstractNum w:abstractNumId="2">
-    <w:lvl w:ilvl="0">
-      <w:start w:val="1"/>
-      <w:numFmt w:val="none"/>
-      <w:suff w:val="nothing"/>
-      <w:lvlText w:val=""/>
-      <w:lvlJc w:val="start"/>
-      <w:pPr>
-        <w:tabs>
-          <w:tab w:val="num" w:pos="0"/>
-        </w:tabs>
-        <w:ind w:start="0" w:hanging="0"/>
-      </w:pPr>
-    </w:lvl>
-    <w:lvl w:ilvl="1">
-      <w:start w:val="1"/>
-      <w:numFmt w:val="none"/>
-      <w:suff w:val="nothing"/>
-      <w:lvlText w:val=""/>
-      <w:lvlJc w:val="start"/>
-      <w:pPr>
-        <w:tabs>
-          <w:tab w:val="num" w:pos="0"/>
-        </w:tabs>
-        <w:ind w:start="0" w:hanging="0"/>
-      </w:pPr>
-    </w:lvl>
-    <w:lvl w:ilvl="2">
-      <w:start w:val="1"/>
-      <w:numFmt w:val="none"/>
-      <w:suff w:val="nothing"/>
-      <w:lvlText w:val=""/>
-      <w:lvlJc w:val="start"/>
-      <w:pPr>
-        <w:tabs>
-          <w:tab w:val="num" w:pos="0"/>
-        </w:tabs>
-        <w:ind w:start="0" w:hanging="0"/>
-      </w:pPr>
-    </w:lvl>
-    <w:lvl w:ilvl="3">
-      <w:start w:val="1"/>
-      <w:numFmt w:val="none"/>
-      <w:suff w:val="nothing"/>
-      <w:lvlText w:val=""/>
-      <w:lvlJc w:val="start"/>
-      <w:pPr>
-        <w:tabs>
-          <w:tab w:val="num" w:pos="0"/>
-        </w:tabs>
-        <w:ind w:start="0" w:hanging="0"/>
-      </w:pPr>
-    </w:lvl>
-    <w:lvl w:ilvl="4">
-      <w:start w:val="1"/>
-      <w:numFmt w:val="none"/>
-      <w:suff w:val="nothing"/>
-      <w:lvlText w:val=""/>
-      <w:lvlJc w:val="start"/>
-      <w:pPr>
-        <w:tabs>
-          <w:tab w:val="num" w:pos="0"/>
-        </w:tabs>
-        <w:ind w:start="0" w:hanging="0"/>
-      </w:pPr>
-    </w:lvl>
-    <w:lvl w:ilvl="5">
-      <w:start w:val="1"/>
-      <w:numFmt w:val="none"/>
-      <w:suff w:val="nothing"/>
-      <w:lvlText w:val=""/>
-      <w:lvlJc w:val="start"/>
-      <w:pPr>
-        <w:tabs>
-          <w:tab w:val="num" w:pos="0"/>
-        </w:tabs>
-        <w:ind w:start="0" w:hanging="0"/>
-      </w:pPr>
-    </w:lvl>
-    <w:lvl w:ilvl="6">
-      <w:start w:val="1"/>
-      <w:numFmt w:val="none"/>
-      <w:suff w:val="nothing"/>
-      <w:lvlText w:val=""/>
-      <w:lvlJc w:val="start"/>
-      <w:pPr>
-        <w:tabs>
-          <w:tab w:val="num" w:pos="0"/>
-        </w:tabs>
-        <w:ind w:start="0" w:hanging="0"/>
-      </w:pPr>
-    </w:lvl>
-    <w:lvl w:ilvl="7">
-      <w:start w:val="1"/>
-      <w:numFmt w:val="none"/>
-      <w:suff w:val="nothing"/>
-      <w:lvlText w:val=""/>
-      <w:lvlJc w:val="start"/>
-      <w:pPr>
-        <w:tabs>
-          <w:tab w:val="num" w:pos="0"/>
-        </w:tabs>
-        <w:ind w:start="0" w:hanging="0"/>
-      </w:pPr>
-    </w:lvl>
-    <w:lvl w:ilvl="8">
-      <w:start w:val="1"/>
-      <w:numFmt w:val="none"/>
-      <w:suff w:val="nothing"/>
-      <w:lvlText w:val=""/>
-      <w:lvlJc w:val="start"/>
-      <w:pPr>
-        <w:tabs>
-          <w:tab w:val="num" w:pos="0"/>
-        </w:tabs>
-        <w:ind w:start="0" w:hanging="0"/>
-      </w:pPr>
     </w:lvl>
   </w:abstractNum>
   <w:num w:numId="1">
@@ -9606,295 +10232,15 @@
       </w:pPr>
     </w:pPrDefault>
   </w:docDefaults>
-  <w:latentStyles w:defLockedState="0" w:defUIPriority="0" w:defSemiHidden="0" w:defUnhideWhenUsed="0" w:defQFormat="0" w:count="376">
-    <w:lsdException w:name="Normal" w:qFormat="1"/>
-    <w:lsdException w:name="heading 1" w:qFormat="1"/>
-    <w:lsdException w:name="heading 2" w:qFormat="1"/>
-    <w:lsdException w:name="heading 3" w:semiHidden="1" w:unhideWhenUsed="1" w:qFormat="1"/>
-    <w:lsdException w:name="heading 4" w:semiHidden="1" w:unhideWhenUsed="1" w:qFormat="1"/>
-    <w:lsdException w:name="heading 5" w:semiHidden="1" w:unhideWhenUsed="1" w:qFormat="1"/>
-    <w:lsdException w:name="heading 6" w:semiHidden="1" w:unhideWhenUsed="1" w:qFormat="1"/>
-    <w:lsdException w:name="heading 7" w:semiHidden="1" w:unhideWhenUsed="1" w:qFormat="1"/>
-    <w:lsdException w:name="heading 8" w:semiHidden="1" w:unhideWhenUsed="1" w:qFormat="1"/>
-    <w:lsdException w:name="heading 9" w:semiHidden="1" w:unhideWhenUsed="1" w:qFormat="1"/>
-    <w:lsdException w:name="caption" w:semiHidden="1" w:unhideWhenUsed="1" w:qFormat="1"/>
-    <w:lsdException w:name="Title" w:qFormat="1"/>
-    <w:lsdException w:name="Subtitle" w:qFormat="1"/>
-    <w:lsdException w:name="Strong" w:uiPriority="22" w:qFormat="1"/>
-    <w:lsdException w:name="Emphasis" w:uiPriority="20" w:qFormat="1"/>
-    <w:lsdException w:name="Normal (Web)" w:uiPriority="99"/>
-    <w:lsdException w:name="HTML Acronym" w:uiPriority="99"/>
-    <w:lsdException w:name="Normal Table" w:semiHidden="1" w:unhideWhenUsed="1"/>
-    <w:lsdException w:name="Table Simple 1" w:semiHidden="1" w:unhideWhenUsed="1"/>
-    <w:lsdException w:name="Table Simple 2" w:semiHidden="1" w:unhideWhenUsed="1"/>
-    <w:lsdException w:name="Table Simple 3" w:semiHidden="1" w:unhideWhenUsed="1"/>
-    <w:lsdException w:name="Table Classic 1" w:semiHidden="1" w:unhideWhenUsed="1"/>
-    <w:lsdException w:name="Table Classic 2" w:semiHidden="1" w:unhideWhenUsed="1"/>
-    <w:lsdException w:name="Table Classic 3" w:semiHidden="1" w:unhideWhenUsed="1"/>
-    <w:lsdException w:name="Table Classic 4" w:semiHidden="1" w:unhideWhenUsed="1"/>
-    <w:lsdException w:name="Table Colorful 1" w:semiHidden="1" w:unhideWhenUsed="1"/>
-    <w:lsdException w:name="Table Colorful 2" w:semiHidden="1" w:unhideWhenUsed="1"/>
-    <w:lsdException w:name="Table Colorful 3" w:semiHidden="1" w:unhideWhenUsed="1"/>
-    <w:lsdException w:name="Table Columns 1" w:semiHidden="1" w:unhideWhenUsed="1"/>
-    <w:lsdException w:name="Table Columns 2" w:semiHidden="1" w:unhideWhenUsed="1"/>
-    <w:lsdException w:name="Table Columns 3" w:semiHidden="1" w:unhideWhenUsed="1"/>
-    <w:lsdException w:name="Table Columns 4" w:semiHidden="1" w:unhideWhenUsed="1"/>
-    <w:lsdException w:name="Table Columns 5" w:semiHidden="1" w:unhideWhenUsed="1"/>
-    <w:lsdException w:name="Table Grid 1" w:semiHidden="1" w:unhideWhenUsed="1"/>
-    <w:lsdException w:name="Table Grid 2" w:semiHidden="1" w:unhideWhenUsed="1"/>
-    <w:lsdException w:name="Table Grid 3" w:semiHidden="1" w:unhideWhenUsed="1"/>
-    <w:lsdException w:name="Table Grid 4" w:semiHidden="1" w:unhideWhenUsed="1"/>
-    <w:lsdException w:name="Table Grid 5" w:semiHidden="1" w:unhideWhenUsed="1"/>
-    <w:lsdException w:name="Table Grid 6" w:semiHidden="1" w:unhideWhenUsed="1"/>
-    <w:lsdException w:name="Table Grid 7" w:semiHidden="1" w:unhideWhenUsed="1"/>
-    <w:lsdException w:name="Table Grid 8" w:semiHidden="1" w:unhideWhenUsed="1"/>
-    <w:lsdException w:name="Table List 1" w:semiHidden="1" w:unhideWhenUsed="1"/>
-    <w:lsdException w:name="Table List 2" w:semiHidden="1" w:unhideWhenUsed="1"/>
-    <w:lsdException w:name="Table List 3" w:semiHidden="1" w:unhideWhenUsed="1"/>
-    <w:lsdException w:name="Table List 4" w:semiHidden="1" w:unhideWhenUsed="1"/>
-    <w:lsdException w:name="Table List 5" w:semiHidden="1" w:unhideWhenUsed="1"/>
-    <w:lsdException w:name="Table List 6" w:semiHidden="1" w:unhideWhenUsed="1"/>
-    <w:lsdException w:name="Table List 7" w:semiHidden="1" w:unhideWhenUsed="1"/>
-    <w:lsdException w:name="Table List 8" w:semiHidden="1" w:unhideWhenUsed="1"/>
-    <w:lsdException w:name="Table 3D effects 1" w:semiHidden="1" w:unhideWhenUsed="1"/>
-    <w:lsdException w:name="Table 3D effects 2" w:semiHidden="1" w:unhideWhenUsed="1"/>
-    <w:lsdException w:name="Table 3D effects 3" w:semiHidden="1" w:unhideWhenUsed="1"/>
-    <w:lsdException w:name="Table Contemporary" w:semiHidden="1" w:unhideWhenUsed="1"/>
-    <w:lsdException w:name="Table Elegant" w:semiHidden="1" w:unhideWhenUsed="1"/>
-    <w:lsdException w:name="Table Professional" w:semiHidden="1" w:unhideWhenUsed="1"/>
-    <w:lsdException w:name="Table Subtle 1" w:semiHidden="1" w:unhideWhenUsed="1"/>
-    <w:lsdException w:name="Table Subtle 2" w:semiHidden="1" w:unhideWhenUsed="1"/>
-    <w:lsdException w:name="Table Web 1" w:semiHidden="1" w:unhideWhenUsed="1"/>
-    <w:lsdException w:name="Table Web 2" w:semiHidden="1" w:unhideWhenUsed="1"/>
-    <w:lsdException w:name="Table Web 3" w:semiHidden="1" w:unhideWhenUsed="1"/>
-    <w:lsdException w:name="Table Theme" w:semiHidden="1" w:unhideWhenUsed="1"/>
-    <w:lsdException w:name="Placeholder Text" w:uiPriority="99" w:semiHidden="1"/>
-    <w:lsdException w:name="No Spacing" w:uiPriority="1" w:qFormat="1"/>
-    <w:lsdException w:name="Light Shading" w:uiPriority="60"/>
-    <w:lsdException w:name="Light List" w:uiPriority="61"/>
-    <w:lsdException w:name="Light Grid" w:uiPriority="62"/>
-    <w:lsdException w:name="Medium Shading 1" w:uiPriority="63"/>
-    <w:lsdException w:name="Medium Shading 2" w:uiPriority="64"/>
-    <w:lsdException w:name="Medium List 1" w:uiPriority="65"/>
-    <w:lsdException w:name="Medium List 2" w:uiPriority="66"/>
-    <w:lsdException w:name="Medium Grid 1" w:uiPriority="67"/>
-    <w:lsdException w:name="Medium Grid 2" w:uiPriority="68"/>
-    <w:lsdException w:name="Medium Grid 3" w:uiPriority="69"/>
-    <w:lsdException w:name="Dark List" w:uiPriority="70"/>
-    <w:lsdException w:name="Colorful Shading" w:uiPriority="71"/>
-    <w:lsdException w:name="Colorful List" w:uiPriority="72"/>
-    <w:lsdException w:name="Colorful Grid" w:uiPriority="73"/>
-    <w:lsdException w:name="Light Shading Accent 1" w:uiPriority="60"/>
-    <w:lsdException w:name="Light List Accent 1" w:uiPriority="61"/>
-    <w:lsdException w:name="Light Grid Accent 1" w:uiPriority="62"/>
-    <w:lsdException w:name="Medium Shading 1 Accent 1" w:uiPriority="63"/>
-    <w:lsdException w:name="Medium Shading 2 Accent 1" w:uiPriority="64"/>
-    <w:lsdException w:name="Medium List 1 Accent 1" w:uiPriority="65"/>
-    <w:lsdException w:name="Revision" w:uiPriority="99" w:semiHidden="1"/>
-    <w:lsdException w:name="List Paragraph" w:uiPriority="34" w:qFormat="1"/>
-    <w:lsdException w:name="Quote" w:uiPriority="29" w:qFormat="1"/>
-    <w:lsdException w:name="Intense Quote" w:uiPriority="30" w:qFormat="1"/>
-    <w:lsdException w:name="Medium List 2 Accent 1" w:uiPriority="66"/>
-    <w:lsdException w:name="Medium Grid 1 Accent 1" w:uiPriority="67"/>
-    <w:lsdException w:name="Medium Grid 2 Accent 1" w:uiPriority="68"/>
-    <w:lsdException w:name="Medium Grid 3 Accent 1" w:uiPriority="69"/>
-    <w:lsdException w:name="Dark List Accent 1" w:uiPriority="70"/>
-    <w:lsdException w:name="Colorful Shading Accent 1" w:uiPriority="71"/>
-    <w:lsdException w:name="Colorful List Accent 1" w:uiPriority="72"/>
-    <w:lsdException w:name="Colorful Grid Accent 1" w:uiPriority="73"/>
-    <w:lsdException w:name="Light Shading Accent 2" w:uiPriority="60"/>
-    <w:lsdException w:name="Light List Accent 2" w:uiPriority="61"/>
-    <w:lsdException w:name="Light Grid Accent 2" w:uiPriority="62"/>
-    <w:lsdException w:name="Medium Shading 1 Accent 2" w:uiPriority="63"/>
-    <w:lsdException w:name="Medium Shading 2 Accent 2" w:uiPriority="64"/>
-    <w:lsdException w:name="Medium List 1 Accent 2" w:uiPriority="65"/>
-    <w:lsdException w:name="Medium List 2 Accent 2" w:uiPriority="66"/>
-    <w:lsdException w:name="Medium Grid 1 Accent 2" w:uiPriority="67"/>
-    <w:lsdException w:name="Medium Grid 2 Accent 2" w:uiPriority="68"/>
-    <w:lsdException w:name="Medium Grid 3 Accent 2" w:uiPriority="69"/>
-    <w:lsdException w:name="Dark List Accent 2" w:uiPriority="70"/>
-    <w:lsdException w:name="Colorful Shading Accent 2" w:uiPriority="71"/>
-    <w:lsdException w:name="Colorful List Accent 2" w:uiPriority="72"/>
-    <w:lsdException w:name="Colorful Grid Accent 2" w:uiPriority="73"/>
-    <w:lsdException w:name="Light Shading Accent 3" w:uiPriority="60"/>
-    <w:lsdException w:name="Light List Accent 3" w:uiPriority="61"/>
-    <w:lsdException w:name="Light Grid Accent 3" w:uiPriority="62"/>
-    <w:lsdException w:name="Medium Shading 1 Accent 3" w:uiPriority="63"/>
-    <w:lsdException w:name="Medium Shading 2 Accent 3" w:uiPriority="64"/>
-    <w:lsdException w:name="Medium List 1 Accent 3" w:uiPriority="65"/>
-    <w:lsdException w:name="Medium List 2 Accent 3" w:uiPriority="66"/>
-    <w:lsdException w:name="Medium Grid 1 Accent 3" w:uiPriority="67"/>
-    <w:lsdException w:name="Medium Grid 2 Accent 3" w:uiPriority="68"/>
-    <w:lsdException w:name="Medium Grid 3 Accent 3" w:uiPriority="69"/>
-    <w:lsdException w:name="Dark List Accent 3" w:uiPriority="70"/>
-    <w:lsdException w:name="Colorful Shading Accent 3" w:uiPriority="71"/>
-    <w:lsdException w:name="Colorful List Accent 3" w:uiPriority="72"/>
-    <w:lsdException w:name="Colorful Grid Accent 3" w:uiPriority="73"/>
-    <w:lsdException w:name="Light Shading Accent 4" w:uiPriority="60"/>
-    <w:lsdException w:name="Light List Accent 4" w:uiPriority="61"/>
-    <w:lsdException w:name="Light Grid Accent 4" w:uiPriority="62"/>
-    <w:lsdException w:name="Medium Shading 1 Accent 4" w:uiPriority="63"/>
-    <w:lsdException w:name="Medium Shading 2 Accent 4" w:uiPriority="64"/>
-    <w:lsdException w:name="Medium List 1 Accent 4" w:uiPriority="65"/>
-    <w:lsdException w:name="Medium List 2 Accent 4" w:uiPriority="66"/>
-    <w:lsdException w:name="Medium Grid 1 Accent 4" w:uiPriority="67"/>
-    <w:lsdException w:name="Medium Grid 2 Accent 4" w:uiPriority="68"/>
-    <w:lsdException w:name="Medium Grid 3 Accent 4" w:uiPriority="69"/>
-    <w:lsdException w:name="Dark List Accent 4" w:uiPriority="70"/>
-    <w:lsdException w:name="Colorful Shading Accent 4" w:uiPriority="71"/>
-    <w:lsdException w:name="Colorful List Accent 4" w:uiPriority="72"/>
-    <w:lsdException w:name="Colorful Grid Accent 4" w:uiPriority="73"/>
-    <w:lsdException w:name="Light Shading Accent 5" w:uiPriority="60"/>
-    <w:lsdException w:name="Light List Accent 5" w:uiPriority="61"/>
-    <w:lsdException w:name="Light Grid Accent 5" w:uiPriority="62"/>
-    <w:lsdException w:name="Medium Shading 1 Accent 5" w:uiPriority="63"/>
-    <w:lsdException w:name="Medium Shading 2 Accent 5" w:uiPriority="64"/>
-    <w:lsdException w:name="Medium List 1 Accent 5" w:uiPriority="65"/>
-    <w:lsdException w:name="Medium List 2 Accent 5" w:uiPriority="66"/>
-    <w:lsdException w:name="Medium Grid 1 Accent 5" w:uiPriority="67"/>
-    <w:lsdException w:name="Medium Grid 2 Accent 5" w:uiPriority="68"/>
-    <w:lsdException w:name="Medium Grid 3 Accent 5" w:uiPriority="69"/>
-    <w:lsdException w:name="Dark List Accent 5" w:uiPriority="70"/>
-    <w:lsdException w:name="Colorful Shading Accent 5" w:uiPriority="71"/>
-    <w:lsdException w:name="Colorful List Accent 5" w:uiPriority="72"/>
-    <w:lsdException w:name="Colorful Grid Accent 5" w:uiPriority="73"/>
-    <w:lsdException w:name="Light Shading Accent 6" w:uiPriority="60"/>
-    <w:lsdException w:name="Light List Accent 6" w:uiPriority="61"/>
-    <w:lsdException w:name="Light Grid Accent 6" w:uiPriority="62"/>
-    <w:lsdException w:name="Medium Shading 1 Accent 6" w:uiPriority="63"/>
-    <w:lsdException w:name="Medium Shading 2 Accent 6" w:uiPriority="64"/>
-    <w:lsdException w:name="Medium List 1 Accent 6" w:uiPriority="65"/>
-    <w:lsdException w:name="Medium List 2 Accent 6" w:uiPriority="66"/>
-    <w:lsdException w:name="Medium Grid 1 Accent 6" w:uiPriority="67"/>
-    <w:lsdException w:name="Medium Grid 2 Accent 6" w:uiPriority="68"/>
-    <w:lsdException w:name="Medium Grid 3 Accent 6" w:uiPriority="69"/>
-    <w:lsdException w:name="Dark List Accent 6" w:uiPriority="70"/>
-    <w:lsdException w:name="Colorful Shading Accent 6" w:uiPriority="71"/>
-    <w:lsdException w:name="Colorful List Accent 6" w:uiPriority="72"/>
-    <w:lsdException w:name="Colorful Grid Accent 6" w:uiPriority="73"/>
-    <w:lsdException w:name="Subtle Emphasis" w:uiPriority="19" w:qFormat="1"/>
-    <w:lsdException w:name="Intense Emphasis" w:uiPriority="21" w:qFormat="1"/>
-    <w:lsdException w:name="Subtle Reference" w:uiPriority="31" w:qFormat="1"/>
-    <w:lsdException w:name="Intense Reference" w:uiPriority="32" w:qFormat="1"/>
-    <w:lsdException w:name="Book Title" w:uiPriority="33" w:qFormat="1"/>
-    <w:lsdException w:name="Bibliography" w:uiPriority="37" w:semiHidden="1" w:unhideWhenUsed="1"/>
-    <w:lsdException w:name="TOC Heading" w:uiPriority="39" w:semiHidden="1" w:unhideWhenUsed="1" w:qFormat="1"/>
-    <w:lsdException w:name="Plain Table 1" w:uiPriority="41"/>
-    <w:lsdException w:name="Plain Table 2" w:uiPriority="42"/>
-    <w:lsdException w:name="Plain Table 3" w:uiPriority="43"/>
-    <w:lsdException w:name="Plain Table 4" w:uiPriority="44"/>
-    <w:lsdException w:name="Plain Table 5" w:uiPriority="45"/>
-    <w:lsdException w:name="Grid Table Light" w:uiPriority="40"/>
-    <w:lsdException w:name="Grid Table 1 Light" w:uiPriority="46"/>
-    <w:lsdException w:name="Grid Table 2" w:uiPriority="47"/>
-    <w:lsdException w:name="Grid Table 3" w:uiPriority="48"/>
-    <w:lsdException w:name="Grid Table 4" w:uiPriority="49"/>
-    <w:lsdException w:name="Grid Table 5 Dark" w:uiPriority="50"/>
-    <w:lsdException w:name="Grid Table 6 Colorful" w:uiPriority="51"/>
-    <w:lsdException w:name="Grid Table 7 Colorful" w:uiPriority="52"/>
-    <w:lsdException w:name="Grid Table 1 Light Accent 1" w:uiPriority="46"/>
-    <w:lsdException w:name="Grid Table 2 Accent 1" w:uiPriority="47"/>
-    <w:lsdException w:name="Grid Table 3 Accent 1" w:uiPriority="48"/>
-    <w:lsdException w:name="Grid Table 4 Accent 1" w:uiPriority="49"/>
-    <w:lsdException w:name="Grid Table 5 Dark Accent 1" w:uiPriority="50"/>
-    <w:lsdException w:name="Grid Table 6 Colorful Accent 1" w:uiPriority="51"/>
-    <w:lsdException w:name="Grid Table 7 Colorful Accent 1" w:uiPriority="52"/>
-    <w:lsdException w:name="Grid Table 1 Light Accent 2" w:uiPriority="46"/>
-    <w:lsdException w:name="Grid Table 2 Accent 2" w:uiPriority="47"/>
-    <w:lsdException w:name="Grid Table 3 Accent 2" w:uiPriority="48"/>
-    <w:lsdException w:name="Grid Table 4 Accent 2" w:uiPriority="49"/>
-    <w:lsdException w:name="Grid Table 5 Dark Accent 2" w:uiPriority="50"/>
-    <w:lsdException w:name="Grid Table 6 Colorful Accent 2" w:uiPriority="51"/>
-    <w:lsdException w:name="Grid Table 7 Colorful Accent 2" w:uiPriority="52"/>
-    <w:lsdException w:name="Grid Table 1 Light Accent 3" w:uiPriority="46"/>
-    <w:lsdException w:name="Grid Table 2 Accent 3" w:uiPriority="47"/>
-    <w:lsdException w:name="Grid Table 3 Accent 3" w:uiPriority="48"/>
-    <w:lsdException w:name="Grid Table 4 Accent 3" w:uiPriority="49"/>
-    <w:lsdException w:name="Grid Table 5 Dark Accent 3" w:uiPriority="50"/>
-    <w:lsdException w:name="Grid Table 6 Colorful Accent 3" w:uiPriority="51"/>
-    <w:lsdException w:name="Grid Table 7 Colorful Accent 3" w:uiPriority="52"/>
-    <w:lsdException w:name="Grid Table 1 Light Accent 4" w:uiPriority="46"/>
-    <w:lsdException w:name="Grid Table 2 Accent 4" w:uiPriority="47"/>
-    <w:lsdException w:name="Grid Table 3 Accent 4" w:uiPriority="48"/>
-    <w:lsdException w:name="Grid Table 4 Accent 4" w:uiPriority="49"/>
-    <w:lsdException w:name="Grid Table 5 Dark Accent 4" w:uiPriority="50"/>
-    <w:lsdException w:name="Grid Table 6 Colorful Accent 4" w:uiPriority="51"/>
-    <w:lsdException w:name="Grid Table 7 Colorful Accent 4" w:uiPriority="52"/>
-    <w:lsdException w:name="Grid Table 1 Light Accent 5" w:uiPriority="46"/>
-    <w:lsdException w:name="Grid Table 2 Accent 5" w:uiPriority="47"/>
-    <w:lsdException w:name="Grid Table 3 Accent 5" w:uiPriority="48"/>
-    <w:lsdException w:name="Grid Table 4 Accent 5" w:uiPriority="49"/>
-    <w:lsdException w:name="Grid Table 5 Dark Accent 5" w:uiPriority="50"/>
-    <w:lsdException w:name="Grid Table 6 Colorful Accent 5" w:uiPriority="51"/>
-    <w:lsdException w:name="Grid Table 7 Colorful Accent 5" w:uiPriority="52"/>
-    <w:lsdException w:name="Grid Table 1 Light Accent 6" w:uiPriority="46"/>
-    <w:lsdException w:name="Grid Table 2 Accent 6" w:uiPriority="47"/>
-    <w:lsdException w:name="Grid Table 3 Accent 6" w:uiPriority="48"/>
-    <w:lsdException w:name="Grid Table 4 Accent 6" w:uiPriority="49"/>
-    <w:lsdException w:name="Grid Table 5 Dark Accent 6" w:uiPriority="50"/>
-    <w:lsdException w:name="Grid Table 6 Colorful Accent 6" w:uiPriority="51"/>
-    <w:lsdException w:name="Grid Table 7 Colorful Accent 6" w:uiPriority="52"/>
-    <w:lsdException w:name="List Table 1 Light" w:uiPriority="46"/>
-    <w:lsdException w:name="List Table 2" w:uiPriority="47"/>
-    <w:lsdException w:name="List Table 3" w:uiPriority="48"/>
-    <w:lsdException w:name="List Table 4" w:uiPriority="49"/>
-    <w:lsdException w:name="List Table 5 Dark" w:uiPriority="50"/>
-    <w:lsdException w:name="List Table 6 Colorful" w:uiPriority="51"/>
-    <w:lsdException w:name="List Table 7 Colorful" w:uiPriority="52"/>
-    <w:lsdException w:name="List Table 1 Light Accent 1" w:uiPriority="46"/>
-    <w:lsdException w:name="List Table 2 Accent 1" w:uiPriority="47"/>
-    <w:lsdException w:name="List Table 3 Accent 1" w:uiPriority="48"/>
-    <w:lsdException w:name="List Table 4 Accent 1" w:uiPriority="49"/>
-    <w:lsdException w:name="List Table 5 Dark Accent 1" w:uiPriority="50"/>
-    <w:lsdException w:name="List Table 6 Colorful Accent 1" w:uiPriority="51"/>
-    <w:lsdException w:name="List Table 7 Colorful Accent 1" w:uiPriority="52"/>
-    <w:lsdException w:name="List Table 1 Light Accent 2" w:uiPriority="46"/>
-    <w:lsdException w:name="List Table 2 Accent 2" w:uiPriority="47"/>
-    <w:lsdException w:name="List Table 3 Accent 2" w:uiPriority="48"/>
-    <w:lsdException w:name="List Table 4 Accent 2" w:uiPriority="49"/>
-    <w:lsdException w:name="List Table 5 Dark Accent 2" w:uiPriority="50"/>
-    <w:lsdException w:name="List Table 6 Colorful Accent 2" w:uiPriority="51"/>
-    <w:lsdException w:name="List Table 7 Colorful Accent 2" w:uiPriority="52"/>
-    <w:lsdException w:name="List Table 1 Light Accent 3" w:uiPriority="46"/>
-    <w:lsdException w:name="List Table 2 Accent 3" w:uiPriority="47"/>
-    <w:lsdException w:name="List Table 3 Accent 3" w:uiPriority="48"/>
-    <w:lsdException w:name="List Table 4 Accent 3" w:uiPriority="49"/>
-    <w:lsdException w:name="List Table 5 Dark Accent 3" w:uiPriority="50"/>
-    <w:lsdException w:name="List Table 6 Colorful Accent 3" w:uiPriority="51"/>
-    <w:lsdException w:name="List Table 7 Colorful Accent 3" w:uiPriority="52"/>
-    <w:lsdException w:name="List Table 1 Light Accent 4" w:uiPriority="46"/>
-    <w:lsdException w:name="List Table 2 Accent 4" w:uiPriority="47"/>
-    <w:lsdException w:name="List Table 3 Accent 4" w:uiPriority="48"/>
-    <w:lsdException w:name="List Table 4 Accent 4" w:uiPriority="49"/>
-    <w:lsdException w:name="List Table 5 Dark Accent 4" w:uiPriority="50"/>
-    <w:lsdException w:name="List Table 6 Colorful Accent 4" w:uiPriority="51"/>
-    <w:lsdException w:name="List Table 7 Colorful Accent 4" w:uiPriority="52"/>
-    <w:lsdException w:name="List Table 1 Light Accent 5" w:uiPriority="46"/>
-    <w:lsdException w:name="List Table 2 Accent 5" w:uiPriority="47"/>
-    <w:lsdException w:name="List Table 3 Accent 5" w:uiPriority="48"/>
-    <w:lsdException w:name="List Table 4 Accent 5" w:uiPriority="49"/>
-    <w:lsdException w:name="List Table 5 Dark Accent 5" w:uiPriority="50"/>
-    <w:lsdException w:name="List Table 6 Colorful Accent 5" w:uiPriority="51"/>
-    <w:lsdException w:name="List Table 7 Colorful Accent 5" w:uiPriority="52"/>
-    <w:lsdException w:name="List Table 1 Light Accent 6" w:uiPriority="46"/>
-    <w:lsdException w:name="List Table 2 Accent 6" w:uiPriority="47"/>
-    <w:lsdException w:name="List Table 3 Accent 6" w:uiPriority="48"/>
-    <w:lsdException w:name="List Table 4 Accent 6" w:uiPriority="49"/>
-    <w:lsdException w:name="List Table 5 Dark Accent 6" w:uiPriority="50"/>
-    <w:lsdException w:name="List Table 6 Colorful Accent 6" w:uiPriority="51"/>
-    <w:lsdException w:name="List Table 7 Colorful Accent 6" w:uiPriority="52"/>
-    <w:lsdException w:name="Mention" w:uiPriority="99" w:semiHidden="1" w:unhideWhenUsed="1"/>
-    <w:lsdException w:name="Smart Hyperlink" w:uiPriority="99" w:semiHidden="1" w:unhideWhenUsed="1"/>
-    <w:lsdException w:name="Hashtag" w:uiPriority="99" w:semiHidden="1" w:unhideWhenUsed="1"/>
-    <w:lsdException w:name="Unresolved Mention" w:uiPriority="99" w:semiHidden="1" w:unhideWhenUsed="1"/>
-    <w:lsdException w:name="Smart Link" w:uiPriority="99" w:semiHidden="1" w:unhideWhenUsed="1"/>
-  </w:latentStyles>
-  <w:style w:type="paragraph" w:styleId="Normal" w:default="1">
+  <w:style w:type="paragraph" w:styleId="Normal">
     <w:name w:val="Normal"/>
     <w:qFormat/>
     <w:pPr>
       <w:widowControl/>
       <w:suppressAutoHyphens w:val="true"/>
+      <w:kinsoku w:val="true"/>
+      <w:overflowPunct w:val="true"/>
+      <w:autoSpaceDE w:val="true"/>
       <w:bidi w:val="0"/>
       <w:spacing w:lineRule="auto" w:line="276" w:before="0" w:after="120"/>
       <w:jc w:val="both"/>
@@ -9915,6 +10261,10 @@
     <w:qFormat/>
     <w:pPr>
       <w:keepNext w:val="true"/>
+      <w:numPr>
+        <w:ilvl w:val="0"/>
+        <w:numId w:val="0"/>
+      </w:numPr>
       <w:pBdr>
         <w:bottom w:val="single" w:sz="6" w:space="2" w:color="1F3864"/>
       </w:pBdr>
@@ -9935,6 +10285,10 @@
     <w:qFormat/>
     <w:pPr>
       <w:keepNext w:val="true"/>
+      <w:numPr>
+        <w:ilvl w:val="0"/>
+        <w:numId w:val="0"/>
+      </w:numPr>
       <w:spacing w:lineRule="auto" w:line="264" w:before="280" w:after="120"/>
       <w:jc w:val="start"/>
       <w:outlineLvl w:val="1"/>
@@ -9949,11 +10303,13 @@
     <w:basedOn w:val="Normal"/>
     <w:next w:val="Normal"/>
     <w:link w:val="Ttulo3Car"/>
-    <w:unhideWhenUsed/>
     <w:qFormat/>
-    <w:rsid w:val="00351c7b"/>
     <w:pPr>
       <w:keepNext w:val="true"/>
+      <w:numPr>
+        <w:ilvl w:val="0"/>
+        <w:numId w:val="0"/>
+      </w:numPr>
       <w:spacing w:lineRule="auto" w:line="264" w:before="200" w:after="80"/>
       <w:jc w:val="start"/>
       <w:outlineLvl w:val="2"/>
@@ -9969,12 +10325,13 @@
     <w:basedOn w:val="Normal"/>
     <w:next w:val="Normal"/>
     <w:link w:val="Ttulo4Car"/>
-    <w:semiHidden/>
-    <w:unhideWhenUsed/>
     <w:qFormat/>
-    <w:rsid w:val="00351c7b"/>
     <w:pPr>
       <w:keepNext w:val="true"/>
+      <w:numPr>
+        <w:ilvl w:val="0"/>
+        <w:numId w:val="0"/>
+      </w:numPr>
       <w:spacing w:before="240" w:after="60"/>
       <w:outlineLvl w:val="3"/>
     </w:pPr>
@@ -9992,11 +10349,12 @@
     <w:basedOn w:val="Normal"/>
     <w:next w:val="Normal"/>
     <w:link w:val="Ttulo5Car"/>
-    <w:semiHidden/>
-    <w:unhideWhenUsed/>
     <w:qFormat/>
-    <w:rsid w:val="00d82243"/>
     <w:pPr>
+      <w:numPr>
+        <w:ilvl w:val="0"/>
+        <w:numId w:val="0"/>
+      </w:numPr>
       <w:spacing w:before="240" w:after="60"/>
       <w:outlineLvl w:val="4"/>
     </w:pPr>
@@ -10010,16 +10368,14 @@
       <w:szCs w:val="26"/>
     </w:rPr>
   </w:style>
-  <w:style w:type="character" w:styleId="DefaultParagraphFont" w:default="1">
+  <w:style w:type="character" w:styleId="DefaultParagraphFont">
     <w:name w:val="Default Paragraph Font"/>
-    <w:uiPriority w:val="1"/>
-    <w:semiHidden/>
-    <w:unhideWhenUsed/>
+    <w:qFormat/>
     <w:rPr/>
   </w:style>
-  <w:style w:type="character" w:styleId="TextoindependienteCar" w:customStyle="1">
+  <w:style w:type="character" w:styleId="TextoindependienteCar">
     <w:name w:val="Texto independiente Car"/>
-    <w:rsid w:val="005a372c"/>
+    <w:qFormat/>
     <w:rPr>
       <w:sz w:val="24"/>
       <w:lang w:val="es-ES_tradnl"/>
@@ -10027,7 +10383,6 @@
   </w:style>
   <w:style w:type="character" w:styleId="Hyperlink">
     <w:name w:val="Hyperlink"/>
-    <w:rsid w:val="005a372c"/>
     <w:rPr>
       <w:rFonts w:cs="Times New Roman"/>
       <w:color w:val="0000FF"/>
@@ -10036,17 +10391,15 @@
   </w:style>
   <w:style w:type="character" w:styleId="Strong">
     <w:name w:val="Strong"/>
-    <w:uiPriority w:val="22"/>
     <w:qFormat/>
-    <w:rsid w:val="005a372c"/>
     <w:rPr>
       <w:b/>
       <w:bCs/>
     </w:rPr>
   </w:style>
-  <w:style w:type="character" w:styleId="textotipotransporte1" w:customStyle="1">
+  <w:style w:type="character" w:styleId="textotipotransporte1">
     <w:name w:val="textotipotransporte1"/>
-    <w:rsid w:val="005a372c"/>
+    <w:qFormat/>
     <w:rPr>
       <w:b/>
       <w:bCs/>
@@ -10058,14 +10411,11 @@
   </w:style>
   <w:style w:type="character" w:styleId="HTMLAcronym">
     <w:name w:val="HTML Acronym"/>
-    <w:uiPriority w:val="99"/>
-    <w:unhideWhenUsed/>
-    <w:rsid w:val="005a372c"/>
+    <w:qFormat/>
     <w:rPr/>
   </w:style>
   <w:style w:type="character" w:styleId="FollowedHyperlink">
     <w:name w:val="FollowedHyperlink"/>
-    <w:rsid w:val="005a372c"/>
     <w:rPr>
       <w:color w:val="800080"/>
       <w:u w:val="single"/>
@@ -10073,22 +10423,20 @@
   </w:style>
   <w:style w:type="character" w:styleId="Emphasis">
     <w:name w:val="Emphasis"/>
-    <w:uiPriority w:val="20"/>
     <w:qFormat/>
-    <w:rsid w:val="00214efd"/>
     <w:rPr>
       <w:i/>
       <w:iCs/>
     </w:rPr>
   </w:style>
-  <w:style w:type="character" w:styleId="EncabezadoCar" w:customStyle="1">
+  <w:style w:type="character" w:styleId="EncabezadoCar">
     <w:name w:val="Encabezado Car"/>
-    <w:rsid w:val="00aa3bc7"/>
+    <w:qFormat/>
     <w:rPr/>
   </w:style>
-  <w:style w:type="character" w:styleId="Ttulo3Car" w:customStyle="1">
+  <w:style w:type="character" w:styleId="Ttulo3Car">
     <w:name w:val="Título 3 Car"/>
-    <w:rsid w:val="00351c7b"/>
+    <w:qFormat/>
     <w:rPr>
       <w:rFonts w:ascii="Cambria" w:hAnsi="Cambria" w:eastAsia="Times New Roman" w:cs="Times New Roman"/>
       <w:b/>
@@ -10097,10 +10445,9 @@
       <w:szCs w:val="26"/>
     </w:rPr>
   </w:style>
-  <w:style w:type="character" w:styleId="Ttulo4Car" w:customStyle="1">
+  <w:style w:type="character" w:styleId="Ttulo4Car">
     <w:name w:val="Título 4 Car"/>
-    <w:semiHidden/>
-    <w:rsid w:val="00351c7b"/>
+    <w:qFormat/>
     <w:rPr>
       <w:rFonts w:ascii="Calibri" w:hAnsi="Calibri" w:eastAsia="Times New Roman" w:cs="Times New Roman"/>
       <w:b/>
@@ -10109,33 +10456,29 @@
       <w:szCs w:val="28"/>
     </w:rPr>
   </w:style>
-  <w:style w:type="character" w:styleId="icboxdatainner" w:customStyle="1">
+  <w:style w:type="character" w:styleId="icboxdatainner">
     <w:name w:val="icbox_datainner"/>
-    <w:rsid w:val="00de3a8c"/>
+    <w:qFormat/>
     <w:rPr/>
   </w:style>
-  <w:style w:type="character" w:styleId="Mencinsinresolver1" w:customStyle="1">
+  <w:style w:type="character" w:styleId="Mencinsinresolver1">
     <w:name w:val="Mención sin resolver1"/>
-    <w:uiPriority w:val="99"/>
-    <w:semiHidden/>
-    <w:unhideWhenUsed/>
-    <w:rsid w:val="00946d86"/>
+    <w:qFormat/>
     <w:rPr>
       <w:color w:val="808080"/>
       <w:shd w:fill="E6E6E6" w:val="clear"/>
     </w:rPr>
   </w:style>
-  <w:style w:type="character" w:styleId="Textoindependiente2Car" w:customStyle="1">
+  <w:style w:type="character" w:styleId="Textoindependiente2Car">
     <w:name w:val="Texto independiente 2 Car"/>
     <w:basedOn w:val="DefaultParagraphFont"/>
     <w:link w:val="BodyText2"/>
-    <w:rsid w:val="00d82243"/>
+    <w:qFormat/>
     <w:rPr/>
   </w:style>
-  <w:style w:type="character" w:styleId="Ttulo5Car" w:customStyle="1">
+  <w:style w:type="character" w:styleId="Ttulo5Car">
     <w:name w:val="Título 5 Car"/>
-    <w:semiHidden/>
-    <w:rsid w:val="00d82243"/>
+    <w:qFormat/>
     <w:rPr>
       <w:rFonts w:ascii="Calibri" w:hAnsi="Calibri"/>
       <w:b/>
@@ -10146,8 +10489,9 @@
       <w:szCs w:val="26"/>
     </w:rPr>
   </w:style>
-  <w:style w:type="character" w:styleId="Bolos">
-    <w:name w:val="Bolos"/>
+  <w:style w:type="character" w:styleId="Bolosuser">
+    <w:name w:val="Bolos (user)"/>
+    <w:qFormat/>
     <w:rPr>
       <w:rFonts w:ascii="OpenSymbol" w:hAnsi="OpenSymbol" w:eastAsia="OpenSymbol" w:cs="OpenSymbol"/>
     </w:rPr>
@@ -10156,6 +10500,7 @@
     <w:name w:val="Título"/>
     <w:basedOn w:val="Normal"/>
     <w:next w:val="BodyText"/>
+    <w:qFormat/>
     <w:pPr>
       <w:keepNext w:val="true"/>
       <w:spacing w:before="240" w:after="120"/>
@@ -10170,7 +10515,6 @@
     <w:name w:val="Body Text"/>
     <w:basedOn w:val="Normal"/>
     <w:link w:val="TextoindependienteCar"/>
-    <w:rsid w:val="005a372c"/>
     <w:pPr>
       <w:spacing w:lineRule="auto" w:line="360"/>
     </w:pPr>
@@ -10189,6 +10533,7 @@
   <w:style w:type="paragraph" w:styleId="Caption">
     <w:name w:val="caption"/>
     <w:basedOn w:val="Normal"/>
+    <w:qFormat/>
     <w:pPr>
       <w:suppressLineNumbers/>
       <w:spacing w:before="120" w:after="120"/>
@@ -10204,6 +10549,7 @@
   <w:style w:type="paragraph" w:styleId="ndice">
     <w:name w:val="Índice"/>
     <w:basedOn w:val="Normal"/>
+    <w:qFormat/>
     <w:pPr>
       <w:suppressLineNumbers/>
     </w:pPr>
@@ -10215,6 +10561,7 @@
     <w:name w:val="Título (user)"/>
     <w:basedOn w:val="Normal"/>
     <w:next w:val="BodyText"/>
+    <w:qFormat/>
     <w:pPr>
       <w:keepNext w:val="true"/>
       <w:spacing w:before="240" w:after="120"/>
@@ -10228,6 +10575,7 @@
   <w:style w:type="paragraph" w:styleId="ndiceuser">
     <w:name w:val="Índice (user)"/>
     <w:basedOn w:val="Normal"/>
+    <w:qFormat/>
     <w:pPr>
       <w:suppressLineNumbers/>
     </w:pPr>
@@ -10235,15 +10583,17 @@
       <w:rFonts w:cs="Arial"/>
     </w:rPr>
   </w:style>
+  <w:style w:type="paragraph" w:styleId="Cabeceraypie">
+    <w:name w:val="Cabecera y pie"/>
+    <w:basedOn w:val="Normal"/>
+    <w:qFormat/>
+    <w:pPr/>
+    <w:rPr/>
+  </w:style>
   <w:style w:type="paragraph" w:styleId="Cabeceraypieuser">
     <w:name w:val="Cabecera y pie (user)"/>
     <w:basedOn w:val="Normal"/>
-    <w:pPr/>
-    <w:rPr/>
-  </w:style>
-  <w:style w:type="paragraph" w:styleId="Cabeceraypie">
-    <w:name w:val="Cabecera y pie"/>
-    <w:basedOn w:val="Normal"/>
+    <w:qFormat/>
     <w:pPr/>
     <w:rPr/>
   </w:style>
@@ -10275,8 +10625,7 @@
   <w:style w:type="paragraph" w:styleId="BalloonText">
     <w:name w:val="Balloon Text"/>
     <w:basedOn w:val="Normal"/>
-    <w:semiHidden/>
-    <w:rsid w:val="006e340c"/>
+    <w:qFormat/>
     <w:pPr/>
     <w:rPr>
       <w:rFonts w:ascii="Tahoma" w:hAnsi="Tahoma" w:cs="Tahoma"/>
@@ -10287,10 +10636,9 @@
   <w:style w:type="paragraph" w:styleId="NormalWeb">
     <w:name w:val="Normal (Web)"/>
     <w:basedOn w:val="Normal"/>
-    <w:uiPriority w:val="99"/>
-    <w:rsid w:val="005a372c"/>
+    <w:qFormat/>
     <w:pPr>
-      <w:spacing w:beforeAutospacing="1" w:afterAutospacing="1"/>
+      <w:spacing w:before="100" w:after="100"/>
     </w:pPr>
     <w:rPr>
       <w:szCs w:val="24"/>
@@ -10300,24 +10648,26 @@
     <w:name w:val="Body Text 2"/>
     <w:basedOn w:val="Normal"/>
     <w:link w:val="Textoindependiente2Car"/>
-    <w:rsid w:val="00d82243"/>
+    <w:qFormat/>
     <w:pPr>
       <w:spacing w:lineRule="auto" w:line="480"/>
     </w:pPr>
     <w:rPr/>
   </w:style>
-  <w:style w:type="paragraph" w:styleId="Contenidodelatabla">
-    <w:name w:val="Contenido de la tabla"/>
+  <w:style w:type="paragraph" w:styleId="Contenidodelatablauser">
+    <w:name w:val="Contenido de la tabla (user)"/>
     <w:basedOn w:val="Normal"/>
+    <w:qFormat/>
     <w:pPr>
       <w:widowControl w:val="false"/>
       <w:suppressLineNumbers/>
     </w:pPr>
     <w:rPr/>
   </w:style>
-  <w:style w:type="paragraph" w:styleId="Ttulodelatabla">
-    <w:name w:val="Título de la tabla"/>
-    <w:basedOn w:val="Contenidodelatabla"/>
+  <w:style w:type="paragraph" w:styleId="Ttulodelatablauser">
+    <w:name w:val="Título de la tabla (user)"/>
+    <w:basedOn w:val="Contenidodelatablauser"/>
+    <w:qFormat/>
     <w:pPr>
       <w:suppressLineNumbers/>
       <w:jc w:val="center"/>
@@ -10327,40 +10677,19 @@
       <w:bCs/>
     </w:rPr>
   </w:style>
-  <w:style w:type="numbering" w:styleId="Ningunalistauser" w:default="1">
-    <w:name w:val="Ninguna lista (user)"/>
-    <w:uiPriority w:val="99"/>
-    <w:semiHidden/>
-    <w:unhideWhenUsed/>
+  <w:style w:type="paragraph" w:styleId="Contenidodelatabla">
+    <w:name w:val="Contenido de la tabla"/>
+    <w:basedOn w:val="Normal"/>
+    <w:qFormat/>
+    <w:pPr>
+      <w:widowControl w:val="false"/>
+      <w:suppressLineNumbers/>
+    </w:pPr>
+    <w:rPr/>
   </w:style>
-  <w:style w:type="table" w:default="1" w:styleId="Tablanormal">
-    <w:name w:val="Normal Table"/>
-    <w:uiPriority w:val="99"/>
-    <w:semiHidden/>
-    <w:unhideWhenUsed/>
-    <w:tblPr>
-      <w:tblCellMar>
-        <w:top w:w="0" w:type="dxa"/>
-        <w:left w:w="108" w:type="dxa"/>
-        <w:bottom w:w="0" w:type="dxa"/>
-        <w:right w:w="108" w:type="dxa"/>
-      </w:tblCellMar>
-    </w:tblPr>
-  </w:style>
-  <w:style w:type="table" w:styleId="Tablaconcuadrcula">
-    <w:name w:val="Table Grid"/>
-    <w:basedOn w:val="Tablanormal"/>
-    <w:rsid w:val="00fa6669"/>
-    <w:tblPr>
-      <w:tblBorders>
-        <w:top w:val="single" w:color="auto" w:sz="4" w:space="0"/>
-        <w:left w:val="single" w:color="auto" w:sz="4" w:space="0"/>
-        <w:bottom w:val="single" w:color="auto" w:sz="4" w:space="0"/>
-        <w:right w:val="single" w:color="auto" w:sz="4" w:space="0"/>
-        <w:insideH w:val="single" w:color="auto" w:sz="4" w:space="0"/>
-        <w:insideV w:val="single" w:color="auto" w:sz="4" w:space="0"/>
-      </w:tblBorders>
-    </w:tblPr>
+  <w:style w:type="numbering" w:styleId="Ningunalista">
+    <w:name w:val="Ninguna lista"/>
+    <w:qFormat/>
   </w:style>
 </w:styles>
 </file>
@@ -10408,108 +10737,14 @@
     </a:clrScheme>
     <a:fontScheme name="Office">
       <a:majorFont>
-        <a:latin typeface="Calibri Light" panose="020F0302020204030204" pitchFamily="0" charset="1"/>
-        <a:ea typeface=""/>
-        <a:cs typeface=""/>
-        <a:font script="Jpan" typeface="游ゴシック Light"/>
-        <a:font script="Hang" typeface="맑은 고딕"/>
-        <a:font script="Hans" typeface="等线 Light"/>
-        <a:font script="Hant" typeface="新細明體"/>
-        <a:font script="Arab" typeface="Times New Roman"/>
-        <a:font script="Hebr" typeface="Times New Roman"/>
-        <a:font script="Thai" typeface="Angsana New"/>
-        <a:font script="Ethi" typeface="Nyala"/>
-        <a:font script="Beng" typeface="Vrinda"/>
-        <a:font script="Gujr" typeface="Shruti"/>
-        <a:font script="Khmr" typeface="MoolBoran"/>
-        <a:font script="Knda" typeface="Tunga"/>
-        <a:font script="Guru" typeface="Raavi"/>
-        <a:font script="Cans" typeface="Euphemia"/>
-        <a:font script="Cher" typeface="Plantagenet Cherokee"/>
-        <a:font script="Yiii" typeface="Microsoft Yi Baiti"/>
-        <a:font script="Tibt" typeface="Microsoft Himalaya"/>
-        <a:font script="Thaa" typeface="MV Boli"/>
-        <a:font script="Deva" typeface="Mangal"/>
-        <a:font script="Telu" typeface="Gautami"/>
-        <a:font script="Taml" typeface="Latha"/>
-        <a:font script="Syrc" typeface="Estrangelo Edessa"/>
-        <a:font script="Orya" typeface="Kalinga"/>
-        <a:font script="Mlym" typeface="Kartika"/>
-        <a:font script="Laoo" typeface="DokChampa"/>
-        <a:font script="Sinh" typeface="Iskoola Pota"/>
-        <a:font script="Mong" typeface="Mongolian Baiti"/>
-        <a:font script="Viet" typeface="Times New Roman"/>
-        <a:font script="Uigh" typeface="Microsoft Uighur"/>
-        <a:font script="Geor" typeface="Sylfaen"/>
-        <a:font script="Armn" typeface="Arial"/>
-        <a:font script="Bugi" typeface="Leelawadee UI"/>
-        <a:font script="Bopo" typeface="Microsoft JhengHei"/>
-        <a:font script="Java" typeface="Javanese Text"/>
-        <a:font script="Lisu" typeface="Segoe UI"/>
-        <a:font script="Mymr" typeface="Myanmar Text"/>
-        <a:font script="Nkoo" typeface="Ebrima"/>
-        <a:font script="Olck" typeface="Nirmala UI"/>
-        <a:font script="Osma" typeface="Ebrima"/>
-        <a:font script="Phag" typeface="Phagspa"/>
-        <a:font script="Syrn" typeface="Estrangelo Edessa"/>
-        <a:font script="Syrj" typeface="Estrangelo Edessa"/>
-        <a:font script="Syre" typeface="Estrangelo Edessa"/>
-        <a:font script="Sora" typeface="Nirmala UI"/>
-        <a:font script="Tale" typeface="Microsoft Tai Le"/>
-        <a:font script="Talu" typeface="Microsoft New Tai Lue"/>
-        <a:font script="Tfng" typeface="Ebrima"/>
+        <a:latin typeface="Arial" pitchFamily="0" charset="1"/>
+        <a:ea typeface="DejaVu Sans" pitchFamily="0" charset="1"/>
+        <a:cs typeface="DejaVu Sans" pitchFamily="0" charset="1"/>
       </a:majorFont>
       <a:minorFont>
-        <a:latin typeface="Calibri" panose="020F0502020204030204" pitchFamily="0" charset="1"/>
-        <a:ea typeface=""/>
-        <a:cs typeface=""/>
-        <a:font script="Jpan" typeface="游明朝"/>
-        <a:font script="Hang" typeface="맑은 고딕"/>
-        <a:font script="Hans" typeface="等线"/>
-        <a:font script="Hant" typeface="新細明體"/>
-        <a:font script="Arab" typeface="Arial"/>
-        <a:font script="Hebr" typeface="Arial"/>
-        <a:font script="Thai" typeface="Cordia New"/>
-        <a:font script="Ethi" typeface="Nyala"/>
-        <a:font script="Beng" typeface="Vrinda"/>
-        <a:font script="Gujr" typeface="Shruti"/>
-        <a:font script="Khmr" typeface="DaunPenh"/>
-        <a:font script="Knda" typeface="Tunga"/>
-        <a:font script="Guru" typeface="Raavi"/>
-        <a:font script="Cans" typeface="Euphemia"/>
-        <a:font script="Cher" typeface="Plantagenet Cherokee"/>
-        <a:font script="Yiii" typeface="Microsoft Yi Baiti"/>
-        <a:font script="Tibt" typeface="Microsoft Himalaya"/>
-        <a:font script="Thaa" typeface="MV Boli"/>
-        <a:font script="Deva" typeface="Mangal"/>
-        <a:font script="Telu" typeface="Gautami"/>
-        <a:font script="Taml" typeface="Latha"/>
-        <a:font script="Syrc" typeface="Estrangelo Edessa"/>
-        <a:font script="Orya" typeface="Kalinga"/>
-        <a:font script="Mlym" typeface="Kartika"/>
-        <a:font script="Laoo" typeface="DokChampa"/>
-        <a:font script="Sinh" typeface="Iskoola Pota"/>
-        <a:font script="Mong" typeface="Mongolian Baiti"/>
-        <a:font script="Viet" typeface="Arial"/>
-        <a:font script="Uigh" typeface="Microsoft Uighur"/>
-        <a:font script="Geor" typeface="Sylfaen"/>
-        <a:font script="Armn" typeface="Arial"/>
-        <a:font script="Bugi" typeface="Leelawadee UI"/>
-        <a:font script="Bopo" typeface="Microsoft JhengHei"/>
-        <a:font script="Java" typeface="Javanese Text"/>
-        <a:font script="Lisu" typeface="Segoe UI"/>
-        <a:font script="Mymr" typeface="Myanmar Text"/>
-        <a:font script="Nkoo" typeface="Ebrima"/>
-        <a:font script="Olck" typeface="Nirmala UI"/>
-        <a:font script="Osma" typeface="Ebrima"/>
-        <a:font script="Phag" typeface="Phagspa"/>
-        <a:font script="Syrn" typeface="Estrangelo Edessa"/>
-        <a:font script="Syrj" typeface="Estrangelo Edessa"/>
-        <a:font script="Syre" typeface="Estrangelo Edessa"/>
-        <a:font script="Sora" typeface="Nirmala UI"/>
-        <a:font script="Tale" typeface="Microsoft Tai Le"/>
-        <a:font script="Talu" typeface="Microsoft New Tai Lue"/>
-        <a:font script="Tfng" typeface="Ebrima"/>
+        <a:latin typeface="Arial" pitchFamily="0" charset="1"/>
+        <a:ea typeface="DejaVu Sans" pitchFamily="0" charset="1"/>
+        <a:cs typeface="DejaVu Sans" pitchFamily="0" charset="1"/>
       </a:minorFont>
     </a:fontScheme>
     <a:fmtScheme>
@@ -10517,67 +10752,25 @@
         <a:solidFill>
           <a:schemeClr val="phClr"/>
         </a:solidFill>
-        <a:gradFill>
-          <a:gsLst>
-            <a:gs pos="0">
-              <a:schemeClr val="phClr">
-                <a:lumMod val="110000"/>
-                <a:tint val="67000"/>
-              </a:schemeClr>
-            </a:gs>
-            <a:gs pos="50000">
-              <a:schemeClr val="phClr">
-                <a:lumMod val="105000"/>
-                <a:tint val="73000"/>
-              </a:schemeClr>
-            </a:gs>
-            <a:gs pos="100000">
-              <a:schemeClr val="phClr">
-                <a:lumMod val="105000"/>
-                <a:tint val="81000"/>
-              </a:schemeClr>
-            </a:gs>
-          </a:gsLst>
-          <a:lin ang="5400000" scaled="0"/>
-          <a:tileRect l="0" t="0" r="0" b="0"/>
-        </a:gradFill>
-        <a:gradFill>
-          <a:gsLst>
-            <a:gs pos="0">
-              <a:schemeClr val="phClr">
-                <a:lumMod val="102000"/>
-                <a:tint val="94000"/>
-              </a:schemeClr>
-            </a:gs>
-            <a:gs pos="50000">
-              <a:schemeClr val="phClr">
-                <a:lumMod val="100000"/>
-                <a:shade val="100000"/>
-              </a:schemeClr>
-            </a:gs>
-            <a:gs pos="100000">
-              <a:schemeClr val="phClr">
-                <a:lumMod val="99000"/>
-                <a:shade val="78000"/>
-              </a:schemeClr>
-            </a:gs>
-          </a:gsLst>
-          <a:lin ang="5400000" scaled="0"/>
-          <a:tileRect l="0" t="0" r="0" b="0"/>
-        </a:gradFill>
+        <a:solidFill>
+          <a:schemeClr val="phClr"/>
+        </a:solidFill>
+        <a:solidFill>
+          <a:schemeClr val="phClr"/>
+        </a:solidFill>
       </a:fillStyleLst>
       <a:lnStyleLst>
         <a:ln w="6350" cap="flat" cmpd="sng" algn="ctr">
           <a:prstDash val="solid"/>
-          <a:miter lim="800000"/>
+          <a:miter/>
         </a:ln>
-        <a:ln w="12700" cap="flat" cmpd="sng" algn="ctr">
+        <a:ln w="6350" cap="flat" cmpd="sng" algn="ctr">
           <a:prstDash val="solid"/>
-          <a:miter lim="800000"/>
+          <a:miter/>
         </a:ln>
-        <a:ln w="19050" cap="flat" cmpd="sng" algn="ctr">
+        <a:ln w="6350" cap="flat" cmpd="sng" algn="ctr">
           <a:prstDash val="solid"/>
-          <a:miter lim="800000"/>
+          <a:miter/>
         </a:ln>
       </a:lnStyleLst>
       <a:effectStyleLst>
@@ -10596,395 +10789,13 @@
           <a:schemeClr val="phClr"/>
         </a:solidFill>
         <a:solidFill>
-          <a:schemeClr val="phClr">
-            <a:tint val="95000"/>
-          </a:schemeClr>
+          <a:schemeClr val="phClr"/>
         </a:solidFill>
-        <a:gradFill>
-          <a:gsLst>
-            <a:gs pos="0">
-              <a:schemeClr val="phClr">
-                <a:tint val="93000"/>
-                <a:shade val="98000"/>
-                <a:lumMod val="102000"/>
-              </a:schemeClr>
-            </a:gs>
-            <a:gs pos="50000">
-              <a:schemeClr val="phClr">
-                <a:tint val="98000"/>
-                <a:shade val="90000"/>
-                <a:lumMod val="103000"/>
-              </a:schemeClr>
-            </a:gs>
-            <a:gs pos="100000">
-              <a:schemeClr val="phClr">
-                <a:shade val="63000"/>
-              </a:schemeClr>
-            </a:gs>
-          </a:gsLst>
-          <a:lin ang="5400000" scaled="0"/>
-          <a:tileRect l="0" t="0" r="0" b="0"/>
-        </a:gradFill>
+        <a:solidFill>
+          <a:schemeClr val="phClr"/>
+        </a:solidFill>
       </a:bgFillStyleLst>
     </a:fmtScheme>
   </a:themeElements>
 </a:theme>
-</file>
-
-<file path=customXml/item1.xml><?xml version="1.0" encoding="utf-8"?>
-<ct:contentTypeSchema xmlns:ct="http://schemas.microsoft.com/office/2006/metadata/contentType" xmlns:ma="http://schemas.microsoft.com/office/2006/metadata/properties/metaAttributes" ct:_="" ma:_="" ma:contentTypeName="Documento" ma:contentTypeID="0x010100EC1D9ACCE468564786D5EFEF19249A28" ma:contentTypeVersion="21" ma:contentTypeDescription="Crear nuevo documento." ma:contentTypeScope="" ma:versionID="5e9ee93a8674b0e1eab59cc9f9a39636">
-  <xsd:schema xmlns:xsd="http://www.w3.org/2001/XMLSchema" xmlns:xs="http://www.w3.org/2001/XMLSchema" xmlns:p="http://schemas.microsoft.com/office/2006/metadata/properties" xmlns:ns2="79746f04-41a5-43c6-85d5-d9d06bd81b39" xmlns:ns3="917d91c4-04ba-41b6-8422-7bb8b9dbb71a" targetNamespace="http://schemas.microsoft.com/office/2006/metadata/properties" ma:root="true" ma:fieldsID="4c1a38109915c9092885587aa83718ee" ns2:_="" ns3:_="">
-    <xsd:import namespace="79746f04-41a5-43c6-85d5-d9d06bd81b39"/>
-    <xsd:import namespace="917d91c4-04ba-41b6-8422-7bb8b9dbb71a"/>
-    <xsd:element name="properties">
-      <xsd:complexType>
-        <xsd:sequence>
-          <xsd:element name="documentManagement">
-            <xsd:complexType>
-              <xsd:all>
-                <xsd:element ref="ns2:SharedWithUsers" minOccurs="0"/>
-                <xsd:element ref="ns2:SharedWithDetails" minOccurs="0"/>
-                <xsd:element ref="ns3:lcf76f155ced4ddcb4097134ff3c332f" minOccurs="0"/>
-                <xsd:element ref="ns2:TaxCatchAll" minOccurs="0"/>
-                <xsd:element ref="ns3:MediaServiceMetadata" minOccurs="0"/>
-                <xsd:element ref="ns3:MediaServiceFastMetadata" minOccurs="0"/>
-                <xsd:element ref="ns3:MediaServiceObjectDetectorVersions" minOccurs="0"/>
-                <xsd:element ref="ns3:MediaServiceOCR" minOccurs="0"/>
-                <xsd:element ref="ns3:MediaServiceGenerationTime" minOccurs="0"/>
-                <xsd:element ref="ns3:MediaServiceEventHashCode" minOccurs="0"/>
-                <xsd:element ref="ns3:Revisor" minOccurs="0"/>
-                <xsd:element ref="ns3:Estado" minOccurs="0"/>
-                <xsd:element ref="ns3:RevisorJCA" minOccurs="0"/>
-                <xsd:element ref="ns3:Solicitud" minOccurs="0"/>
-                <xsd:element ref="ns3:LanzarRevisi_x00f3_n" minOccurs="0"/>
-                <xsd:element ref="ns3:MediaServiceDateTaken" minOccurs="0"/>
-                <xsd:element ref="ns3:MediaServiceSearchProperties" minOccurs="0"/>
-                <xsd:element ref="ns3:MediaLengthInSeconds" minOccurs="0"/>
-              </xsd:all>
-            </xsd:complexType>
-          </xsd:element>
-        </xsd:sequence>
-      </xsd:complexType>
-    </xsd:element>
-  </xsd:schema>
-  <xsd:schema xmlns:xsd="http://www.w3.org/2001/XMLSchema" xmlns:xs="http://www.w3.org/2001/XMLSchema" xmlns:dms="http://schemas.microsoft.com/office/2006/documentManagement/types" xmlns:pc="http://schemas.microsoft.com/office/infopath/2007/PartnerControls" targetNamespace="79746f04-41a5-43c6-85d5-d9d06bd81b39" elementFormDefault="qualified">
-    <xsd:import namespace="http://schemas.microsoft.com/office/2006/documentManagement/types"/>
-    <xsd:import namespace="http://schemas.microsoft.com/office/infopath/2007/PartnerControls"/>
-    <xsd:element name="SharedWithUsers" ma:index="8" nillable="true" ma:displayName="Compartido con" ma:internalName="SharedWithUsers" ma:readOnly="true">
-      <xsd:complexType>
-        <xsd:complexContent>
-          <xsd:extension base="dms:UserMulti">
-            <xsd:sequence>
-              <xsd:element name="UserInfo" minOccurs="0" maxOccurs="unbounded">
-                <xsd:complexType>
-                  <xsd:sequence>
-                    <xsd:element name="DisplayName" type="xsd:string" minOccurs="0"/>
-                    <xsd:element name="AccountId" type="dms:UserId" minOccurs="0" nillable="true"/>
-                    <xsd:element name="AccountType" type="xsd:string" minOccurs="0"/>
-                  </xsd:sequence>
-                </xsd:complexType>
-              </xsd:element>
-            </xsd:sequence>
-          </xsd:extension>
-        </xsd:complexContent>
-      </xsd:complexType>
-    </xsd:element>
-    <xsd:element name="SharedWithDetails" ma:index="9" nillable="true" ma:displayName="Detalles de uso compartido" ma:internalName="SharedWithDetails" ma:readOnly="true">
-      <xsd:simpleType>
-        <xsd:restriction base="dms:Note">
-          <xsd:maxLength value="255"/>
-        </xsd:restriction>
-      </xsd:simpleType>
-    </xsd:element>
-    <xsd:element name="TaxCatchAll" ma:index="12" nillable="true" ma:displayName="Taxonomy Catch All Column" ma:hidden="true" ma:list="{1ed31ca5-8bd6-4df4-9a57-026be036e197}" ma:internalName="TaxCatchAll" ma:showField="CatchAllData" ma:web="79746f04-41a5-43c6-85d5-d9d06bd81b39">
-      <xsd:complexType>
-        <xsd:complexContent>
-          <xsd:extension base="dms:MultiChoiceLookup">
-            <xsd:sequence>
-              <xsd:element name="Value" type="dms:Lookup" maxOccurs="unbounded" minOccurs="0" nillable="true"/>
-            </xsd:sequence>
-          </xsd:extension>
-        </xsd:complexContent>
-      </xsd:complexType>
-    </xsd:element>
-  </xsd:schema>
-  <xsd:schema xmlns:xsd="http://www.w3.org/2001/XMLSchema" xmlns:xs="http://www.w3.org/2001/XMLSchema" xmlns:dms="http://schemas.microsoft.com/office/2006/documentManagement/types" xmlns:pc="http://schemas.microsoft.com/office/infopath/2007/PartnerControls" targetNamespace="917d91c4-04ba-41b6-8422-7bb8b9dbb71a" elementFormDefault="qualified">
-    <xsd:import namespace="http://schemas.microsoft.com/office/2006/documentManagement/types"/>
-    <xsd:import namespace="http://schemas.microsoft.com/office/infopath/2007/PartnerControls"/>
-    <xsd:element name="lcf76f155ced4ddcb4097134ff3c332f" ma:index="11" nillable="true" ma:taxonomy="true" ma:internalName="lcf76f155ced4ddcb4097134ff3c332f" ma:taxonomyFieldName="MediaServiceImageTags" ma:displayName="Etiquetas de imagen" ma:readOnly="false" ma:fieldId="{5cf76f15-5ced-4ddc-b409-7134ff3c332f}" ma:taxonomyMulti="true" ma:sspId="2f81fab6-5715-43b2-96f5-83aa16423119" ma:termSetId="09814cd3-568e-fe90-9814-8d621ff8fb84" ma:anchorId="fba54fb3-c3e1-fe81-a776-ca4b69148c4d" ma:open="true" ma:isKeyword="false">
-      <xsd:complexType>
-        <xsd:sequence>
-          <xsd:element ref="pc:Terms" minOccurs="0" maxOccurs="1"/>
-        </xsd:sequence>
-      </xsd:complexType>
-    </xsd:element>
-    <xsd:element name="MediaServiceMetadata" ma:index="13" nillable="true" ma:displayName="MediaServiceMetadata" ma:hidden="true" ma:internalName="MediaServiceMetadata" ma:readOnly="true">
-      <xsd:simpleType>
-        <xsd:restriction base="dms:Note"/>
-      </xsd:simpleType>
-    </xsd:element>
-    <xsd:element name="MediaServiceFastMetadata" ma:index="14" nillable="true" ma:displayName="MediaServiceFastMetadata" ma:hidden="true" ma:internalName="MediaServiceFastMetadata" ma:readOnly="true">
-      <xsd:simpleType>
-        <xsd:restriction base="dms:Note"/>
-      </xsd:simpleType>
-    </xsd:element>
-    <xsd:element name="MediaServiceObjectDetectorVersions" ma:index="15" nillable="true" ma:displayName="MediaServiceObjectDetectorVersions" ma:hidden="true" ma:indexed="true" ma:internalName="MediaServiceObjectDetectorVersions" ma:readOnly="true">
-      <xsd:simpleType>
-        <xsd:restriction base="dms:Text"/>
-      </xsd:simpleType>
-    </xsd:element>
-    <xsd:element name="MediaServiceOCR" ma:index="16" nillable="true" ma:displayName="Extracted Text" ma:internalName="MediaServiceOCR" ma:readOnly="true">
-      <xsd:simpleType>
-        <xsd:restriction base="dms:Note">
-          <xsd:maxLength value="255"/>
-        </xsd:restriction>
-      </xsd:simpleType>
-    </xsd:element>
-    <xsd:element name="MediaServiceGenerationTime" ma:index="17" nillable="true" ma:displayName="MediaServiceGenerationTime" ma:hidden="true" ma:internalName="MediaServiceGenerationTime" ma:readOnly="true">
-      <xsd:simpleType>
-        <xsd:restriction base="dms:Text"/>
-      </xsd:simpleType>
-    </xsd:element>
-    <xsd:element name="MediaServiceEventHashCode" ma:index="18" nillable="true" ma:displayName="MediaServiceEventHashCode" ma:hidden="true" ma:internalName="MediaServiceEventHashCode" ma:readOnly="true">
-      <xsd:simpleType>
-        <xsd:restriction base="dms:Text"/>
-      </xsd:simpleType>
-    </xsd:element>
-    <xsd:element name="Revisor" ma:index="19" nillable="true" ma:displayName="Revisor" ma:format="Dropdown" ma:list="UserInfo" ma:SharePointGroup="0" ma:internalName="Revisor">
-      <xsd:complexType>
-        <xsd:complexContent>
-          <xsd:extension base="dms:User">
-            <xsd:sequence>
-              <xsd:element name="UserInfo" minOccurs="0" maxOccurs="unbounded">
-                <xsd:complexType>
-                  <xsd:sequence>
-                    <xsd:element name="DisplayName" type="xsd:string" minOccurs="0"/>
-                    <xsd:element name="AccountId" type="dms:UserId" minOccurs="0" nillable="true"/>
-                    <xsd:element name="AccountType" type="xsd:string" minOccurs="0"/>
-                  </xsd:sequence>
-                </xsd:complexType>
-              </xsd:element>
-            </xsd:sequence>
-          </xsd:extension>
-        </xsd:complexContent>
-      </xsd:complexType>
-    </xsd:element>
-    <xsd:element name="Estado" ma:index="20" nillable="true" ma:displayName="Estado" ma:description="Muestra el estado de un archivo. Aprobado, Pendiente o Rechazado" ma:format="Dropdown" ma:internalName="Estado">
-      <xsd:simpleType>
-        <xsd:restriction base="dms:Text">
-          <xsd:maxLength value="255"/>
-        </xsd:restriction>
-      </xsd:simpleType>
-    </xsd:element>
-    <xsd:element name="RevisorJCA" ma:index="21" nillable="true" ma:displayName="RevisorDoc" ma:description="El revisor de la aprobación" ma:format="Dropdown" ma:internalName="RevisorJCA">
-      <xsd:simpleType>
-        <xsd:restriction base="dms:Text">
-          <xsd:maxLength value="255"/>
-        </xsd:restriction>
-      </xsd:simpleType>
-    </xsd:element>
-    <xsd:element name="Solicitud" ma:index="22" nillable="true" ma:displayName="Solicitud" ma:format="Hyperlink" ma:internalName="Solicitud">
-      <xsd:complexType>
-        <xsd:complexContent>
-          <xsd:extension base="dms:URL">
-            <xsd:sequence>
-              <xsd:element name="Url" type="dms:ValidUrl" minOccurs="0" nillable="true"/>
-              <xsd:element name="Description" type="xsd:string" nillable="true"/>
-            </xsd:sequence>
-          </xsd:extension>
-        </xsd:complexContent>
-      </xsd:complexType>
-    </xsd:element>
-    <xsd:element name="LanzarRevisi_x00f3_n" ma:index="23" nillable="true" ma:displayName="Lanzar Revisión" ma:description="Realiza la Petición de Revisión" ma:format="Dropdown" ma:internalName="LanzarRevisi_x00f3_n">
-      <xsd:simpleType>
-        <xsd:restriction base="dms:Text">
-          <xsd:maxLength value="255"/>
-        </xsd:restriction>
-      </xsd:simpleType>
-    </xsd:element>
-    <xsd:element name="MediaServiceDateTaken" ma:index="24" nillable="true" ma:displayName="MediaServiceDateTaken" ma:hidden="true" ma:indexed="true" ma:internalName="MediaServiceDateTaken" ma:readOnly="true">
-      <xsd:simpleType>
-        <xsd:restriction base="dms:Text"/>
-      </xsd:simpleType>
-    </xsd:element>
-    <xsd:element name="MediaServiceSearchProperties" ma:index="25" nillable="true" ma:displayName="MediaServiceSearchProperties" ma:hidden="true" ma:internalName="MediaServiceSearchProperties" ma:readOnly="true">
-      <xsd:simpleType>
-        <xsd:restriction base="dms:Note"/>
-      </xsd:simpleType>
-    </xsd:element>
-    <xsd:element name="MediaLengthInSeconds" ma:index="26" nillable="true" ma:displayName="MediaLengthInSeconds" ma:hidden="true" ma:internalName="MediaLengthInSeconds" ma:readOnly="true">
-      <xsd:simpleType>
-        <xsd:restriction base="dms:Unknown"/>
-      </xsd:simpleType>
-    </xsd:element>
-  </xsd:schema>
-  <xsd:schema xmlns="http://schemas.openxmlformats.org/package/2006/metadata/core-properties" xmlns:xsd="http://www.w3.org/2001/XMLSchema" xmlns:xsi="http://www.w3.org/2001/XMLSchema-instance" xmlns:dc="http://purl.org/dc/elements/1.1/" xmlns:dcterms="http://purl.org/dc/terms/" xmlns:odoc="http://schemas.microsoft.com/internal/obd" targetNamespace="http://schemas.openxmlformats.org/package/2006/metadata/core-properties" elementFormDefault="qualified" attributeFormDefault="unqualified" blockDefault="#all">
-    <xsd:import namespace="http://purl.org/dc/elements/1.1/" schemaLocation="http://dublincore.org/schemas/xmls/qdc/2003/04/02/dc.xsd"/>
-    <xsd:import namespace="http://purl.org/dc/terms/" schemaLocation="http://dublincore.org/schemas/xmls/qdc/2003/04/02/dcterms.xsd"/>
-    <xsd:element name="coreProperties" type="CT_coreProperties"/>
-    <xsd:complexType name="CT_coreProperties">
-      <xsd:all>
-        <xsd:element ref="dc:creator" minOccurs="0" maxOccurs="1"/>
-        <xsd:element ref="dcterms:created" minOccurs="0" maxOccurs="1"/>
-        <xsd:element ref="dc:identifier" minOccurs="0" maxOccurs="1"/>
-        <xsd:element name="contentType" minOccurs="0" maxOccurs="1" type="xsd:string" ma:index="0" ma:displayName="Tipo de contenido"/>
-        <xsd:element ref="dc:title" minOccurs="0" maxOccurs="1" ma:index="4" ma:displayName="Título"/>
-        <xsd:element ref="dc:subject" minOccurs="0" maxOccurs="1"/>
-        <xsd:element ref="dc:description" minOccurs="0" maxOccurs="1"/>
-        <xsd:element name="keywords" minOccurs="0" maxOccurs="1" type="xsd:string"/>
-        <xsd:element ref="dc:language" minOccurs="0" maxOccurs="1"/>
-        <xsd:element name="category" minOccurs="0" maxOccurs="1" type="xsd:string"/>
-        <xsd:element name="version" minOccurs="0" maxOccurs="1" type="xsd:string"/>
-        <xsd:element name="revision" minOccurs="0" maxOccurs="1" type="xsd:string">
-          <xsd:annotation>
-            <xsd:documentation>
-                        This value indicates the number of saves or revisions. The application is responsible for updating this value after each revision.
-                    </xsd:documentation>
-          </xsd:annotation>
-        </xsd:element>
-        <xsd:element name="lastModifiedBy" minOccurs="0" maxOccurs="1" type="xsd:string"/>
-        <xsd:element ref="dcterms:modified" minOccurs="0" maxOccurs="1"/>
-        <xsd:element name="contentStatus" minOccurs="0" maxOccurs="1" type="xsd:string"/>
-      </xsd:all>
-    </xsd:complexType>
-  </xsd:schema>
-  <xs:schema xmlns:pc="http://schemas.microsoft.com/office/infopath/2007/PartnerControls" xmlns:xs="http://www.w3.org/2001/XMLSchema" targetNamespace="http://schemas.microsoft.com/office/infopath/2007/PartnerControls" elementFormDefault="qualified" attributeFormDefault="unqualified">
-    <xs:element name="Person">
-      <xs:complexType>
-        <xs:sequence>
-          <xs:element ref="pc:DisplayName" minOccurs="0"/>
-          <xs:element ref="pc:AccountId" minOccurs="0"/>
-          <xs:element ref="pc:AccountType" minOccurs="0"/>
-        </xs:sequence>
-      </xs:complexType>
-    </xs:element>
-    <xs:element name="DisplayName" type="xs:string"/>
-    <xs:element name="AccountId" type="xs:string"/>
-    <xs:element name="AccountType" type="xs:string"/>
-    <xs:element name="BDCAssociatedEntity">
-      <xs:complexType>
-        <xs:sequence>
-          <xs:element ref="pc:BDCEntity" minOccurs="0" maxOccurs="unbounded"/>
-        </xs:sequence>
-        <xs:attribute ref="pc:EntityNamespace"/>
-        <xs:attribute ref="pc:EntityName"/>
-        <xs:attribute ref="pc:SystemInstanceName"/>
-        <xs:attribute ref="pc:AssociationName"/>
-      </xs:complexType>
-    </xs:element>
-    <xs:attribute name="EntityNamespace" type="xs:string"/>
-    <xs:attribute name="EntityName" type="xs:string"/>
-    <xs:attribute name="SystemInstanceName" type="xs:string"/>
-    <xs:attribute name="AssociationName" type="xs:string"/>
-    <xs:element name="BDCEntity">
-      <xs:complexType>
-        <xs:sequence>
-          <xs:element ref="pc:EntityDisplayName" minOccurs="0"/>
-          <xs:element ref="pc:EntityInstanceReference" minOccurs="0"/>
-          <xs:element ref="pc:EntityId1" minOccurs="0"/>
-          <xs:element ref="pc:EntityId2" minOccurs="0"/>
-          <xs:element ref="pc:EntityId3" minOccurs="0"/>
-          <xs:element ref="pc:EntityId4" minOccurs="0"/>
-          <xs:element ref="pc:EntityId5" minOccurs="0"/>
-        </xs:sequence>
-      </xs:complexType>
-    </xs:element>
-    <xs:element name="EntityDisplayName" type="xs:string"/>
-    <xs:element name="EntityInstanceReference" type="xs:string"/>
-    <xs:element name="EntityId1" type="xs:string"/>
-    <xs:element name="EntityId2" type="xs:string"/>
-    <xs:element name="EntityId3" type="xs:string"/>
-    <xs:element name="EntityId4" type="xs:string"/>
-    <xs:element name="EntityId5" type="xs:string"/>
-    <xs:element name="Terms">
-      <xs:complexType>
-        <xs:sequence>
-          <xs:element ref="pc:TermInfo" minOccurs="0" maxOccurs="unbounded"/>
-        </xs:sequence>
-      </xs:complexType>
-    </xs:element>
-    <xs:element name="TermInfo">
-      <xs:complexType>
-        <xs:sequence>
-          <xs:element ref="pc:TermName" minOccurs="0"/>
-          <xs:element ref="pc:TermId" minOccurs="0"/>
-        </xs:sequence>
-      </xs:complexType>
-    </xs:element>
-    <xs:element name="TermName" type="xs:string"/>
-    <xs:element name="TermId" type="xs:string"/>
-  </xs:schema>
-</ct:contentTypeSchema>
-</file>
-
-<file path=customXml/item2.xml><?xml version="1.0" encoding="utf-8"?>
-<p:properties xmlns:p="http://schemas.microsoft.com/office/2006/metadata/properties" xmlns:xsi="http://www.w3.org/2001/XMLSchema-instance" xmlns:pc="http://schemas.microsoft.com/office/infopath/2007/PartnerControls">
-  <documentManagement>
-    <Estado xmlns="917d91c4-04ba-41b6-8422-7bb8b9dbb71a" xsi:nil="true"/>
-    <TaxCatchAll xmlns="79746f04-41a5-43c6-85d5-d9d06bd81b39" xsi:nil="true"/>
-    <Revisor xmlns="917d91c4-04ba-41b6-8422-7bb8b9dbb71a">
-      <UserInfo>
-        <DisplayName/>
-        <AccountId xsi:nil="true"/>
-        <AccountType/>
-      </UserInfo>
-    </Revisor>
-    <lcf76f155ced4ddcb4097134ff3c332f xmlns="917d91c4-04ba-41b6-8422-7bb8b9dbb71a">
-      <Terms xmlns="http://schemas.microsoft.com/office/infopath/2007/PartnerControls"/>
-    </lcf76f155ced4ddcb4097134ff3c332f>
-    <Solicitud xmlns="917d91c4-04ba-41b6-8422-7bb8b9dbb71a">
-      <Url xsi:nil="true"/>
-      <Description xsi:nil="true"/>
-    </Solicitud>
-    <RevisorJCA xmlns="917d91c4-04ba-41b6-8422-7bb8b9dbb71a" xsi:nil="true"/>
-    <LanzarRevisi_x00f3_n xmlns="917d91c4-04ba-41b6-8422-7bb8b9dbb71a" xsi:nil="true"/>
-  </documentManagement>
-</p:properties>
-</file>
-
-<file path=customXml/item3.xml><?xml version="1.0" encoding="utf-8"?>
-<?mso-contentType ?>
-<FormTemplates xmlns="http://schemas.microsoft.com/sharepoint/v3/contenttype/forms">
-  <Display>DocumentLibraryForm</Display>
-  <Edit>DocumentLibraryForm</Edit>
-  <New>DocumentLibraryForm</New>
-</FormTemplates>
-</file>
-
-<file path=customXml/itemProps1.xml><?xml version="1.0" encoding="utf-8"?>
-<ds:datastoreItem xmlns:ds="http://schemas.openxmlformats.org/officeDocument/2006/customXml" ds:itemID="{4C23BF5E-E74D-4E6B-AE9C-E0943963F33C}">
-  <ds:schemaRefs>
-    <ds:schemaRef ds:uri="http://schemas.microsoft.com/office/2006/metadata/contentType"/>
-    <ds:schemaRef ds:uri="http://schemas.microsoft.com/office/2006/metadata/properties/metaAttributes"/>
-    <ds:schemaRef ds:uri="http://www.w3.org/2001/XMLSchema"/>
-    <ds:schemaRef ds:uri="http://schemas.microsoft.com/office/2006/metadata/properties"/>
-    <ds:schemaRef ds:uri="79746f04-41a5-43c6-85d5-d9d06bd81b39"/>
-    <ds:schemaRef ds:uri="917d91c4-04ba-41b6-8422-7bb8b9dbb71a"/>
-    <ds:schemaRef ds:uri="http://schemas.microsoft.com/office/2006/documentManagement/types"/>
-    <ds:schemaRef ds:uri="http://schemas.microsoft.com/office/infopath/2007/PartnerControls"/>
-    <ds:schemaRef ds:uri="http://schemas.openxmlformats.org/package/2006/metadata/core-properties"/>
-    <ds:schemaRef ds:uri="http://purl.org/dc/elements/1.1/"/>
-    <ds:schemaRef ds:uri="http://purl.org/dc/terms/"/>
-    <ds:schemaRef ds:uri="http://schemas.microsoft.com/internal/obd"/>
-  </ds:schemaRefs>
-</ds:datastoreItem>
-</file>
-
-<file path=customXml/itemProps2.xml><?xml version="1.0" encoding="utf-8"?>
-<ds:datastoreItem xmlns:ds="http://schemas.openxmlformats.org/officeDocument/2006/customXml" ds:itemID="{F96C6FF2-6CD3-4F2F-A8B7-0BBB038D2C36}">
-  <ds:schemaRefs>
-    <ds:schemaRef ds:uri="http://schemas.microsoft.com/office/2006/metadata/properties"/>
-    <ds:schemaRef ds:uri="http://schemas.microsoft.com/office/infopath/2007/PartnerControls"/>
-    <ds:schemaRef ds:uri="917d91c4-04ba-41b6-8422-7bb8b9dbb71a"/>
-    <ds:schemaRef ds:uri="79746f04-41a5-43c6-85d5-d9d06bd81b39"/>
-  </ds:schemaRefs>
-</ds:datastoreItem>
-</file>
-
-<file path=customXml/itemProps3.xml><?xml version="1.0" encoding="utf-8"?>
-<ds:datastoreItem xmlns:ds="http://schemas.openxmlformats.org/officeDocument/2006/customXml" ds:itemID="{9AB8431C-1AA8-43CD-B593-EE3FDFA58D08}">
-  <ds:schemaRefs>
-    <ds:schemaRef ds:uri="http://schemas.microsoft.com/sharepoint/v3/contenttype/forms"/>
-  </ds:schemaRefs>
-</ds:datastoreItem>
 </file>